--- a/NPC_Privacy_Compliance_Dossier_2026-07-12.docx
+++ b/NPC_Privacy_Compliance_Dossier_2026-07-12.docx
@@ -2,33 +2,7 @@
 <file path=word/document.xml><?xml version="1.0" encoding="utf-8"?>
 <w:document xmlns:w="http://schemas.openxmlformats.org/wordprocessingml/2006/main" xmlns:m="http://schemas.openxmlformats.org/officeDocument/2006/math" xmlns:r="http://schemas.openxmlformats.org/officeDocument/2006/relationships" xmlns:o="urn:schemas-microsoft-com:office:office" xmlns:v="urn:schemas-microsoft-com:vml" xmlns:w10="urn:schemas-microsoft-com:office:word" xmlns:a="http://schemas.openxmlformats.org/drawingml/2006/main" xmlns:pic="http://schemas.openxmlformats.org/drawingml/2006/picture" xmlns:wp="http://schemas.openxmlformats.org/drawingml/2006/wordprocessingDrawing">
   <w:body>
-    <w:sdt>
-      <w:sdtPr>
-        <w:docPartObj>
-          <w:docPartGallery w:val="Table of Contents"/>
-          <w:docPartUnique/>
-        </w:docPartObj>
-      </w:sdtPr>
-      <w:sdtContent>
-        <w:p>
-          <w:pPr>
-            <w:pStyle w:val="TOCHeading"/>
-          </w:pPr>
-          <w:r>
-            <w:t xml:space="preserve">Table of Contents</w:t>
-          </w:r>
-        </w:p>
-        <w:p>
-          <w:r>
-            <w:fldChar w:fldCharType="begin" w:dirty="true"/>
-            <w:instrText xml:space="preserve">TOC \o "1-2" \h \z \u</w:instrText>
-            <w:fldChar w:fldCharType="separate"/>
-            <w:fldChar w:fldCharType="end"/>
-          </w:r>
-        </w:p>
-      </w:sdtContent>
-    </w:sdt>
-    <w:bookmarkStart w:id="25" w:name="setnayan-privacy-compliance-dossier"/>
+    <w:bookmarkStart w:id="27" w:name="setnayan-privacy-compliance-dossier"/>
     <w:p>
       <w:pPr>
         <w:pStyle w:val="Heading1"/>
@@ -55,7 +29,7 @@
           <w:b/>
           <w:bCs/>
         </w:rPr>
-        <w:t xml:space="preserve">Status: DPO-prepared DRAFT — pending final legal review before filing.</w:t>
+        <w:t xml:space="preserve">Status: DPO-prepared submission draft — pending final external legal review before filing.</w:t>
       </w:r>
       <w:r>
         <w:t xml:space="preserve"> </w:t>
@@ -108,7 +82,7 @@
         <w:t xml:space="preserve"> </w:t>
       </w:r>
       <w:r>
-        <w:t xml:space="preserve">1.0.</w:t>
+        <w:t xml:space="preserve">2.0 (last updated</w:t>
       </w:r>
       <w:r>
         <w:t xml:space="preserve"> </w:t>
@@ -118,6 +92,19 @@
           <w:b/>
           <w:bCs/>
         </w:rPr>
+        <w:t xml:space="preserve">2026-07-13</w:t>
+      </w:r>
+      <w:r>
+        <w:t xml:space="preserve">).</w:t>
+      </w:r>
+      <w:r>
+        <w:t xml:space="preserve"> </w:t>
+      </w:r>
+      <w:r>
+        <w:rPr>
+          <w:b/>
+          <w:bCs/>
+        </w:rPr>
         <w:t xml:space="preserve">Governing law:</w:t>
       </w:r>
       <w:r>
@@ -125,6 +112,68 @@
       </w:r>
       <w:r>
         <w:t xml:space="preserve">RA 10173 + IRR + NPC Circulars.</w:t>
+      </w:r>
+    </w:p>
+    <w:p>
+      <w:pPr>
+        <w:pStyle w:val="BlockText"/>
+      </w:pPr>
+      <w:r>
+        <w:rPr>
+          <w:b/>
+          <w:bCs/>
+        </w:rPr>
+        <w:t xml:space="preserve">What changed in v2.0 (2026-07-13):</w:t>
+      </w:r>
+      <w:r>
+        <w:t xml:space="preserve"> </w:t>
+      </w:r>
+      <w:r>
+        <w:t xml:space="preserve">the ROPA (§3) and the sensitive-personal-information declaration (§5) were expanded from a customer-centric, biometric-only scope to cover</w:t>
+      </w:r>
+      <w:r>
+        <w:t xml:space="preserve"> </w:t>
+      </w:r>
+      <w:r>
+        <w:rPr>
+          <w:b/>
+          <w:bCs/>
+        </w:rPr>
+        <w:t xml:space="preserve">every category the platform actually processes</w:t>
+      </w:r>
+      <w:r>
+        <w:t xml:space="preserve"> </w:t>
+      </w:r>
+      <w:r>
+        <w:t xml:space="preserve">— self-profile religion / civil status / gender, the dependents &amp; godparents family graph (minors’ data), event honoree / specialty data (incl. christening child data and gender-reveal due-date), e-gift receiving handles, and the vendor-verification identity surface. The subprocessor list (§7) was completed (Persona, TikTok, Suno added). Retention (§3, §8a) was aligned to the</w:t>
+      </w:r>
+      <w:r>
+        <w:t xml:space="preserve"> </w:t>
+      </w:r>
+      <w:r>
+        <w:rPr>
+          <w:b/>
+          <w:bCs/>
+        </w:rPr>
+        <w:t xml:space="preserve">Data Retention Schedule (2026-07-11)</w:t>
+      </w:r>
+      <w:r>
+        <w:t xml:space="preserve"> </w:t>
+      </w:r>
+      <w:r>
+        <w:t xml:space="preserve">with its statutory floors. Driven by the reconciliation in</w:t>
+      </w:r>
+      <w:r>
+        <w:t xml:space="preserve"> </w:t>
+      </w:r>
+      <w:r>
+        <w:rPr>
+          <w:rStyle w:val="VerbatimChar"/>
+        </w:rPr>
+        <w:t xml:space="preserve">Privacy_Reconciliation_Home_and_Data_Flows_2026-07-13.md</w:t>
+      </w:r>
+      <w:r>
+        <w:t xml:space="preserve">. Items still requiring owner/counsel action are consolidated in §11.</w:t>
       </w:r>
     </w:p>
     <w:p>
@@ -319,6 +368,45 @@
             <w:r>
               <w:t xml:space="preserve">dpo@setnayan.com</w:t>
             </w:r>
+            <w:r>
+              <w:t xml:space="preserve"> </w:t>
+            </w:r>
+            <w:r>
+              <w:rPr>
+                <w:i/>
+                <w:iCs/>
+              </w:rPr>
+              <w:t xml:space="preserve">(the contact published on every public surface — privacy notice, cookie policy, acceptable-use, site footer, and schema.org metadata. Older internal/corpus documents that still list</w:t>
+            </w:r>
+            <w:r>
+              <w:rPr>
+                <w:i/>
+                <w:iCs/>
+              </w:rPr>
+              <w:t xml:space="preserve"> </w:t>
+            </w:r>
+            <w:r>
+              <w:rPr>
+                <w:rStyle w:val="VerbatimChar"/>
+                <w:i/>
+                <w:iCs/>
+              </w:rPr>
+              <w:t xml:space="preserve">iscasasolaii@gmail.com</w:t>
+            </w:r>
+            <w:r>
+              <w:rPr>
+                <w:i/>
+                <w:iCs/>
+              </w:rPr>
+              <w:t xml:space="preserve"> </w:t>
+            </w:r>
+            <w:r>
+              <w:rPr>
+                <w:i/>
+                <w:iCs/>
+              </w:rPr>
+              <w:t xml:space="preserve">are to be aligned to this address — see §11.)</w:t>
+            </w:r>
           </w:p>
         </w:tc>
       </w:tr>
@@ -347,6 +435,16 @@
             <w:r>
               <w:t xml:space="preserve">15 business days</w:t>
             </w:r>
+            <w:r>
+              <w:t xml:space="preserve"> </w:t>
+            </w:r>
+            <w:r>
+              <w:rPr>
+                <w:i/>
+                <w:iCs/>
+              </w:rPr>
+              <w:t xml:space="preserve">(the period published in the live privacy notice. The older binding Privacy &amp; Security Policy §9 states 7 business days and is to be reconciled up to 15 — see §11.)</w:t>
+            </w:r>
           </w:p>
         </w:tc>
       </w:tr>
@@ -444,7 +542,36 @@
               <w:t xml:space="preserve"> </w:t>
             </w:r>
             <w:r>
-              <w:t xml:space="preserve">(effective 2026-05-13; last updated 2026-07-12)</w:t>
+              <w:t xml:space="preserve">(effective 2026-05-13;</w:t>
+            </w:r>
+            <w:r>
+              <w:t xml:space="preserve"> </w:t>
+            </w:r>
+            <w:r>
+              <w:rPr>
+                <w:b/>
+                <w:bCs/>
+              </w:rPr>
+              <w:t xml:space="preserve">currently last updated 2026-07-04</w:t>
+            </w:r>
+            <w:r>
+              <w:t xml:space="preserve">). The notice update that adds the faith / minors / e-gift disclosures and corrects the biometric line described in this dossier is</w:t>
+            </w:r>
+            <w:r>
+              <w:t xml:space="preserve"> </w:t>
+            </w:r>
+            <w:r>
+              <w:rPr>
+                <w:b/>
+                <w:bCs/>
+              </w:rPr>
+              <w:t xml:space="preserve">pending</w:t>
+            </w:r>
+            <w:r>
+              <w:t xml:space="preserve"> </w:t>
+            </w:r>
+            <w:r>
+              <w:t xml:space="preserve">— see §11.</w:t>
             </w:r>
           </w:p>
         </w:tc>
@@ -482,7 +609,7 @@
         <w:t xml:space="preserve"> </w:t>
       </w:r>
       <w:r>
-        <w:t xml:space="preserve">is a Philippines-first life-events platform (V1 surface: weddings). It provides three role-routed doorways:</w:t>
+        <w:t xml:space="preserve">is a Philippines-first life-events platform (V1 surface: weddings, with additional event types — birthday, debut, christening, gender reveal, anniversary, reunion, corporate and others — progressively enabled). It provides three role-routed doorways:</w:t>
       </w:r>
     </w:p>
     <w:p>
@@ -498,13 +625,13 @@
           <w:b/>
           <w:bCs/>
         </w:rPr>
-        <w:t xml:space="preserve">Couples/customers</w:t>
-      </w:r>
-      <w:r>
-        <w:t xml:space="preserve"> </w:t>
-      </w:r>
-      <w:r>
-        <w:t xml:space="preserve">plan an event end-to-end (guest lists, vendors, budget, schedule, invitations, media galleries).</w:t>
+        <w:t xml:space="preserve">Couples / customers</w:t>
+      </w:r>
+      <w:r>
+        <w:t xml:space="preserve"> </w:t>
+      </w:r>
+      <w:r>
+        <w:t xml:space="preserve">plan an event end-to-end (guest lists, vendors, budget, schedule, invitations, media galleries) and optionally record personalization and family-milestone details.</w:t>
       </w:r>
     </w:p>
     <w:p>
@@ -526,7 +653,7 @@
         <w:t xml:space="preserve"> </w:t>
       </w:r>
       <w:r>
-        <w:t xml:space="preserve">run a business profile and receive inquiries.</w:t>
+        <w:t xml:space="preserve">run a business profile, submit verification documents, and receive inquiries.</w:t>
       </w:r>
     </w:p>
     <w:p>
@@ -548,7 +675,7 @@
         <w:t xml:space="preserve"> </w:t>
       </w:r>
       <w:r>
-        <w:t xml:space="preserve">(the Setnayan team) run operations and integrity/fraud review.</w:t>
+        <w:t xml:space="preserve">(the Setnayan team) run operations, payment reconciliation, and integrity / fraud review.</w:t>
       </w:r>
     </w:p>
     <w:p>
@@ -556,7 +683,7 @@
         <w:pStyle w:val="FirstParagraph"/>
       </w:pPr>
       <w:r>
-        <w:t xml:space="preserve">Personal data is processed to deliver the planning service, to enable couple↔vendor communication, to process in-app payments, and to protect the marketplace from fraud. Processing is web-based; data resides with the subprocessors in §7.</w:t>
+        <w:t xml:space="preserve">Personal data is processed to deliver the planning service, to enable couple↔vendor communication, to process in-app payments, to verify vendor legitimacy, and to protect the marketplace from fraud. Processing is web-based; data resides with the subprocessors in §7.</w:t>
       </w:r>
     </w:p>
     <w:p>
@@ -581,7 +708,7 @@
         <w:pStyle w:val="FirstParagraph"/>
       </w:pPr>
       <w:r>
-        <w:t xml:space="preserve">Personal data categories, purposes, legal bases, and retention. Retention detail is maintained in the companion</w:t>
+        <w:t xml:space="preserve">Personal-data categories, purposes, legal bases, and retention. Retention detail is maintained in the companion</w:t>
       </w:r>
       <w:r>
         <w:t xml:space="preserve"> </w:t>
@@ -611,6 +738,70 @@
       </w:r>
       <w:r>
         <w:t xml:space="preserve">await external ratification.</w:t>
+      </w:r>
+      <w:r>
+        <w:t xml:space="preserve"> </w:t>
+      </w:r>
+      <w:r>
+        <w:rPr>
+          <w:b/>
+          <w:bCs/>
+        </w:rPr>
+        <w:t xml:space="preserve">Build-state</w:t>
+      </w:r>
+      <w:r>
+        <w:t xml:space="preserve"> </w:t>
+      </w:r>
+      <w:r>
+        <w:t xml:space="preserve">column:</w:t>
+      </w:r>
+      <w:r>
+        <w:t xml:space="preserve"> </w:t>
+      </w:r>
+      <w:r>
+        <w:rPr>
+          <w:i/>
+          <w:iCs/>
+        </w:rPr>
+        <w:t xml:space="preserve">Active</w:t>
+      </w:r>
+      <w:r>
+        <w:t xml:space="preserve"> </w:t>
+      </w:r>
+      <w:r>
+        <w:t xml:space="preserve">= collected in production now;</w:t>
+      </w:r>
+      <w:r>
+        <w:t xml:space="preserve"> </w:t>
+      </w:r>
+      <w:r>
+        <w:rPr>
+          <w:i/>
+          <w:iCs/>
+        </w:rPr>
+        <w:t xml:space="preserve">Gated</w:t>
+      </w:r>
+      <w:r>
+        <w:t xml:space="preserve"> </w:t>
+      </w:r>
+      <w:r>
+        <w:t xml:space="preserve">= shipped behind a feature flag;</w:t>
+      </w:r>
+      <w:r>
+        <w:t xml:space="preserve"> </w:t>
+      </w:r>
+      <w:r>
+        <w:rPr>
+          <w:i/>
+          <w:iCs/>
+        </w:rPr>
+        <w:t xml:space="preserve">Dormant</w:t>
+      </w:r>
+      <w:r>
+        <w:t xml:space="preserve"> </w:t>
+      </w:r>
+      <w:r>
+        <w:t xml:space="preserve">= built but not yet collecting.</w:t>
       </w:r>
     </w:p>
     <w:tbl>
@@ -621,12 +812,13 @@
         <w:tblLook w:firstRow="1" w:lastRow="0" w:firstColumn="0" w:lastColumn="0" w:noHBand="0" w:noVBand="0" w:val="0020"/>
       </w:tblPr>
       <w:tblGrid>
-        <w:gridCol w:w="1320"/>
-        <w:gridCol w:w="1320"/>
-        <w:gridCol w:w="1320"/>
-        <w:gridCol w:w="1320"/>
-        <w:gridCol w:w="1320"/>
-        <w:gridCol w:w="1320"/>
+        <w:gridCol w:w="1131"/>
+        <w:gridCol w:w="1131"/>
+        <w:gridCol w:w="1131"/>
+        <w:gridCol w:w="1131"/>
+        <w:gridCol w:w="1131"/>
+        <w:gridCol w:w="1131"/>
+        <w:gridCol w:w="1131"/>
       </w:tblGrid>
       <w:tr>
         <w:trPr>
@@ -672,7 +864,7 @@
               <w:pStyle w:val="Compact"/>
             </w:pPr>
             <w:r>
-              <w:t xml:space="preserve">Purpose of processing</w:t>
+              <w:t xml:space="preserve">Purpose</w:t>
             </w:r>
           </w:p>
         </w:tc>
@@ -695,6 +887,17 @@
             </w:pPr>
             <w:r>
               <w:t xml:space="preserve">Retention</w:t>
+            </w:r>
+          </w:p>
+        </w:tc>
+        <w:tc>
+          <w:tcPr/>
+          <w:p>
+            <w:pPr>
+              <w:pStyle w:val="Compact"/>
+            </w:pPr>
+            <w:r>
+              <w:t xml:space="preserve">Build-state</w:t>
             </w:r>
           </w:p>
         </w:tc>
@@ -772,7 +975,18 @@
               <w:pStyle w:val="Compact"/>
             </w:pPr>
             <w:r>
-              <w:t xml:space="preserve">Life of account + 30–90-day tail, then purge</w:t>
+              <w:t xml:space="preserve">Life of account + 30-day soft-delete tail, then purge</w:t>
+            </w:r>
+          </w:p>
+        </w:tc>
+        <w:tc>
+          <w:tcPr/>
+          <w:p>
+            <w:pPr>
+              <w:pStyle w:val="Compact"/>
+            </w:pPr>
+            <w:r>
+              <w:t xml:space="preserve">Active</w:t>
             </w:r>
           </w:p>
         </w:tc>
@@ -800,57 +1014,7 @@
                 <w:b/>
                 <w:bCs/>
               </w:rPr>
-              <w:t xml:space="preserve">Event data</w:t>
-            </w:r>
-            <w:r>
-              <w:t xml:space="preserve"> </w:t>
-            </w:r>
-            <w:r>
-              <w:t xml:space="preserve">— guest lists, vendor records, budget items, schedule, mood-board palettes</w:t>
-            </w:r>
-          </w:p>
-        </w:tc>
-        <w:tc>
-          <w:tcPr/>
-          <w:p>
-            <w:pPr>
-              <w:pStyle w:val="Compact"/>
-            </w:pPr>
-            <w:r>
-              <w:t xml:space="preserve">Couples (and guests they enter)</w:t>
-            </w:r>
-          </w:p>
-        </w:tc>
-        <w:tc>
-          <w:tcPr/>
-          <w:p>
-            <w:pPr>
-              <w:pStyle w:val="Compact"/>
-            </w:pPr>
-            <w:r>
-              <w:t xml:space="preserve">Deliver event-planning features the user is paying for</w:t>
-            </w:r>
-          </w:p>
-        </w:tc>
-        <w:tc>
-          <w:tcPr/>
-          <w:p>
-            <w:pPr>
-              <w:pStyle w:val="Compact"/>
-            </w:pPr>
-            <w:r>
-              <w:t xml:space="preserve">§ 12(b) contract</w:t>
-            </w:r>
-          </w:p>
-        </w:tc>
-        <w:tc>
-          <w:tcPr/>
-          <w:p>
-            <w:pPr>
-              <w:pStyle w:val="Compact"/>
-            </w:pPr>
-            <w:r>
-              <w:t xml:space="preserve">5 years from event date</w:t>
+              <w:t xml:space="preserve">Self-profile personalization — religion, civil status, gender/sex</w:t>
             </w:r>
             <w:r>
               <w:t xml:space="preserve"> </w:t>
@@ -860,7 +1024,127 @@
                 <w:i/>
                 <w:iCs/>
               </w:rPr>
-              <w:t xml:space="preserve">(counsel)</w:t>
+              <w:t xml:space="preserve">(sensitive PI)</w:t>
+            </w:r>
+            <w:r>
+              <w:t xml:space="preserve"> </w:t>
+            </w:r>
+            <w:r>
+              <w:t xml:space="preserve">+ per-field consent timestamps (</w:t>
+            </w:r>
+            <w:r>
+              <w:rPr>
+                <w:rStyle w:val="VerbatimChar"/>
+              </w:rPr>
+              <w:t xml:space="preserve">religion_consent_at</w:t>
+            </w:r>
+            <w:r>
+              <w:t xml:space="preserve">,</w:t>
+            </w:r>
+            <w:r>
+              <w:t xml:space="preserve"> </w:t>
+            </w:r>
+            <w:r>
+              <w:rPr>
+                <w:rStyle w:val="VerbatimChar"/>
+              </w:rPr>
+              <w:t xml:space="preserve">civil_status_consent_at</w:t>
+            </w:r>
+            <w:r>
+              <w:t xml:space="preserve">,</w:t>
+            </w:r>
+            <w:r>
+              <w:t xml:space="preserve"> </w:t>
+            </w:r>
+            <w:r>
+              <w:rPr>
+                <w:rStyle w:val="VerbatimChar"/>
+              </w:rPr>
+              <w:t xml:space="preserve">sex_consent_at</w:t>
+            </w:r>
+            <w:r>
+              <w:t xml:space="preserve">)</w:t>
+            </w:r>
+          </w:p>
+        </w:tc>
+        <w:tc>
+          <w:tcPr/>
+          <w:p>
+            <w:pPr>
+              <w:pStyle w:val="Compact"/>
+            </w:pPr>
+            <w:r>
+              <w:t xml:space="preserve">Account holders (adults)</w:t>
+            </w:r>
+          </w:p>
+        </w:tc>
+        <w:tc>
+          <w:tcPr/>
+          <w:p>
+            <w:pPr>
+              <w:pStyle w:val="Compact"/>
+            </w:pPr>
+            <w:r>
+              <w:t xml:space="preserve">Optional personalization — faith-appropriate suggestions, event-type relevance, salutation. Reference-only; not required to use the service</w:t>
+            </w:r>
+          </w:p>
+        </w:tc>
+        <w:tc>
+          <w:tcPr/>
+          <w:p>
+            <w:pPr>
+              <w:pStyle w:val="Compact"/>
+            </w:pPr>
+            <w:r>
+              <w:t xml:space="preserve">§ 13(a)</w:t>
+            </w:r>
+            <w:r>
+              <w:t xml:space="preserve"> </w:t>
+            </w:r>
+            <w:r>
+              <w:rPr>
+                <w:b/>
+                <w:bCs/>
+              </w:rPr>
+              <w:t xml:space="preserve">explicit consent</w:t>
+            </w:r>
+            <w:r>
+              <w:t xml:space="preserve"> </w:t>
+            </w:r>
+            <w:r>
+              <w:t xml:space="preserve">(self-provided, timestamped; withdrawable)</w:t>
+            </w:r>
+          </w:p>
+        </w:tc>
+        <w:tc>
+          <w:tcPr/>
+          <w:p>
+            <w:pPr>
+              <w:pStyle w:val="Compact"/>
+            </w:pPr>
+            <w:r>
+              <w:t xml:space="preserve">Life of account; cleared on withdrawal or account deletion</w:t>
+            </w:r>
+          </w:p>
+        </w:tc>
+        <w:tc>
+          <w:tcPr/>
+          <w:p>
+            <w:pPr>
+              <w:pStyle w:val="Compact"/>
+            </w:pPr>
+            <w:r>
+              <w:rPr>
+                <w:b/>
+                <w:bCs/>
+              </w:rPr>
+              <w:t xml:space="preserve">Active</w:t>
+            </w:r>
+            <w:r>
+              <w:t xml:space="preserve"> </w:t>
+            </w:r>
+            <w:r>
+              <w:t xml:space="preserve">(self opt-in; no feature flag)</w:t>
             </w:r>
           </w:p>
         </w:tc>
@@ -888,35 +1172,35 @@
                 <w:b/>
                 <w:bCs/>
               </w:rPr>
-              <w:t xml:space="preserve">In-app messages</w:t>
-            </w:r>
-            <w:r>
-              <w:t xml:space="preserve"> </w:t>
-            </w:r>
-            <w:r>
-              <w:t xml:space="preserve">— couple↔vendor chat</w:t>
-            </w:r>
-          </w:p>
-        </w:tc>
-        <w:tc>
-          <w:tcPr/>
-          <w:p>
-            <w:pPr>
-              <w:pStyle w:val="Compact"/>
-            </w:pPr>
-            <w:r>
-              <w:t xml:space="preserve">Couples, vendors</w:t>
-            </w:r>
-          </w:p>
-        </w:tc>
-        <w:tc>
-          <w:tcPr/>
-          <w:p>
-            <w:pPr>
-              <w:pStyle w:val="Compact"/>
-            </w:pPr>
-            <w:r>
-              <w:t xml:space="preserve">Enable coordination between parties</w:t>
+              <w:t xml:space="preserve">Event data</w:t>
+            </w:r>
+            <w:r>
+              <w:t xml:space="preserve"> </w:t>
+            </w:r>
+            <w:r>
+              <w:t xml:space="preserve">— guest lists, vendor records, budget items, schedule, mood-board palettes</w:t>
+            </w:r>
+          </w:p>
+        </w:tc>
+        <w:tc>
+          <w:tcPr/>
+          <w:p>
+            <w:pPr>
+              <w:pStyle w:val="Compact"/>
+            </w:pPr>
+            <w:r>
+              <w:t xml:space="preserve">Couples (and guests they enter)</w:t>
+            </w:r>
+          </w:p>
+        </w:tc>
+        <w:tc>
+          <w:tcPr/>
+          <w:p>
+            <w:pPr>
+              <w:pStyle w:val="Compact"/>
+            </w:pPr>
+            <w:r>
+              <w:t xml:space="preserve">Deliver event-planning features the user is paying for</w:t>
             </w:r>
           </w:p>
         </w:tc>
@@ -952,6 +1236,17 @@
             </w:r>
           </w:p>
         </w:tc>
+        <w:tc>
+          <w:tcPr/>
+          <w:p>
+            <w:pPr>
+              <w:pStyle w:val="Compact"/>
+            </w:pPr>
+            <w:r>
+              <w:t xml:space="preserve">Active</w:t>
+            </w:r>
+          </w:p>
+        </w:tc>
       </w:tr>
       <w:tr>
         <w:tc>
@@ -976,67 +1271,149 @@
                 <w:b/>
                 <w:bCs/>
               </w:rPr>
-              <w:t xml:space="preserve">Payment metadata</w:t>
-            </w:r>
-            <w:r>
-              <w:t xml:space="preserve"> </w:t>
-            </w:r>
-            <w:r>
-              <w:t xml:space="preserve">— order amounts, reference codes, channel, payment-proof screenshots</w:t>
-            </w:r>
-          </w:p>
-        </w:tc>
-        <w:tc>
-          <w:tcPr/>
-          <w:p>
-            <w:pPr>
-              <w:pStyle w:val="Compact"/>
-            </w:pPr>
-            <w:r>
-              <w:t xml:space="preserve">Paying users</w:t>
-            </w:r>
-          </w:p>
-        </w:tc>
-        <w:tc>
-          <w:tcPr/>
-          <w:p>
-            <w:pPr>
-              <w:pStyle w:val="Compact"/>
-            </w:pPr>
-            <w:r>
-              <w:t xml:space="preserve">Process + reconcile in-app payments; issue Official Receipts</w:t>
-            </w:r>
-          </w:p>
-        </w:tc>
-        <w:tc>
-          <w:tcPr/>
-          <w:p>
-            <w:pPr>
-              <w:pStyle w:val="Compact"/>
-            </w:pPr>
-            <w:r>
-              <w:t xml:space="preserve">§ 12(c) legal obligation (NIRC/BIR)</w:t>
-            </w:r>
-          </w:p>
-        </w:tc>
-        <w:tc>
-          <w:tcPr/>
-          <w:p>
-            <w:pPr>
-              <w:pStyle w:val="Compact"/>
-            </w:pPr>
-            <w:r>
-              <w:rPr>
-                <w:b/>
-                <w:bCs/>
-              </w:rPr>
-              <w:t xml:space="preserve">10 years</w:t>
-            </w:r>
-            <w:r>
-              <w:t xml:space="preserve"> </w:t>
-            </w:r>
-            <w:r>
-              <w:t xml:space="preserve">— legal floor (BIR RR 17-2013)</w:t>
+              <w:t xml:space="preserve">Event honoree / specialty details</w:t>
+            </w:r>
+            <w:r>
+              <w:t xml:space="preserve"> </w:t>
+            </w:r>
+            <w:r>
+              <w:t xml:space="preserve">— e.g. christening</w:t>
+            </w:r>
+            <w:r>
+              <w:t xml:space="preserve"> </w:t>
+            </w:r>
+            <w:r>
+              <w:rPr>
+                <w:b/>
+                <w:bCs/>
+              </w:rPr>
+              <w:t xml:space="preserve">child name, birth date, gender</w:t>
+            </w:r>
+            <w:r>
+              <w:t xml:space="preserve"> </w:t>
+            </w:r>
+            <w:r>
+              <w:t xml:space="preserve">+ rite; gender-reveal</w:t>
+            </w:r>
+            <w:r>
+              <w:t xml:space="preserve"> </w:t>
+            </w:r>
+            <w:r>
+              <w:rPr>
+                <w:b/>
+                <w:bCs/>
+              </w:rPr>
+              <w:t xml:space="preserve">parents’ names + expected due-date</w:t>
+            </w:r>
+            <w:r>
+              <w:t xml:space="preserve">; birthday celebrant name + age; debut celebrant; wedding</w:t>
+            </w:r>
+            <w:r>
+              <w:t xml:space="preserve"> </w:t>
+            </w:r>
+            <w:r>
+              <w:rPr>
+                <w:b/>
+                <w:bCs/>
+              </w:rPr>
+              <w:t xml:space="preserve">ceremony rite</w:t>
+            </w:r>
+            <w:r>
+              <w:t xml:space="preserve"> </w:t>
+            </w:r>
+            <w:r>
+              <w:rPr>
+                <w:i/>
+                <w:iCs/>
+              </w:rPr>
+              <w:t xml:space="preserve">(contains sensitive PI + minors’ data — see §5)</w:t>
+            </w:r>
+          </w:p>
+        </w:tc>
+        <w:tc>
+          <w:tcPr/>
+          <w:p>
+            <w:pPr>
+              <w:pStyle w:val="Compact"/>
+            </w:pPr>
+            <w:r>
+              <w:t xml:space="preserve">Couples; the named honoree (may be a minor or a non-account third party)</w:t>
+            </w:r>
+          </w:p>
+        </w:tc>
+        <w:tc>
+          <w:tcPr/>
+          <w:p>
+            <w:pPr>
+              <w:pStyle w:val="Compact"/>
+            </w:pPr>
+            <w:r>
+              <w:t xml:space="preserve">Configure the specific event the couple is planning</w:t>
+            </w:r>
+          </w:p>
+        </w:tc>
+        <w:tc>
+          <w:tcPr/>
+          <w:p>
+            <w:pPr>
+              <w:pStyle w:val="Compact"/>
+            </w:pPr>
+            <w:r>
+              <w:t xml:space="preserve">§ 12(b) contract; § 13(a) consent of the enrolling account holder / guardian for the honoree’s sensitive attributes</w:t>
+            </w:r>
+          </w:p>
+        </w:tc>
+        <w:tc>
+          <w:tcPr/>
+          <w:p>
+            <w:pPr>
+              <w:pStyle w:val="Compact"/>
+            </w:pPr>
+            <w:r>
+              <w:t xml:space="preserve">With the event record, 5 years from event date</w:t>
+            </w:r>
+            <w:r>
+              <w:t xml:space="preserve"> </w:t>
+            </w:r>
+            <w:r>
+              <w:rPr>
+                <w:i/>
+                <w:iCs/>
+              </w:rPr>
+              <w:t xml:space="preserve">(counsel)</w:t>
+            </w:r>
+          </w:p>
+        </w:tc>
+        <w:tc>
+          <w:tcPr/>
+          <w:p>
+            <w:pPr>
+              <w:pStyle w:val="Compact"/>
+            </w:pPr>
+            <w:r>
+              <w:rPr>
+                <w:b/>
+                <w:bCs/>
+              </w:rPr>
+              <w:t xml:space="preserve">Active</w:t>
+            </w:r>
+            <w:r>
+              <w:t xml:space="preserve"> </w:t>
+            </w:r>
+            <w:r>
+              <w:t xml:space="preserve">(in</w:t>
+            </w:r>
+            <w:r>
+              <w:t xml:space="preserve"> </w:t>
+            </w:r>
+            <w:r>
+              <w:rPr>
+                <w:rStyle w:val="VerbatimChar"/>
+              </w:rPr>
+              <w:t xml:space="preserve">events.signature_details</w:t>
+            </w:r>
+            <w:r>
+              <w:t xml:space="preserve">; no feature flag, no separate consent timestamp — documented as-is; see §11)</w:t>
             </w:r>
           </w:p>
         </w:tc>
@@ -1064,61 +1441,183 @@
                 <w:b/>
                 <w:bCs/>
               </w:rPr>
-              <w:t xml:space="preserve">Contracts + e-signatures</w:t>
-            </w:r>
-          </w:p>
-        </w:tc>
-        <w:tc>
-          <w:tcPr/>
-          <w:p>
-            <w:pPr>
-              <w:pStyle w:val="Compact"/>
-            </w:pPr>
-            <w:r>
-              <w:t xml:space="preserve">Couples, vendors</w:t>
-            </w:r>
-          </w:p>
-        </w:tc>
-        <w:tc>
-          <w:tcPr/>
-          <w:p>
-            <w:pPr>
-              <w:pStyle w:val="Compact"/>
-            </w:pPr>
-            <w:r>
-              <w:t xml:space="preserve">Vendor engagement records</w:t>
-            </w:r>
-          </w:p>
-        </w:tc>
-        <w:tc>
-          <w:tcPr/>
-          <w:p>
-            <w:pPr>
-              <w:pStyle w:val="Compact"/>
-            </w:pPr>
-            <w:r>
-              <w:t xml:space="preserve">§ 12(c) legal obligation; Civil Code Art. 1144</w:t>
-            </w:r>
-          </w:p>
-        </w:tc>
-        <w:tc>
-          <w:tcPr/>
-          <w:p>
-            <w:pPr>
-              <w:pStyle w:val="Compact"/>
-            </w:pPr>
-            <w:r>
-              <w:rPr>
-                <w:b/>
-                <w:bCs/>
-              </w:rPr>
-              <w:t xml:space="preserve">10 years</w:t>
-            </w:r>
-            <w:r>
-              <w:t xml:space="preserve"> </w:t>
-            </w:r>
-            <w:r>
-              <w:t xml:space="preserve">— legal floor</w:t>
+              <w:t xml:space="preserve">Family graph — dependents &amp; godparents.</w:t>
+            </w:r>
+            <w:r>
+              <w:t xml:space="preserve"> </w:t>
+            </w:r>
+            <w:r>
+              <w:t xml:space="preserve">Dependent: name,</w:t>
+            </w:r>
+            <w:r>
+              <w:t xml:space="preserve"> </w:t>
+            </w:r>
+            <w:r>
+              <w:rPr>
+                <w:b/>
+                <w:bCs/>
+              </w:rPr>
+              <w:t xml:space="preserve">birth date, sex, religion</w:t>
+            </w:r>
+            <w:r>
+              <w:t xml:space="preserve"> </w:t>
+            </w:r>
+            <w:r>
+              <w:t xml:space="preserve">(+ guardian-consent timestamps). Godparent: name,</w:t>
+            </w:r>
+            <w:r>
+              <w:t xml:space="preserve"> </w:t>
+            </w:r>
+            <w:r>
+              <w:rPr>
+                <w:b/>
+                <w:bCs/>
+              </w:rPr>
+              <w:t xml:space="preserve">email</w:t>
+            </w:r>
+            <w:r>
+              <w:t xml:space="preserve"> </w:t>
+            </w:r>
+            <w:r>
+              <w:t xml:space="preserve">(a third party), role, reminder preference</w:t>
+            </w:r>
+          </w:p>
+        </w:tc>
+        <w:tc>
+          <w:tcPr/>
+          <w:p>
+            <w:pPr>
+              <w:pStyle w:val="Compact"/>
+            </w:pPr>
+            <w:r>
+              <w:t xml:space="preserve">Account holder; their</w:t>
+            </w:r>
+            <w:r>
+              <w:t xml:space="preserve"> </w:t>
+            </w:r>
+            <w:r>
+              <w:rPr>
+                <w:b/>
+                <w:bCs/>
+              </w:rPr>
+              <w:t xml:space="preserve">dependents (incl. minors)</w:t>
+            </w:r>
+            <w:r>
+              <w:t xml:space="preserve">; godparents (third parties)</w:t>
+            </w:r>
+          </w:p>
+        </w:tc>
+        <w:tc>
+          <w:tcPr/>
+          <w:p>
+            <w:pPr>
+              <w:pStyle w:val="Compact"/>
+            </w:pPr>
+            <w:r>
+              <w:t xml:space="preserve">Optional family-milestone tracking (upcoming faith rites, godchild-birthday reminders)</w:t>
+            </w:r>
+          </w:p>
+        </w:tc>
+        <w:tc>
+          <w:tcPr/>
+          <w:p>
+            <w:pPr>
+              <w:pStyle w:val="Compact"/>
+            </w:pPr>
+            <w:r>
+              <w:t xml:space="preserve">§ 12(a)/13(a)</w:t>
+            </w:r>
+            <w:r>
+              <w:t xml:space="preserve"> </w:t>
+            </w:r>
+            <w:r>
+              <w:rPr>
+                <w:b/>
+                <w:bCs/>
+              </w:rPr>
+              <w:t xml:space="preserve">guardian consent</w:t>
+            </w:r>
+            <w:r>
+              <w:t xml:space="preserve"> </w:t>
+            </w:r>
+            <w:r>
+              <w:t xml:space="preserve">(timestamped) for the dependent’s sensitive attributes; § 12(f) legitimate interest for godparent reminder delivery</w:t>
+            </w:r>
+          </w:p>
+        </w:tc>
+        <w:tc>
+          <w:tcPr/>
+          <w:p>
+            <w:pPr>
+              <w:pStyle w:val="Compact"/>
+            </w:pPr>
+            <w:r>
+              <w:t xml:space="preserve">Life of account; deleted on withdrawal / account deletion. Shared-child records readable by a spouse account under a household model and</w:t>
+            </w:r>
+            <w:r>
+              <w:t xml:space="preserve"> </w:t>
+            </w:r>
+            <w:r>
+              <w:rPr>
+                <w:b/>
+                <w:bCs/>
+              </w:rPr>
+              <w:t xml:space="preserve">retained after separation</w:t>
+            </w:r>
+            <w:r>
+              <w:t xml:space="preserve"> </w:t>
+            </w:r>
+            <w:r>
+              <w:t xml:space="preserve">for continued co-parenting access (owner-defined)</w:t>
+            </w:r>
+          </w:p>
+        </w:tc>
+        <w:tc>
+          <w:tcPr/>
+          <w:p>
+            <w:pPr>
+              <w:pStyle w:val="Compact"/>
+            </w:pPr>
+            <w:r>
+              <w:rPr>
+                <w:b/>
+                <w:bCs/>
+              </w:rPr>
+              <w:t xml:space="preserve">Gated</w:t>
+            </w:r>
+            <w:r>
+              <w:t xml:space="preserve"> </w:t>
+            </w:r>
+            <w:r>
+              <w:t xml:space="preserve">by</w:t>
+            </w:r>
+            <w:r>
+              <w:t xml:space="preserve"> </w:t>
+            </w:r>
+            <w:r>
+              <w:rPr>
+                <w:rStyle w:val="VerbatimChar"/>
+              </w:rPr>
+              <w:t xml:space="preserve">NEXT_PUBLIC_DEPENDENT_PEOPLE</w:t>
+            </w:r>
+            <w:r>
+              <w:t xml:space="preserve">;</w:t>
+            </w:r>
+            <w:r>
+              <w:t xml:space="preserve"> </w:t>
+            </w:r>
+            <w:r>
+              <w:rPr>
+                <w:b/>
+                <w:bCs/>
+              </w:rPr>
+              <w:t xml:space="preserve">reported enabled in production (2026-07-13)</w:t>
+            </w:r>
+            <w:r>
+              <w:t xml:space="preserve"> </w:t>
+            </w:r>
+            <w:r>
+              <w:t xml:space="preserve">→ treat as Active</w:t>
             </w:r>
           </w:p>
         </w:tc>
@@ -1146,7 +1645,57 @@
                 <w:b/>
                 <w:bCs/>
               </w:rPr>
-              <w:t xml:space="preserve">Biometric — facial-geometry vectors</w:t>
+              <w:t xml:space="preserve">In-app messages</w:t>
+            </w:r>
+            <w:r>
+              <w:t xml:space="preserve"> </w:t>
+            </w:r>
+            <w:r>
+              <w:t xml:space="preserve">— couple↔vendor chat</w:t>
+            </w:r>
+          </w:p>
+        </w:tc>
+        <w:tc>
+          <w:tcPr/>
+          <w:p>
+            <w:pPr>
+              <w:pStyle w:val="Compact"/>
+            </w:pPr>
+            <w:r>
+              <w:t xml:space="preserve">Couples, vendors</w:t>
+            </w:r>
+          </w:p>
+        </w:tc>
+        <w:tc>
+          <w:tcPr/>
+          <w:p>
+            <w:pPr>
+              <w:pStyle w:val="Compact"/>
+            </w:pPr>
+            <w:r>
+              <w:t xml:space="preserve">Enable coordination between parties</w:t>
+            </w:r>
+          </w:p>
+        </w:tc>
+        <w:tc>
+          <w:tcPr/>
+          <w:p>
+            <w:pPr>
+              <w:pStyle w:val="Compact"/>
+            </w:pPr>
+            <w:r>
+              <w:t xml:space="preserve">§ 12(b) contract</w:t>
+            </w:r>
+          </w:p>
+        </w:tc>
+        <w:tc>
+          <w:tcPr/>
+          <w:p>
+            <w:pPr>
+              <w:pStyle w:val="Compact"/>
+            </w:pPr>
+            <w:r>
+              <w:t xml:space="preserve">5 years from event date</w:t>
             </w:r>
             <w:r>
               <w:t xml:space="preserve"> </w:t>
@@ -1156,64 +1705,18 @@
                 <w:i/>
                 <w:iCs/>
               </w:rPr>
-              <w:t xml:space="preserve">(sensitive personal information)</w:t>
-            </w:r>
-          </w:p>
-        </w:tc>
-        <w:tc>
-          <w:tcPr/>
-          <w:p>
-            <w:pPr>
-              <w:pStyle w:val="Compact"/>
-            </w:pPr>
-            <w:r>
-              <w:t xml:space="preserve">Guests/users who opt in (adults 18+)</w:t>
-            </w:r>
-          </w:p>
-        </w:tc>
-        <w:tc>
-          <w:tcPr/>
-          <w:p>
-            <w:pPr>
-              <w:pStyle w:val="Compact"/>
-            </w:pPr>
-            <w:r>
-              <w:t xml:space="preserve">Optional automatic photo-matching within a single event</w:t>
-            </w:r>
-          </w:p>
-        </w:tc>
-        <w:tc>
-          <w:tcPr/>
-          <w:p>
-            <w:pPr>
-              <w:pStyle w:val="Compact"/>
-            </w:pPr>
-            <w:r>
-              <w:t xml:space="preserve">§ 13(a)</w:t>
-            </w:r>
-            <w:r>
-              <w:t xml:space="preserve"> </w:t>
-            </w:r>
-            <w:r>
-              <w:rPr>
-                <w:b/>
-                <w:bCs/>
-              </w:rPr>
-              <w:t xml:space="preserve">explicit opt-in consent</w:t>
-            </w:r>
-            <w:r>
-              <w:t xml:space="preserve">, timestamped at enrolment</w:t>
-            </w:r>
-          </w:p>
-        </w:tc>
-        <w:tc>
-          <w:tcPr/>
-          <w:p>
-            <w:pPr>
-              <w:pStyle w:val="Compact"/>
-            </w:pPr>
-            <w:r>
-              <w:t xml:space="preserve">Per-event only; revocable on request; purged with media (≤5y)</w:t>
+              <w:t xml:space="preserve">(counsel)</w:t>
+            </w:r>
+          </w:p>
+        </w:tc>
+        <w:tc>
+          <w:tcPr/>
+          <w:p>
+            <w:pPr>
+              <w:pStyle w:val="Compact"/>
+            </w:pPr>
+            <w:r>
+              <w:t xml:space="preserve">Active</w:t>
             </w:r>
           </w:p>
         </w:tc>
@@ -1241,83 +1744,320 @@
                 <w:b/>
                 <w:bCs/>
               </w:rPr>
-              <w:t xml:space="preserve">Device identifier</w:t>
-            </w:r>
-            <w:r>
-              <w:t xml:space="preserve"> </w:t>
-            </w:r>
-            <w:r>
-              <w:t xml:space="preserve">— one-way hashed, first-party per-browser id</w:t>
-            </w:r>
-          </w:p>
-        </w:tc>
-        <w:tc>
-          <w:tcPr/>
-          <w:p>
-            <w:pPr>
-              <w:pStyle w:val="Compact"/>
-            </w:pPr>
-            <w:r>
-              <w:t xml:space="preserve">Signed-in users</w:t>
-            </w:r>
-          </w:p>
-        </w:tc>
-        <w:tc>
-          <w:tcPr/>
-          <w:p>
-            <w:pPr>
-              <w:pStyle w:val="Compact"/>
-            </w:pPr>
-            <w:r>
-              <w:rPr>
-                <w:b/>
-                <w:bCs/>
-              </w:rPr>
-              <w:t xml:space="preserve">Fraud prevention</w:t>
-            </w:r>
-            <w:r>
-              <w:t xml:space="preserve"> </w:t>
-            </w:r>
-            <w:r>
-              <w:t xml:space="preserve">— detect fake / duplicate / sock-puppet accounts</w:t>
-            </w:r>
-          </w:p>
-        </w:tc>
-        <w:tc>
-          <w:tcPr/>
-          <w:p>
-            <w:pPr>
-              <w:pStyle w:val="Compact"/>
-            </w:pPr>
-            <w:r>
-              <w:t xml:space="preserve">§ 12(f)</w:t>
-            </w:r>
-            <w:r>
-              <w:t xml:space="preserve"> </w:t>
-            </w:r>
-            <w:r>
-              <w:rPr>
-                <w:b/>
-                <w:bCs/>
-              </w:rPr>
-              <w:t xml:space="preserve">legitimate interest</w:t>
-            </w:r>
-            <w:r>
-              <w:t xml:space="preserve"> </w:t>
-            </w:r>
-            <w:r>
-              <w:t xml:space="preserve">(fraud prevention + protecting vendors)</w:t>
-            </w:r>
-          </w:p>
-        </w:tc>
-        <w:tc>
-          <w:tcPr/>
-          <w:p>
-            <w:pPr>
-              <w:pStyle w:val="Compact"/>
-            </w:pPr>
-            <w:r>
-              <w:t xml:space="preserve">Life of account; rolling-prune device rows unused &gt; 24 months</w:t>
+              <w:t xml:space="preserve">Payment metadata</w:t>
+            </w:r>
+            <w:r>
+              <w:t xml:space="preserve"> </w:t>
+            </w:r>
+            <w:r>
+              <w:t xml:space="preserve">— order amounts, reference codes, channel, payment-proof screenshots</w:t>
+            </w:r>
+          </w:p>
+        </w:tc>
+        <w:tc>
+          <w:tcPr/>
+          <w:p>
+            <w:pPr>
+              <w:pStyle w:val="Compact"/>
+            </w:pPr>
+            <w:r>
+              <w:t xml:space="preserve">Paying users</w:t>
+            </w:r>
+          </w:p>
+        </w:tc>
+        <w:tc>
+          <w:tcPr/>
+          <w:p>
+            <w:pPr>
+              <w:pStyle w:val="Compact"/>
+            </w:pPr>
+            <w:r>
+              <w:t xml:space="preserve">Process + reconcile in-app payments; issue Official Receipts</w:t>
+            </w:r>
+          </w:p>
+        </w:tc>
+        <w:tc>
+          <w:tcPr/>
+          <w:p>
+            <w:pPr>
+              <w:pStyle w:val="Compact"/>
+            </w:pPr>
+            <w:r>
+              <w:t xml:space="preserve">§ 12(c) legal obligation (NIRC / BIR)</w:t>
+            </w:r>
+          </w:p>
+        </w:tc>
+        <w:tc>
+          <w:tcPr/>
+          <w:p>
+            <w:pPr>
+              <w:pStyle w:val="Compact"/>
+            </w:pPr>
+            <w:r>
+              <w:rPr>
+                <w:b/>
+                <w:bCs/>
+              </w:rPr>
+              <w:t xml:space="preserve">10 years</w:t>
+            </w:r>
+            <w:r>
+              <w:t xml:space="preserve"> </w:t>
+            </w:r>
+            <w:r>
+              <w:t xml:space="preserve">— legal floor (BIR RR 17-2013)</w:t>
+            </w:r>
+          </w:p>
+        </w:tc>
+        <w:tc>
+          <w:tcPr/>
+          <w:p>
+            <w:pPr>
+              <w:pStyle w:val="Compact"/>
+            </w:pPr>
+            <w:r>
+              <w:t xml:space="preserve">Active</w:t>
+            </w:r>
+          </w:p>
+        </w:tc>
+      </w:tr>
+      <w:tr>
+        <w:tc>
+          <w:tcPr/>
+          <w:p>
+            <w:pPr>
+              <w:pStyle w:val="Compact"/>
+            </w:pPr>
+            <w:r>
+              <w:t xml:space="preserve">8</w:t>
+            </w:r>
+          </w:p>
+        </w:tc>
+        <w:tc>
+          <w:tcPr/>
+          <w:p>
+            <w:pPr>
+              <w:pStyle w:val="Compact"/>
+            </w:pPr>
+            <w:r>
+              <w:rPr>
+                <w:b/>
+                <w:bCs/>
+              </w:rPr>
+              <w:t xml:space="preserve">E-gift receiving methods (Pabuya)</w:t>
+            </w:r>
+            <w:r>
+              <w:t xml:space="preserve"> </w:t>
+            </w:r>
+            <w:r>
+              <w:t xml:space="preserve">— the couple’s own GCash / Maya / bank / PayPal handle, account name, and uploaded receiving-QR image</w:t>
+            </w:r>
+          </w:p>
+        </w:tc>
+        <w:tc>
+          <w:tcPr/>
+          <w:p>
+            <w:pPr>
+              <w:pStyle w:val="Compact"/>
+            </w:pPr>
+            <w:r>
+              <w:t xml:space="preserve">Couples</w:t>
+            </w:r>
+          </w:p>
+        </w:tc>
+        <w:tc>
+          <w:tcPr/>
+          <w:p>
+            <w:pPr>
+              <w:pStyle w:val="Compact"/>
+            </w:pPr>
+            <w:r>
+              <w:t xml:space="preserve">Display the couple’s own gift-receiving details to their guests.</w:t>
+            </w:r>
+            <w:r>
+              <w:t xml:space="preserve"> </w:t>
+            </w:r>
+            <w:r>
+              <w:rPr>
+                <w:b/>
+                <w:bCs/>
+              </w:rPr>
+              <w:t xml:space="preserve">Setnayan never holds, routes, or records the movement of money</w:t>
+            </w:r>
+            <w:r>
+              <w:t xml:space="preserve"> </w:t>
+            </w:r>
+            <w:r>
+              <w:t xml:space="preserve">— the schema stores no amount, ledger, or settlement state</w:t>
+            </w:r>
+          </w:p>
+        </w:tc>
+        <w:tc>
+          <w:tcPr/>
+          <w:p>
+            <w:pPr>
+              <w:pStyle w:val="Compact"/>
+            </w:pPr>
+            <w:r>
+              <w:t xml:space="preserve">§ 12(b) contract (couple’s own display data)</w:t>
+            </w:r>
+          </w:p>
+        </w:tc>
+        <w:tc>
+          <w:tcPr/>
+          <w:p>
+            <w:pPr>
+              <w:pStyle w:val="Compact"/>
+            </w:pPr>
+            <w:r>
+              <w:t xml:space="preserve">With the event record; deletable by the couple anytime</w:t>
+            </w:r>
+          </w:p>
+        </w:tc>
+        <w:tc>
+          <w:tcPr/>
+          <w:p>
+            <w:pPr>
+              <w:pStyle w:val="Compact"/>
+            </w:pPr>
+            <w:r>
+              <w:rPr>
+                <w:b/>
+                <w:bCs/>
+              </w:rPr>
+              <w:t xml:space="preserve">Active</w:t>
+            </w:r>
+            <w:r>
+              <w:t xml:space="preserve"> </w:t>
+            </w:r>
+            <w:r>
+              <w:t xml:space="preserve">(public guest route reported enabled in production 2026-07-13)</w:t>
+            </w:r>
+          </w:p>
+        </w:tc>
+      </w:tr>
+      <w:tr>
+        <w:tc>
+          <w:tcPr/>
+          <w:p>
+            <w:pPr>
+              <w:pStyle w:val="Compact"/>
+            </w:pPr>
+            <w:r>
+              <w:t xml:space="preserve">9</w:t>
+            </w:r>
+          </w:p>
+        </w:tc>
+        <w:tc>
+          <w:tcPr/>
+          <w:p>
+            <w:pPr>
+              <w:pStyle w:val="Compact"/>
+            </w:pPr>
+            <w:r>
+              <w:rPr>
+                <w:b/>
+                <w:bCs/>
+              </w:rPr>
+              <w:t xml:space="preserve">Contracts + e-signatures</w:t>
+            </w:r>
+          </w:p>
+        </w:tc>
+        <w:tc>
+          <w:tcPr/>
+          <w:p>
+            <w:pPr>
+              <w:pStyle w:val="Compact"/>
+            </w:pPr>
+            <w:r>
+              <w:t xml:space="preserve">Couples, vendors</w:t>
+            </w:r>
+          </w:p>
+        </w:tc>
+        <w:tc>
+          <w:tcPr/>
+          <w:p>
+            <w:pPr>
+              <w:pStyle w:val="Compact"/>
+            </w:pPr>
+            <w:r>
+              <w:t xml:space="preserve">Vendor engagement records</w:t>
+            </w:r>
+          </w:p>
+        </w:tc>
+        <w:tc>
+          <w:tcPr/>
+          <w:p>
+            <w:pPr>
+              <w:pStyle w:val="Compact"/>
+            </w:pPr>
+            <w:r>
+              <w:t xml:space="preserve">§ 12(c) legal obligation; Civil Code Art. 1144</w:t>
+            </w:r>
+          </w:p>
+        </w:tc>
+        <w:tc>
+          <w:tcPr/>
+          <w:p>
+            <w:pPr>
+              <w:pStyle w:val="Compact"/>
+            </w:pPr>
+            <w:r>
+              <w:rPr>
+                <w:b/>
+                <w:bCs/>
+              </w:rPr>
+              <w:t xml:space="preserve">10 years</w:t>
+            </w:r>
+            <w:r>
+              <w:t xml:space="preserve"> </w:t>
+            </w:r>
+            <w:r>
+              <w:t xml:space="preserve">— legal floor</w:t>
+            </w:r>
+          </w:p>
+        </w:tc>
+        <w:tc>
+          <w:tcPr/>
+          <w:p>
+            <w:pPr>
+              <w:pStyle w:val="Compact"/>
+            </w:pPr>
+            <w:r>
+              <w:t xml:space="preserve">Active</w:t>
+            </w:r>
+          </w:p>
+        </w:tc>
+      </w:tr>
+      <w:tr>
+        <w:tc>
+          <w:tcPr/>
+          <w:p>
+            <w:pPr>
+              <w:pStyle w:val="Compact"/>
+            </w:pPr>
+            <w:r>
+              <w:t xml:space="preserve">10</w:t>
+            </w:r>
+          </w:p>
+        </w:tc>
+        <w:tc>
+          <w:tcPr/>
+          <w:p>
+            <w:pPr>
+              <w:pStyle w:val="Compact"/>
+            </w:pPr>
+            <w:r>
+              <w:rPr>
+                <w:b/>
+                <w:bCs/>
+              </w:rPr>
+              <w:t xml:space="preserve">Vendor-verification identity data</w:t>
+            </w:r>
+            <w:r>
+              <w:t xml:space="preserve"> </w:t>
+            </w:r>
+            <w:r>
+              <w:t xml:space="preserve">— government ID, business permits / registrations, and (where applicable) liveness selfie and sanctions / PEP screening result</w:t>
             </w:r>
             <w:r>
               <w:t xml:space="preserve"> </w:t>
@@ -1327,7 +2067,82 @@
                 <w:i/>
                 <w:iCs/>
               </w:rPr>
+              <w:t xml:space="preserve">(sensitive PI — see §5)</w:t>
+            </w:r>
+          </w:p>
+        </w:tc>
+        <w:tc>
+          <w:tcPr/>
+          <w:p>
+            <w:pPr>
+              <w:pStyle w:val="Compact"/>
+            </w:pPr>
+            <w:r>
+              <w:t xml:space="preserve">Vendors (business owners)</w:t>
+            </w:r>
+          </w:p>
+        </w:tc>
+        <w:tc>
+          <w:tcPr/>
+          <w:p>
+            <w:pPr>
+              <w:pStyle w:val="Compact"/>
+            </w:pPr>
+            <w:r>
+              <w:t xml:space="preserve">Verify vendor legitimacy before a profile is trusted; marketplace safety</w:t>
+            </w:r>
+          </w:p>
+        </w:tc>
+        <w:tc>
+          <w:tcPr/>
+          <w:p>
+            <w:pPr>
+              <w:pStyle w:val="Compact"/>
+            </w:pPr>
+            <w:r>
+              <w:t xml:space="preserve">§ 12(b) contract; § 12(c)/(f) (fraud + AMLA-adjacent diligence)</w:t>
+            </w:r>
+          </w:p>
+        </w:tc>
+        <w:tc>
+          <w:tcPr/>
+          <w:p>
+            <w:pPr>
+              <w:pStyle w:val="Compact"/>
+            </w:pPr>
+            <w:r>
+              <w:t xml:space="preserve">Verification documents 90 days hot → cold retention to the statutory floor</w:t>
+            </w:r>
+            <w:r>
+              <w:t xml:space="preserve"> </w:t>
+            </w:r>
+            <w:r>
+              <w:rPr>
+                <w:i/>
+                <w:iCs/>
+              </w:rPr>
               <w:t xml:space="preserve">(counsel)</w:t>
+            </w:r>
+          </w:p>
+        </w:tc>
+        <w:tc>
+          <w:tcPr/>
+          <w:p>
+            <w:pPr>
+              <w:pStyle w:val="Compact"/>
+            </w:pPr>
+            <w:r>
+              <w:rPr>
+                <w:b/>
+                <w:bCs/>
+              </w:rPr>
+              <w:t xml:space="preserve">Active</w:t>
+            </w:r>
+            <w:r>
+              <w:t xml:space="preserve"> </w:t>
+            </w:r>
+            <w:r>
+              <w:t xml:space="preserve">(documents collected; automated verification via Persona is staged — see §7)</w:t>
             </w:r>
           </w:p>
         </w:tc>
@@ -1340,72 +2155,110 @@
               <w:pStyle w:val="Compact"/>
             </w:pPr>
             <w:r>
-              <w:t xml:space="preserve">8</w:t>
-            </w:r>
-          </w:p>
-        </w:tc>
-        <w:tc>
-          <w:tcPr/>
-          <w:p>
-            <w:pPr>
-              <w:pStyle w:val="Compact"/>
-            </w:pPr>
-            <w:r>
-              <w:rPr>
-                <w:b/>
-                <w:bCs/>
-              </w:rPr>
-              <w:t xml:space="preserve">Automatic technical data</w:t>
-            </w:r>
-            <w:r>
-              <w:t xml:space="preserve"> </w:t>
-            </w:r>
-            <w:r>
-              <w:t xml:space="preserve">— IP address (truncated to first 3 octets for QR-scan events), browser user-agent, timestamps</w:t>
-            </w:r>
-          </w:p>
-        </w:tc>
-        <w:tc>
-          <w:tcPr/>
-          <w:p>
-            <w:pPr>
-              <w:pStyle w:val="Compact"/>
-            </w:pPr>
-            <w:r>
-              <w:t xml:space="preserve">Site visitors</w:t>
-            </w:r>
-          </w:p>
-        </w:tc>
-        <w:tc>
-          <w:tcPr/>
-          <w:p>
-            <w:pPr>
-              <w:pStyle w:val="Compact"/>
-            </w:pPr>
-            <w:r>
-              <w:t xml:space="preserve">Security, abuse-prevention, service operation</w:t>
-            </w:r>
-          </w:p>
-        </w:tc>
-        <w:tc>
-          <w:tcPr/>
-          <w:p>
-            <w:pPr>
-              <w:pStyle w:val="Compact"/>
-            </w:pPr>
-            <w:r>
-              <w:t xml:space="preserve">§ 12(f) legitimate interest</w:t>
-            </w:r>
-          </w:p>
-        </w:tc>
-        <w:tc>
-          <w:tcPr/>
-          <w:p>
-            <w:pPr>
-              <w:pStyle w:val="Compact"/>
-            </w:pPr>
-            <w:r>
-              <w:t xml:space="preserve">Provider default / with related record</w:t>
+              <w:t xml:space="preserve">11</w:t>
+            </w:r>
+          </w:p>
+        </w:tc>
+        <w:tc>
+          <w:tcPr/>
+          <w:p>
+            <w:pPr>
+              <w:pStyle w:val="Compact"/>
+            </w:pPr>
+            <w:r>
+              <w:rPr>
+                <w:b/>
+                <w:bCs/>
+              </w:rPr>
+              <w:t xml:space="preserve">Biometric — facial-geometry vectors</w:t>
+            </w:r>
+            <w:r>
+              <w:t xml:space="preserve"> </w:t>
+            </w:r>
+            <w:r>
+              <w:rPr>
+                <w:i/>
+                <w:iCs/>
+              </w:rPr>
+              <w:t xml:space="preserve">(sensitive PI)</w:t>
+            </w:r>
+          </w:p>
+        </w:tc>
+        <w:tc>
+          <w:tcPr/>
+          <w:p>
+            <w:pPr>
+              <w:pStyle w:val="Compact"/>
+            </w:pPr>
+            <w:r>
+              <w:t xml:space="preserve">Guests/users who opt in (adults 18+)</w:t>
+            </w:r>
+          </w:p>
+        </w:tc>
+        <w:tc>
+          <w:tcPr/>
+          <w:p>
+            <w:pPr>
+              <w:pStyle w:val="Compact"/>
+            </w:pPr>
+            <w:r>
+              <w:t xml:space="preserve">Optional automatic photo-matching within a single event</w:t>
+            </w:r>
+          </w:p>
+        </w:tc>
+        <w:tc>
+          <w:tcPr/>
+          <w:p>
+            <w:pPr>
+              <w:pStyle w:val="Compact"/>
+            </w:pPr>
+            <w:r>
+              <w:t xml:space="preserve">§ 13(a)</w:t>
+            </w:r>
+            <w:r>
+              <w:t xml:space="preserve"> </w:t>
+            </w:r>
+            <w:r>
+              <w:rPr>
+                <w:b/>
+                <w:bCs/>
+              </w:rPr>
+              <w:t xml:space="preserve">explicit opt-in consent</w:t>
+            </w:r>
+            <w:r>
+              <w:t xml:space="preserve">, timestamped at enrolment</w:t>
+            </w:r>
+          </w:p>
+        </w:tc>
+        <w:tc>
+          <w:tcPr/>
+          <w:p>
+            <w:pPr>
+              <w:pStyle w:val="Compact"/>
+            </w:pPr>
+            <w:r>
+              <w:t xml:space="preserve">Per-event only; revocable on request; purged with media (≤5y)</w:t>
+            </w:r>
+          </w:p>
+        </w:tc>
+        <w:tc>
+          <w:tcPr/>
+          <w:p>
+            <w:pPr>
+              <w:pStyle w:val="Compact"/>
+            </w:pPr>
+            <w:r>
+              <w:rPr>
+                <w:b/>
+                <w:bCs/>
+              </w:rPr>
+              <w:t xml:space="preserve">Built; vector storage Dormant</w:t>
+            </w:r>
+            <w:r>
+              <w:t xml:space="preserve"> </w:t>
+            </w:r>
+            <w:r>
+              <w:t xml:space="preserve">(enrolment currently image-only until the matching model is activated) — see §5</w:t>
             </w:r>
           </w:p>
         </w:tc>
@@ -1418,72 +2271,144 @@
               <w:pStyle w:val="Compact"/>
             </w:pPr>
             <w:r>
-              <w:t xml:space="preserve">9</w:t>
-            </w:r>
-          </w:p>
-        </w:tc>
-        <w:tc>
-          <w:tcPr/>
-          <w:p>
-            <w:pPr>
-              <w:pStyle w:val="Compact"/>
-            </w:pPr>
-            <w:r>
-              <w:rPr>
-                <w:b/>
-                <w:bCs/>
-              </w:rPr>
-              <w:t xml:space="preserve">Product analytics</w:t>
-            </w:r>
-            <w:r>
-              <w:t xml:space="preserve"> </w:t>
-            </w:r>
-            <w:r>
-              <w:t xml:space="preserve">— page views, clicks, funnel events (PostHog; no personal identifiers)</w:t>
-            </w:r>
-          </w:p>
-        </w:tc>
-        <w:tc>
-          <w:tcPr/>
-          <w:p>
-            <w:pPr>
-              <w:pStyle w:val="Compact"/>
-            </w:pPr>
-            <w:r>
-              <w:t xml:space="preserve">Site visitors</w:t>
-            </w:r>
-          </w:p>
-        </w:tc>
-        <w:tc>
-          <w:tcPr/>
-          <w:p>
-            <w:pPr>
-              <w:pStyle w:val="Compact"/>
-            </w:pPr>
-            <w:r>
-              <w:t xml:space="preserve">Product improvement</w:t>
-            </w:r>
-          </w:p>
-        </w:tc>
-        <w:tc>
-          <w:tcPr/>
-          <w:p>
-            <w:pPr>
-              <w:pStyle w:val="Compact"/>
-            </w:pPr>
-            <w:r>
-              <w:t xml:space="preserve">§ 12(a) consent (opt-out in profile); anonymized/aggregate = outside §</w:t>
-            </w:r>
-          </w:p>
-        </w:tc>
-        <w:tc>
-          <w:tcPr/>
-          <w:p>
-            <w:pPr>
-              <w:pStyle w:val="Compact"/>
-            </w:pPr>
-            <w:r>
-              <w:t xml:space="preserve">Provider default</w:t>
+              <w:t xml:space="preserve">12</w:t>
+            </w:r>
+          </w:p>
+        </w:tc>
+        <w:tc>
+          <w:tcPr/>
+          <w:p>
+            <w:pPr>
+              <w:pStyle w:val="Compact"/>
+            </w:pPr>
+            <w:r>
+              <w:rPr>
+                <w:b/>
+                <w:bCs/>
+              </w:rPr>
+              <w:t xml:space="preserve">Device identifier</w:t>
+            </w:r>
+            <w:r>
+              <w:t xml:space="preserve"> </w:t>
+            </w:r>
+            <w:r>
+              <w:t xml:space="preserve">— one-way hashed, first-party per-browser id</w:t>
+            </w:r>
+          </w:p>
+        </w:tc>
+        <w:tc>
+          <w:tcPr/>
+          <w:p>
+            <w:pPr>
+              <w:pStyle w:val="Compact"/>
+            </w:pPr>
+            <w:r>
+              <w:t xml:space="preserve">Signed-in users</w:t>
+            </w:r>
+          </w:p>
+        </w:tc>
+        <w:tc>
+          <w:tcPr/>
+          <w:p>
+            <w:pPr>
+              <w:pStyle w:val="Compact"/>
+            </w:pPr>
+            <w:r>
+              <w:rPr>
+                <w:b/>
+                <w:bCs/>
+              </w:rPr>
+              <w:t xml:space="preserve">Fraud prevention</w:t>
+            </w:r>
+            <w:r>
+              <w:t xml:space="preserve"> </w:t>
+            </w:r>
+            <w:r>
+              <w:t xml:space="preserve">— detect fake / duplicate / sock-puppet accounts</w:t>
+            </w:r>
+          </w:p>
+        </w:tc>
+        <w:tc>
+          <w:tcPr/>
+          <w:p>
+            <w:pPr>
+              <w:pStyle w:val="Compact"/>
+            </w:pPr>
+            <w:r>
+              <w:t xml:space="preserve">§ 12(f)</w:t>
+            </w:r>
+            <w:r>
+              <w:t xml:space="preserve"> </w:t>
+            </w:r>
+            <w:r>
+              <w:rPr>
+                <w:b/>
+                <w:bCs/>
+              </w:rPr>
+              <w:t xml:space="preserve">legitimate interest</w:t>
+            </w:r>
+            <w:r>
+              <w:t xml:space="preserve"> </w:t>
+            </w:r>
+            <w:r>
+              <w:t xml:space="preserve">(fraud prevention + protecting vendors)</w:t>
+            </w:r>
+          </w:p>
+        </w:tc>
+        <w:tc>
+          <w:tcPr/>
+          <w:p>
+            <w:pPr>
+              <w:pStyle w:val="Compact"/>
+            </w:pPr>
+            <w:r>
+              <w:t xml:space="preserve">Life of account; rolling-prune device rows unused &gt; 24 months</w:t>
+            </w:r>
+            <w:r>
+              <w:t xml:space="preserve"> </w:t>
+            </w:r>
+            <w:r>
+              <w:rPr>
+                <w:i/>
+                <w:iCs/>
+              </w:rPr>
+              <w:t xml:space="preserve">(counsel)</w:t>
+            </w:r>
+          </w:p>
+        </w:tc>
+        <w:tc>
+          <w:tcPr/>
+          <w:p>
+            <w:pPr>
+              <w:pStyle w:val="Compact"/>
+            </w:pPr>
+            <w:r>
+              <w:rPr>
+                <w:b/>
+                <w:bCs/>
+              </w:rPr>
+              <w:t xml:space="preserve">Dormant</w:t>
+            </w:r>
+            <w:r>
+              <w:t xml:space="preserve"> </w:t>
+            </w:r>
+            <w:r>
+              <w:t xml:space="preserve">— flag</w:t>
+            </w:r>
+            <w:r>
+              <w:t xml:space="preserve"> </w:t>
+            </w:r>
+            <w:r>
+              <w:rPr>
+                <w:rStyle w:val="VerbatimChar"/>
+              </w:rPr>
+              <w:t xml:space="preserve">NEXT_PUBLIC_DEVICE_FINGERPRINT_ENABLED</w:t>
+            </w:r>
+            <w:r>
+              <w:t xml:space="preserve"> </w:t>
+            </w:r>
+            <w:r>
+              <w:t xml:space="preserve">OFF in production; collects nothing pending DPO activation (§4)</w:t>
             </w:r>
           </w:p>
         </w:tc>
@@ -1496,72 +2421,116 @@
               <w:pStyle w:val="Compact"/>
             </w:pPr>
             <w:r>
-              <w:t xml:space="preserve">10</w:t>
-            </w:r>
-          </w:p>
-        </w:tc>
-        <w:tc>
-          <w:tcPr/>
-          <w:p>
-            <w:pPr>
-              <w:pStyle w:val="Compact"/>
-            </w:pPr>
-            <w:r>
-              <w:rPr>
-                <w:b/>
-                <w:bCs/>
-              </w:rPr>
-              <w:t xml:space="preserve">Error/diagnostic logs</w:t>
-            </w:r>
-            <w:r>
-              <w:t xml:space="preserve"> </w:t>
-            </w:r>
-            <w:r>
-              <w:t xml:space="preserve">— stack traces (Sentry; no message bodies, payment details, or guest data)</w:t>
-            </w:r>
-          </w:p>
-        </w:tc>
-        <w:tc>
-          <w:tcPr/>
-          <w:p>
-            <w:pPr>
-              <w:pStyle w:val="Compact"/>
-            </w:pPr>
-            <w:r>
-              <w:t xml:space="preserve">N/A (no PII by design)</w:t>
-            </w:r>
-          </w:p>
-        </w:tc>
-        <w:tc>
-          <w:tcPr/>
-          <w:p>
-            <w:pPr>
-              <w:pStyle w:val="Compact"/>
-            </w:pPr>
-            <w:r>
-              <w:t xml:space="preserve">Bug diagnosis + reliability</w:t>
-            </w:r>
-          </w:p>
-        </w:tc>
-        <w:tc>
-          <w:tcPr/>
-          <w:p>
-            <w:pPr>
-              <w:pStyle w:val="Compact"/>
-            </w:pPr>
-            <w:r>
-              <w:t xml:space="preserve">§ 12(f) legitimate interest; data-minimization</w:t>
-            </w:r>
-          </w:p>
-        </w:tc>
-        <w:tc>
-          <w:tcPr/>
-          <w:p>
-            <w:pPr>
-              <w:pStyle w:val="Compact"/>
-            </w:pPr>
-            <w:r>
-              <w:t xml:space="preserve">≤ 90 days</w:t>
+              <w:t xml:space="preserve">13</w:t>
+            </w:r>
+          </w:p>
+        </w:tc>
+        <w:tc>
+          <w:tcPr/>
+          <w:p>
+            <w:pPr>
+              <w:pStyle w:val="Compact"/>
+            </w:pPr>
+            <w:r>
+              <w:rPr>
+                <w:b/>
+                <w:bCs/>
+              </w:rPr>
+              <w:t xml:space="preserve">Guest RSVP details</w:t>
+            </w:r>
+            <w:r>
+              <w:t xml:space="preserve"> </w:t>
+            </w:r>
+            <w:r>
+              <w:t xml:space="preserve">— name, contact,</w:t>
+            </w:r>
+            <w:r>
+              <w:t xml:space="preserve"> </w:t>
+            </w:r>
+            <w:r>
+              <w:rPr>
+                <w:b/>
+                <w:bCs/>
+              </w:rPr>
+              <w:t xml:space="preserve">meal preference / dietary restrictions</w:t>
+            </w:r>
+            <w:r>
+              <w:t xml:space="preserve"> </w:t>
+            </w:r>
+            <w:r>
+              <w:rPr>
+                <w:i/>
+                <w:iCs/>
+              </w:rPr>
+              <w:t xml:space="preserve">(health-adjacent)</w:t>
+            </w:r>
+            <w:r>
+              <w:t xml:space="preserve">, plus-one, photo/face-recognition preferences</w:t>
+            </w:r>
+          </w:p>
+        </w:tc>
+        <w:tc>
+          <w:tcPr/>
+          <w:p>
+            <w:pPr>
+              <w:pStyle w:val="Compact"/>
+            </w:pPr>
+            <w:r>
+              <w:t xml:space="preserve">Guests entered/invited by the couple</w:t>
+            </w:r>
+          </w:p>
+        </w:tc>
+        <w:tc>
+          <w:tcPr/>
+          <w:p>
+            <w:pPr>
+              <w:pStyle w:val="Compact"/>
+            </w:pPr>
+            <w:r>
+              <w:t xml:space="preserve">Deliver RSVP, seating, catering counts, and media-tagging preferences</w:t>
+            </w:r>
+          </w:p>
+        </w:tc>
+        <w:tc>
+          <w:tcPr/>
+          <w:p>
+            <w:pPr>
+              <w:pStyle w:val="Compact"/>
+            </w:pPr>
+            <w:r>
+              <w:t xml:space="preserve">§ 12(b) contract; § 13(a) consent for dietary/health-adjacent + face-recognition preferences</w:t>
+            </w:r>
+          </w:p>
+        </w:tc>
+        <w:tc>
+          <w:tcPr/>
+          <w:p>
+            <w:pPr>
+              <w:pStyle w:val="Compact"/>
+            </w:pPr>
+            <w:r>
+              <w:t xml:space="preserve">With the event record, ≤5 years</w:t>
+            </w:r>
+            <w:r>
+              <w:t xml:space="preserve"> </w:t>
+            </w:r>
+            <w:r>
+              <w:rPr>
+                <w:i/>
+                <w:iCs/>
+              </w:rPr>
+              <w:t xml:space="preserve">(counsel)</w:t>
+            </w:r>
+          </w:p>
+        </w:tc>
+        <w:tc>
+          <w:tcPr/>
+          <w:p>
+            <w:pPr>
+              <w:pStyle w:val="Compact"/>
+            </w:pPr>
+            <w:r>
+              <w:t xml:space="preserve">Active</w:t>
             </w:r>
           </w:p>
         </w:tc>
@@ -1574,66 +2543,83 @@
               <w:pStyle w:val="Compact"/>
             </w:pPr>
             <w:r>
-              <w:t xml:space="preserve">11</w:t>
-            </w:r>
-          </w:p>
-        </w:tc>
-        <w:tc>
-          <w:tcPr/>
-          <w:p>
-            <w:pPr>
-              <w:pStyle w:val="Compact"/>
-            </w:pPr>
-            <w:r>
-              <w:rPr>
-                <w:b/>
-                <w:bCs/>
-              </w:rPr>
-              <w:t xml:space="preserve">Marketing consent / communication preferences</w:t>
-            </w:r>
-          </w:p>
-        </w:tc>
-        <w:tc>
-          <w:tcPr/>
-          <w:p>
-            <w:pPr>
-              <w:pStyle w:val="Compact"/>
-            </w:pPr>
-            <w:r>
-              <w:t xml:space="preserve">Couples, vendors</w:t>
-            </w:r>
-          </w:p>
-        </w:tc>
-        <w:tc>
-          <w:tcPr/>
-          <w:p>
-            <w:pPr>
-              <w:pStyle w:val="Compact"/>
-            </w:pPr>
-            <w:r>
-              <w:t xml:space="preserve">Proof of consent; honor preferences</w:t>
-            </w:r>
-          </w:p>
-        </w:tc>
-        <w:tc>
-          <w:tcPr/>
-          <w:p>
-            <w:pPr>
-              <w:pStyle w:val="Compact"/>
-            </w:pPr>
-            <w:r>
-              <w:t xml:space="preserve">§ 12(a) consent</w:t>
-            </w:r>
-          </w:p>
-        </w:tc>
-        <w:tc>
-          <w:tcPr/>
-          <w:p>
-            <w:pPr>
-              <w:pStyle w:val="Compact"/>
-            </w:pPr>
-            <w:r>
-              <w:t xml:space="preserve">Life of account + audit tail</w:t>
+              <w:t xml:space="preserve">14</w:t>
+            </w:r>
+          </w:p>
+        </w:tc>
+        <w:tc>
+          <w:tcPr/>
+          <w:p>
+            <w:pPr>
+              <w:pStyle w:val="Compact"/>
+            </w:pPr>
+            <w:r>
+              <w:rPr>
+                <w:b/>
+                <w:bCs/>
+              </w:rPr>
+              <w:t xml:space="preserve">Automatic technical data</w:t>
+            </w:r>
+            <w:r>
+              <w:t xml:space="preserve"> </w:t>
+            </w:r>
+            <w:r>
+              <w:t xml:space="preserve">— IP address (truncated to first 3 octets for QR-scan events), browser user-agent, timestamps</w:t>
+            </w:r>
+          </w:p>
+        </w:tc>
+        <w:tc>
+          <w:tcPr/>
+          <w:p>
+            <w:pPr>
+              <w:pStyle w:val="Compact"/>
+            </w:pPr>
+            <w:r>
+              <w:t xml:space="preserve">Site visitors</w:t>
+            </w:r>
+          </w:p>
+        </w:tc>
+        <w:tc>
+          <w:tcPr/>
+          <w:p>
+            <w:pPr>
+              <w:pStyle w:val="Compact"/>
+            </w:pPr>
+            <w:r>
+              <w:t xml:space="preserve">Security, abuse-prevention, service operation</w:t>
+            </w:r>
+          </w:p>
+        </w:tc>
+        <w:tc>
+          <w:tcPr/>
+          <w:p>
+            <w:pPr>
+              <w:pStyle w:val="Compact"/>
+            </w:pPr>
+            <w:r>
+              <w:t xml:space="preserve">§ 12(f) legitimate interest</w:t>
+            </w:r>
+          </w:p>
+        </w:tc>
+        <w:tc>
+          <w:tcPr/>
+          <w:p>
+            <w:pPr>
+              <w:pStyle w:val="Compact"/>
+            </w:pPr>
+            <w:r>
+              <w:t xml:space="preserve">Provider default / with related record</w:t>
+            </w:r>
+          </w:p>
+        </w:tc>
+        <w:tc>
+          <w:tcPr/>
+          <w:p>
+            <w:pPr>
+              <w:pStyle w:val="Compact"/>
+            </w:pPr>
+            <w:r>
+              <w:t xml:space="preserve">Active</w:t>
             </w:r>
           </w:p>
         </w:tc>
@@ -1646,7 +2632,299 @@
               <w:pStyle w:val="Compact"/>
             </w:pPr>
             <w:r>
-              <w:t xml:space="preserve">12</w:t>
+              <w:t xml:space="preserve">15</w:t>
+            </w:r>
+          </w:p>
+        </w:tc>
+        <w:tc>
+          <w:tcPr/>
+          <w:p>
+            <w:pPr>
+              <w:pStyle w:val="Compact"/>
+            </w:pPr>
+            <w:r>
+              <w:rPr>
+                <w:b/>
+                <w:bCs/>
+              </w:rPr>
+              <w:t xml:space="preserve">Product analytics</w:t>
+            </w:r>
+            <w:r>
+              <w:t xml:space="preserve"> </w:t>
+            </w:r>
+            <w:r>
+              <w:t xml:space="preserve">— page views, clicks, funnel events (PostHog; no personal identifiers;</w:t>
+            </w:r>
+            <w:r>
+              <w:t xml:space="preserve"> </w:t>
+            </w:r>
+            <w:r>
+              <w:rPr>
+                <w:b/>
+                <w:bCs/>
+              </w:rPr>
+              <w:t xml:space="preserve">opt-in via cookie consent</w:t>
+            </w:r>
+            <w:r>
+              <w:t xml:space="preserve">)</w:t>
+            </w:r>
+          </w:p>
+        </w:tc>
+        <w:tc>
+          <w:tcPr/>
+          <w:p>
+            <w:pPr>
+              <w:pStyle w:val="Compact"/>
+            </w:pPr>
+            <w:r>
+              <w:t xml:space="preserve">Site visitors</w:t>
+            </w:r>
+          </w:p>
+        </w:tc>
+        <w:tc>
+          <w:tcPr/>
+          <w:p>
+            <w:pPr>
+              <w:pStyle w:val="Compact"/>
+            </w:pPr>
+            <w:r>
+              <w:t xml:space="preserve">Product improvement</w:t>
+            </w:r>
+          </w:p>
+        </w:tc>
+        <w:tc>
+          <w:tcPr/>
+          <w:p>
+            <w:pPr>
+              <w:pStyle w:val="Compact"/>
+            </w:pPr>
+            <w:r>
+              <w:t xml:space="preserve">§ 12(a) consent (cookie-consent gated; opt-out in profile)</w:t>
+            </w:r>
+          </w:p>
+        </w:tc>
+        <w:tc>
+          <w:tcPr/>
+          <w:p>
+            <w:pPr>
+              <w:pStyle w:val="Compact"/>
+            </w:pPr>
+            <w:r>
+              <w:t xml:space="preserve">Provider default</w:t>
+            </w:r>
+          </w:p>
+        </w:tc>
+        <w:tc>
+          <w:tcPr/>
+          <w:p>
+            <w:pPr>
+              <w:pStyle w:val="Compact"/>
+            </w:pPr>
+            <w:r>
+              <w:t xml:space="preserve">Active</w:t>
+            </w:r>
+          </w:p>
+        </w:tc>
+      </w:tr>
+      <w:tr>
+        <w:tc>
+          <w:tcPr/>
+          <w:p>
+            <w:pPr>
+              <w:pStyle w:val="Compact"/>
+            </w:pPr>
+            <w:r>
+              <w:t xml:space="preserve">16</w:t>
+            </w:r>
+          </w:p>
+        </w:tc>
+        <w:tc>
+          <w:tcPr/>
+          <w:p>
+            <w:pPr>
+              <w:pStyle w:val="Compact"/>
+            </w:pPr>
+            <w:r>
+              <w:rPr>
+                <w:b/>
+                <w:bCs/>
+              </w:rPr>
+              <w:t xml:space="preserve">Error/diagnostic logs</w:t>
+            </w:r>
+            <w:r>
+              <w:t xml:space="preserve"> </w:t>
+            </w:r>
+            <w:r>
+              <w:t xml:space="preserve">— stack traces (Sentry; no message bodies, payment details, or guest data)</w:t>
+            </w:r>
+          </w:p>
+        </w:tc>
+        <w:tc>
+          <w:tcPr/>
+          <w:p>
+            <w:pPr>
+              <w:pStyle w:val="Compact"/>
+            </w:pPr>
+            <w:r>
+              <w:t xml:space="preserve">N/A (no PII by design)</w:t>
+            </w:r>
+          </w:p>
+        </w:tc>
+        <w:tc>
+          <w:tcPr/>
+          <w:p>
+            <w:pPr>
+              <w:pStyle w:val="Compact"/>
+            </w:pPr>
+            <w:r>
+              <w:t xml:space="preserve">Bug diagnosis + reliability</w:t>
+            </w:r>
+          </w:p>
+        </w:tc>
+        <w:tc>
+          <w:tcPr/>
+          <w:p>
+            <w:pPr>
+              <w:pStyle w:val="Compact"/>
+            </w:pPr>
+            <w:r>
+              <w:t xml:space="preserve">§ 12(f) legitimate interest; data-minimization</w:t>
+            </w:r>
+          </w:p>
+        </w:tc>
+        <w:tc>
+          <w:tcPr/>
+          <w:p>
+            <w:pPr>
+              <w:pStyle w:val="Compact"/>
+            </w:pPr>
+            <w:r>
+              <w:t xml:space="preserve">≤ 90 days</w:t>
+            </w:r>
+          </w:p>
+        </w:tc>
+        <w:tc>
+          <w:tcPr/>
+          <w:p>
+            <w:pPr>
+              <w:pStyle w:val="Compact"/>
+            </w:pPr>
+            <w:r>
+              <w:t xml:space="preserve">Active</w:t>
+            </w:r>
+          </w:p>
+        </w:tc>
+      </w:tr>
+      <w:tr>
+        <w:tc>
+          <w:tcPr/>
+          <w:p>
+            <w:pPr>
+              <w:pStyle w:val="Compact"/>
+            </w:pPr>
+            <w:r>
+              <w:t xml:space="preserve">17</w:t>
+            </w:r>
+          </w:p>
+        </w:tc>
+        <w:tc>
+          <w:tcPr/>
+          <w:p>
+            <w:pPr>
+              <w:pStyle w:val="Compact"/>
+            </w:pPr>
+            <w:r>
+              <w:rPr>
+                <w:b/>
+                <w:bCs/>
+              </w:rPr>
+              <w:t xml:space="preserve">Marketing consent / communication preferences</w:t>
+            </w:r>
+            <w:r>
+              <w:t xml:space="preserve"> </w:t>
+            </w:r>
+            <w:r>
+              <w:t xml:space="preserve">(+</w:t>
+            </w:r>
+            <w:r>
+              <w:t xml:space="preserve"> </w:t>
+            </w:r>
+            <w:r>
+              <w:rPr>
+                <w:rStyle w:val="VerbatimChar"/>
+              </w:rPr>
+              <w:t xml:space="preserve">marketing_consent_at</w:t>
+            </w:r>
+            <w:r>
+              <w:t xml:space="preserve">)</w:t>
+            </w:r>
+          </w:p>
+        </w:tc>
+        <w:tc>
+          <w:tcPr/>
+          <w:p>
+            <w:pPr>
+              <w:pStyle w:val="Compact"/>
+            </w:pPr>
+            <w:r>
+              <w:t xml:space="preserve">Couples, vendors</w:t>
+            </w:r>
+          </w:p>
+        </w:tc>
+        <w:tc>
+          <w:tcPr/>
+          <w:p>
+            <w:pPr>
+              <w:pStyle w:val="Compact"/>
+            </w:pPr>
+            <w:r>
+              <w:t xml:space="preserve">Proof of consent; honor preferences</w:t>
+            </w:r>
+          </w:p>
+        </w:tc>
+        <w:tc>
+          <w:tcPr/>
+          <w:p>
+            <w:pPr>
+              <w:pStyle w:val="Compact"/>
+            </w:pPr>
+            <w:r>
+              <w:t xml:space="preserve">§ 12(a) consent</w:t>
+            </w:r>
+          </w:p>
+        </w:tc>
+        <w:tc>
+          <w:tcPr/>
+          <w:p>
+            <w:pPr>
+              <w:pStyle w:val="Compact"/>
+            </w:pPr>
+            <w:r>
+              <w:t xml:space="preserve">Life of account + audit tail</w:t>
+            </w:r>
+          </w:p>
+        </w:tc>
+        <w:tc>
+          <w:tcPr/>
+          <w:p>
+            <w:pPr>
+              <w:pStyle w:val="Compact"/>
+            </w:pPr>
+            <w:r>
+              <w:t xml:space="preserve">Active</w:t>
+            </w:r>
+          </w:p>
+        </w:tc>
+      </w:tr>
+      <w:tr>
+        <w:tc>
+          <w:tcPr/>
+          <w:p>
+            <w:pPr>
+              <w:pStyle w:val="Compact"/>
+            </w:pPr>
+            <w:r>
+              <w:t xml:space="preserve">18</w:t>
             </w:r>
           </w:p>
         </w:tc>
@@ -1706,6 +2984,17 @@
             </w:pPr>
             <w:r>
               <w:t xml:space="preserve">2 years</w:t>
+            </w:r>
+          </w:p>
+        </w:tc>
+        <w:tc>
+          <w:tcPr/>
+          <w:p>
+            <w:pPr>
+              <w:pStyle w:val="Compact"/>
+            </w:pPr>
+            <w:r>
+              <w:t xml:space="preserve">Active</w:t>
             </w:r>
           </w:p>
         </w:tc>
@@ -1742,7 +3031,17 @@
         <w:t xml:space="preserve"> </w:t>
       </w:r>
       <w:r>
-        <w:t xml:space="preserve">records under a legal-hold floor (rows 4 &amp; 5 — payments and contracts), which are retained under the legal-obligation basis for the statutory period and then disposed of. This carve-out is disclosed in the privacy notice.</w:t>
+        <w:t xml:space="preserve">records under a legal-hold floor (rows 7 &amp; 9 — payments and contracts), which are retained under the legal-obligation basis for the statutory period and then disposed of. This carve-out is disclosed in the privacy notice.</w:t>
+      </w:r>
+      <w:r>
+        <w:t xml:space="preserve"> </w:t>
+      </w:r>
+      <w:r>
+        <w:rPr>
+          <w:i/>
+          <w:iCs/>
+        </w:rPr>
+        <w:t xml:space="preserve">(Known remediation: account hard-delete does not yet purge chat-message PII — tracked in §11 and the Data Retention Schedule §4.)</w:t>
       </w:r>
     </w:p>
     <w:p>
@@ -1783,7 +3082,7 @@
         <w:t xml:space="preserve"> </w:t>
       </w:r>
       <w:r>
-        <w:t xml:space="preserve">processing activity (ROPA row 7). Built into the platform but</w:t>
+        <w:t xml:space="preserve">processing activity (ROPA row 12). Built into the platform but</w:t>
       </w:r>
       <w:r>
         <w:t xml:space="preserve"> </w:t>
@@ -1797,6 +3096,45 @@
       </w:r>
       <w:r>
         <w:t xml:space="preserve">; it collects nothing until the DPO authorizes activation.</w:t>
+      </w:r>
+      <w:r>
+        <w:t xml:space="preserve"> </w:t>
+      </w:r>
+      <w:r>
+        <w:rPr>
+          <w:i/>
+          <w:iCs/>
+        </w:rPr>
+        <w:t xml:space="preserve">(As of 2026-07-13 the flag</w:t>
+      </w:r>
+      <w:r>
+        <w:rPr>
+          <w:i/>
+          <w:iCs/>
+        </w:rPr>
+        <w:t xml:space="preserve"> </w:t>
+      </w:r>
+      <w:r>
+        <w:rPr>
+          <w:rStyle w:val="VerbatimChar"/>
+          <w:i/>
+          <w:iCs/>
+        </w:rPr>
+        <w:t xml:space="preserve">NEXT_PUBLIC_DEVICE_FINGERPRINT_ENABLED</w:t>
+      </w:r>
+      <w:r>
+        <w:rPr>
+          <w:i/>
+          <w:iCs/>
+        </w:rPr>
+        <w:t xml:space="preserve"> </w:t>
+      </w:r>
+      <w:r>
+        <w:rPr>
+          <w:i/>
+          <w:iCs/>
+        </w:rPr>
+        <w:t xml:space="preserve">is confirmed OFF in production. A separate draft Anti-Fraud Policy amendment references this processing as active from 2026-07-07; that statement is ahead of the actual flag state and is being corrected — see §11.)</w:t>
       </w:r>
     </w:p>
     <w:bookmarkStart w:id="13" w:name="what-is-processed-and-why"/>
@@ -2227,7 +3565,7 @@
               <w:pStyle w:val="Compact"/>
             </w:pPr>
             <w:r>
-              <w:t xml:space="preserve">Disclosed in the public privacy notice</w:t>
+              <w:t xml:space="preserve">To be disclosed in the public privacy notice</w:t>
             </w:r>
             <w:r>
               <w:t xml:space="preserve"> </w:t>
@@ -2243,7 +3581,7 @@
               <w:t xml:space="preserve"> </w:t>
             </w:r>
             <w:r>
-              <w:t xml:space="preserve">activation (published 2026-07-12)</w:t>
+              <w:t xml:space="preserve">activation (disclosure pending — §11)</w:t>
             </w:r>
           </w:p>
         </w:tc>
@@ -2332,7 +3670,7 @@
         <w:t xml:space="preserve">LOW</w:t>
       </w:r>
       <w:r>
-        <w:t xml:space="preserve">. The DPO’s activation decision + a privacy-notice update are the remaining gates.</w:t>
+        <w:t xml:space="preserve">. The remaining gates are (a) the privacy-notice disclosure and (b) the DPO’s activation decision.</w:t>
       </w:r>
     </w:p>
     <w:p>
@@ -2344,13 +3682,13 @@
     </w:p>
     <w:bookmarkEnd w:id="17"/>
     <w:bookmarkEnd w:id="18"/>
-    <w:bookmarkStart w:id="19" w:name="Xc793b979ac1b117e8318ca1d22f4db10202b811"/>
+    <w:bookmarkStart w:id="19" w:name="X613ce2497bb1e37aae656e0fc3bc23aac385e70"/>
     <w:p>
       <w:pPr>
         <w:pStyle w:val="Heading2"/>
       </w:pPr>
       <w:r>
-        <w:t xml:space="preserve">5. Sensitive Personal Information — biometric (facial recognition)</w:t>
+        <w:t xml:space="preserve">5. Sensitive Personal Information (RA 10173 § 13)</w:t>
       </w:r>
     </w:p>
     <w:p>
@@ -2358,7 +3696,7 @@
         <w:pStyle w:val="FirstParagraph"/>
       </w:pPr>
       <w:r>
-        <w:t xml:space="preserve">Optional photo-matching may process facial-geometry vectors (ROPA row 6). Processed only: (a) with</w:t>
+        <w:t xml:space="preserve">RA 10173 § 3(l) / § 13 treats as</w:t>
       </w:r>
       <w:r>
         <w:t xml:space="preserve"> </w:t>
@@ -2368,256 +3706,13 @@
           <w:b/>
           <w:bCs/>
         </w:rPr>
-        <w:t xml:space="preserve">explicit, timestamped opt-in consent</w:t>
-      </w:r>
-      <w:r>
-        <w:t xml:space="preserve">; (b) for</w:t>
-      </w:r>
-      <w:r>
-        <w:t xml:space="preserve"> </w:t>
-      </w:r>
-      <w:r>
-        <w:rPr>
-          <w:b/>
-          <w:bCs/>
-        </w:rPr>
-        <w:t xml:space="preserve">adults 18+</w:t>
-      </w:r>
-      <w:r>
-        <w:t xml:space="preserve">; (c)</w:t>
-      </w:r>
-      <w:r>
-        <w:t xml:space="preserve"> </w:t>
-      </w:r>
-      <w:r>
-        <w:rPr>
-          <w:b/>
-          <w:bCs/>
-        </w:rPr>
-        <w:t xml:space="preserve">scoped to a single event</w:t>
-      </w:r>
-      <w:r>
-        <w:t xml:space="preserve"> </w:t>
-      </w:r>
-      <w:r>
-        <w:t xml:space="preserve">— never reused across events, never sold or shared for advertising. Consent is withdrawable at any time, which</w:t>
-      </w:r>
-      <w:r>
-        <w:t xml:space="preserve"> </w:t>
-      </w:r>
-      <w:r>
-        <w:rPr>
-          <w:b/>
-          <w:bCs/>
-        </w:rPr>
-        <w:t xml:space="preserve">permanently deletes</w:t>
-      </w:r>
-      <w:r>
-        <w:t xml:space="preserve"> </w:t>
-      </w:r>
-      <w:r>
-        <w:t xml:space="preserve">the face vector and enrolled selfie. Users who never enrol provide no biometric data. This satisfies § 13 (sensitive personal information processed on the basis of consent) and the NPC’s guidance on biometrics.</w:t>
-      </w:r>
-    </w:p>
-    <w:p>
-      <w:r>
-        <w:pict>
-          <v:rect style="width:0;height:1.5pt" o:hralign="center" o:hrstd="t" o:hr="t"/>
-        </w:pict>
-      </w:r>
-    </w:p>
-    <w:bookmarkEnd w:id="19"/>
-    <w:bookmarkStart w:id="20" w:name="data-subject-rights-ra-10173-16"/>
-    <w:p>
-      <w:pPr>
-        <w:pStyle w:val="Heading2"/>
-      </w:pPr>
-      <w:r>
-        <w:t xml:space="preserve">6. Data Subject Rights (RA 10173 § 16)</w:t>
-      </w:r>
-    </w:p>
-    <w:p>
-      <w:pPr>
-        <w:pStyle w:val="FirstParagraph"/>
-      </w:pPr>
-      <w:r>
-        <w:t xml:space="preserve">Setnayan honors the rights to be</w:t>
-      </w:r>
-      <w:r>
-        <w:t xml:space="preserve"> </w:t>
-      </w:r>
-      <w:r>
-        <w:rPr>
-          <w:b/>
-          <w:bCs/>
-        </w:rPr>
-        <w:t xml:space="preserve">informed, access, object, rectify/correct, erase or block, data portability, and to lodge a complaint / claim damages</w:t>
-      </w:r>
-      <w:r>
-        <w:t xml:space="preserve">. Operationally:</w:t>
-      </w:r>
-    </w:p>
-    <w:p>
-      <w:pPr>
-        <w:pStyle w:val="Compact"/>
-        <w:numPr>
-          <w:ilvl w:val="0"/>
-          <w:numId w:val="1003"/>
-        </w:numPr>
-      </w:pPr>
-      <w:r>
-        <w:rPr>
-          <w:b/>
-          <w:bCs/>
-        </w:rPr>
-        <w:t xml:space="preserve">Access + portability:</w:t>
-      </w:r>
-      <w:r>
-        <w:t xml:space="preserve"> </w:t>
-      </w:r>
-      <w:r>
-        <w:t xml:space="preserve">a self-service</w:t>
-      </w:r>
-      <w:r>
-        <w:t xml:space="preserve"> </w:t>
-      </w:r>
-      <w:r>
-        <w:t xml:space="preserve">“download my data”</w:t>
-      </w:r>
-      <w:r>
-        <w:t xml:space="preserve"> </w:t>
-      </w:r>
-      <w:r>
-        <w:t xml:space="preserve">export (iteration 0025).</w:t>
-      </w:r>
-    </w:p>
-    <w:p>
-      <w:pPr>
-        <w:pStyle w:val="Compact"/>
-        <w:numPr>
-          <w:ilvl w:val="0"/>
-          <w:numId w:val="1003"/>
-        </w:numPr>
-      </w:pPr>
-      <w:r>
-        <w:rPr>
-          <w:b/>
-          <w:bCs/>
-        </w:rPr>
-        <w:t xml:space="preserve">Erasure/blocking:</w:t>
-      </w:r>
-      <w:r>
-        <w:t xml:space="preserve"> </w:t>
-      </w:r>
-      <w:r>
-        <w:t xml:space="preserve">soft-delete → hard-delete of account data, subject only to the legal-hold carve-out (§ 3).</w:t>
-      </w:r>
-    </w:p>
-    <w:p>
-      <w:pPr>
-        <w:pStyle w:val="Compact"/>
-        <w:numPr>
-          <w:ilvl w:val="0"/>
-          <w:numId w:val="1003"/>
-        </w:numPr>
-      </w:pPr>
-      <w:r>
-        <w:rPr>
-          <w:b/>
-          <w:bCs/>
-        </w:rPr>
-        <w:t xml:space="preserve">Objection/withdrawal:</w:t>
-      </w:r>
-      <w:r>
-        <w:t xml:space="preserve"> </w:t>
-      </w:r>
-      <w:r>
-        <w:t xml:space="preserve">analytics opt-out toggle; face-recognition consent revocation (deletes the vector); marketing-preference controls.</w:t>
-      </w:r>
-    </w:p>
-    <w:p>
-      <w:pPr>
-        <w:pStyle w:val="Compact"/>
-        <w:numPr>
-          <w:ilvl w:val="0"/>
-          <w:numId w:val="1003"/>
-        </w:numPr>
-      </w:pPr>
-      <w:r>
-        <w:rPr>
-          <w:b/>
-          <w:bCs/>
-        </w:rPr>
-        <w:t xml:space="preserve">Correction:</w:t>
-      </w:r>
-      <w:r>
-        <w:t xml:space="preserve"> </w:t>
-      </w:r>
-      <w:r>
-        <w:t xml:space="preserve">profile/settings self-edit.</w:t>
-      </w:r>
-    </w:p>
-    <w:p>
-      <w:pPr>
-        <w:pStyle w:val="Compact"/>
-        <w:numPr>
-          <w:ilvl w:val="0"/>
-          <w:numId w:val="1003"/>
-        </w:numPr>
-      </w:pPr>
-      <w:r>
-        <w:rPr>
-          <w:b/>
-          <w:bCs/>
-        </w:rPr>
-        <w:t xml:space="preserve">Complaints:</w:t>
-      </w:r>
-      <w:r>
-        <w:t xml:space="preserve"> </w:t>
-      </w:r>
-      <w:r>
-        <w:t xml:space="preserve">routed to the DPO at dpo@setnayan.com;</w:t>
-      </w:r>
-      <w:r>
-        <w:t xml:space="preserve"> </w:t>
-      </w:r>
-      <w:r>
-        <w:rPr>
-          <w:b/>
-          <w:bCs/>
-        </w:rPr>
-        <w:t xml:space="preserve">15-business-day</w:t>
-      </w:r>
-      <w:r>
-        <w:t xml:space="preserve"> </w:t>
-      </w:r>
-      <w:r>
-        <w:t xml:space="preserve">response SLA; the data subject retains the right to complain to the NPC.</w:t>
-      </w:r>
-    </w:p>
-    <w:p>
-      <w:r>
-        <w:pict>
-          <v:rect style="width:0;height:1.5pt" o:hralign="center" o:hrstd="t" o:hr="t"/>
-        </w:pict>
-      </w:r>
-    </w:p>
-    <w:bookmarkEnd w:id="20"/>
-    <w:bookmarkStart w:id="21" w:name="Xca9228affc6a59c3df1e241bd094e3c78884ce1"/>
-    <w:p>
-      <w:pPr>
-        <w:pStyle w:val="Heading2"/>
-      </w:pPr>
-      <w:r>
-        <w:t xml:space="preserve">7. Subprocessors and Cross-Border Transfers (§ 21)</w:t>
-      </w:r>
-    </w:p>
-    <w:p>
-      <w:pPr>
-        <w:pStyle w:val="FirstParagraph"/>
-      </w:pPr>
-      <w:r>
-        <w:t xml:space="preserve">Setnayan uses the following subprocessors. Cross-border transfers rely on § 21 and each provider’s adequacy/contractual commitments.</w:t>
+        <w:t xml:space="preserve">sensitive</w:t>
+      </w:r>
+      <w:r>
+        <w:t xml:space="preserve"> </w:t>
+      </w:r>
+      <w:r>
+        <w:t xml:space="preserve">an individual’s race/ethnic origin, marital status, age, religious/philosophical/political affiliations, health, education, genetic or sexual life, and government-issued identifiers, and gives biometric data special status. Setnayan processes the following sensitive categories, each on the noted basis:</w:t>
       </w:r>
     </w:p>
     <w:tbl>
@@ -2628,9 +3723,10 @@
         <w:tblLook w:firstRow="1" w:lastRow="0" w:firstColumn="0" w:lastColumn="0" w:noHBand="0" w:noVBand="0" w:val="0020"/>
       </w:tblPr>
       <w:tblGrid>
-        <w:gridCol w:w="2640"/>
-        <w:gridCol w:w="2640"/>
-        <w:gridCol w:w="2640"/>
+        <w:gridCol w:w="1980"/>
+        <w:gridCol w:w="1980"/>
+        <w:gridCol w:w="1980"/>
+        <w:gridCol w:w="1980"/>
       </w:tblGrid>
       <w:tr>
         <w:trPr>
@@ -2643,29 +3739,40 @@
               <w:pStyle w:val="Compact"/>
             </w:pPr>
             <w:r>
-              <w:t xml:space="preserve">Subprocessor</w:t>
-            </w:r>
-          </w:p>
-        </w:tc>
-        <w:tc>
-          <w:tcPr/>
-          <w:p>
-            <w:pPr>
-              <w:pStyle w:val="Compact"/>
-            </w:pPr>
-            <w:r>
-              <w:t xml:space="preserve">Function</w:t>
-            </w:r>
-          </w:p>
-        </w:tc>
-        <w:tc>
-          <w:tcPr/>
-          <w:p>
-            <w:pPr>
-              <w:pStyle w:val="Compact"/>
-            </w:pPr>
-            <w:r>
-              <w:t xml:space="preserve">Location</w:t>
+              <w:t xml:space="preserve">Sensitive category</w:t>
+            </w:r>
+          </w:p>
+        </w:tc>
+        <w:tc>
+          <w:tcPr/>
+          <w:p>
+            <w:pPr>
+              <w:pStyle w:val="Compact"/>
+            </w:pPr>
+            <w:r>
+              <w:t xml:space="preserve">Where it appears</w:t>
+            </w:r>
+          </w:p>
+        </w:tc>
+        <w:tc>
+          <w:tcPr/>
+          <w:p>
+            <w:pPr>
+              <w:pStyle w:val="Compact"/>
+            </w:pPr>
+            <w:r>
+              <w:t xml:space="preserve">Basis</w:t>
+            </w:r>
+          </w:p>
+        </w:tc>
+        <w:tc>
+          <w:tcPr/>
+          <w:p>
+            <w:pPr>
+              <w:pStyle w:val="Compact"/>
+            </w:pPr>
+            <w:r>
+              <w:t xml:space="preserve">Safeguards</w:t>
             </w:r>
           </w:p>
         </w:tc>
@@ -2678,29 +3785,75 @@
               <w:pStyle w:val="Compact"/>
             </w:pPr>
             <w:r>
-              <w:t xml:space="preserve">Supabase</w:t>
-            </w:r>
-          </w:p>
-        </w:tc>
-        <w:tc>
-          <w:tcPr/>
-          <w:p>
-            <w:pPr>
-              <w:pStyle w:val="Compact"/>
-            </w:pPr>
-            <w:r>
-              <w:t xml:space="preserve">Database + authentication</w:t>
-            </w:r>
-          </w:p>
-        </w:tc>
-        <w:tc>
-          <w:tcPr/>
-          <w:p>
-            <w:pPr>
-              <w:pStyle w:val="Compact"/>
-            </w:pPr>
-            <w:r>
-              <w:t xml:space="preserve">Singapore</w:t>
+              <w:rPr>
+                <w:b/>
+                <w:bCs/>
+              </w:rPr>
+              <w:t xml:space="preserve">Religion / faith</w:t>
+            </w:r>
+          </w:p>
+        </w:tc>
+        <w:tc>
+          <w:tcPr/>
+          <w:p>
+            <w:pPr>
+              <w:pStyle w:val="Compact"/>
+            </w:pPr>
+            <w:r>
+              <w:t xml:space="preserve">Self-profile</w:t>
+            </w:r>
+            <w:r>
+              <w:t xml:space="preserve"> </w:t>
+            </w:r>
+            <w:r>
+              <w:rPr>
+                <w:rStyle w:val="VerbatimChar"/>
+              </w:rPr>
+              <w:t xml:space="preserve">religion</w:t>
+            </w:r>
+            <w:r>
+              <w:t xml:space="preserve"> </w:t>
+            </w:r>
+            <w:r>
+              <w:t xml:space="preserve">(ROPA 2); wedding</w:t>
+            </w:r>
+            <w:r>
+              <w:t xml:space="preserve"> </w:t>
+            </w:r>
+            <w:r>
+              <w:rPr>
+                <w:b/>
+                <w:bCs/>
+              </w:rPr>
+              <w:t xml:space="preserve">ceremony rite</w:t>
+            </w:r>
+            <w:r>
+              <w:t xml:space="preserve"> </w:t>
+            </w:r>
+            <w:r>
+              <w:t xml:space="preserve">and Islamic-rite fields (mahr, seating posture, wali/witness/imam roles) and Chinese/Tsinoy rite (ROPA 4); dependent’s religion (ROPA 5)</w:t>
+            </w:r>
+          </w:p>
+        </w:tc>
+        <w:tc>
+          <w:tcPr/>
+          <w:p>
+            <w:pPr>
+              <w:pStyle w:val="Compact"/>
+            </w:pPr>
+            <w:r>
+              <w:t xml:space="preserve">§ 13(a) explicit consent (self / guardian), timestamped where captured at profile level</w:t>
+            </w:r>
+          </w:p>
+        </w:tc>
+        <w:tc>
+          <w:tcPr/>
+          <w:p>
+            <w:pPr>
+              <w:pStyle w:val="Compact"/>
+            </w:pPr>
+            <w:r>
+              <w:t xml:space="preserve">Optional; withdrawable; never sold or used for advertising; faith surfaced only to the couple’s own event workspace</w:t>
             </w:r>
           </w:p>
         </w:tc>
@@ -2713,29 +3866,59 @@
               <w:pStyle w:val="Compact"/>
             </w:pPr>
             <w:r>
-              <w:t xml:space="preserve">Vercel</w:t>
-            </w:r>
-          </w:p>
-        </w:tc>
-        <w:tc>
-          <w:tcPr/>
-          <w:p>
-            <w:pPr>
-              <w:pStyle w:val="Compact"/>
-            </w:pPr>
-            <w:r>
-              <w:t xml:space="preserve">Web application hosting</w:t>
-            </w:r>
-          </w:p>
-        </w:tc>
-        <w:tc>
-          <w:tcPr/>
-          <w:p>
-            <w:pPr>
-              <w:pStyle w:val="Compact"/>
-            </w:pPr>
-            <w:r>
-              <w:t xml:space="preserve">United States</w:t>
+              <w:rPr>
+                <w:b/>
+                <w:bCs/>
+              </w:rPr>
+              <w:t xml:space="preserve">Marital / civil status</w:t>
+            </w:r>
+          </w:p>
+        </w:tc>
+        <w:tc>
+          <w:tcPr/>
+          <w:p>
+            <w:pPr>
+              <w:pStyle w:val="Compact"/>
+            </w:pPr>
+            <w:r>
+              <w:t xml:space="preserve">Self-profile</w:t>
+            </w:r>
+            <w:r>
+              <w:t xml:space="preserve"> </w:t>
+            </w:r>
+            <w:r>
+              <w:rPr>
+                <w:rStyle w:val="VerbatimChar"/>
+              </w:rPr>
+              <w:t xml:space="preserve">civil_status</w:t>
+            </w:r>
+            <w:r>
+              <w:t xml:space="preserve"> </w:t>
+            </w:r>
+            <w:r>
+              <w:t xml:space="preserve">(ROPA 2)</w:t>
+            </w:r>
+          </w:p>
+        </w:tc>
+        <w:tc>
+          <w:tcPr/>
+          <w:p>
+            <w:pPr>
+              <w:pStyle w:val="Compact"/>
+            </w:pPr>
+            <w:r>
+              <w:t xml:space="preserve">§ 13(a) explicit consent, timestamped</w:t>
+            </w:r>
+          </w:p>
+        </w:tc>
+        <w:tc>
+          <w:tcPr/>
+          <w:p>
+            <w:pPr>
+              <w:pStyle w:val="Compact"/>
+            </w:pPr>
+            <w:r>
+              <w:t xml:space="preserve">Optional, reference-only</w:t>
             </w:r>
           </w:p>
         </w:tc>
@@ -2748,29 +3931,89 @@
               <w:pStyle w:val="Compact"/>
             </w:pPr>
             <w:r>
-              <w:t xml:space="preserve">Cloudflare</w:t>
-            </w:r>
-          </w:p>
-        </w:tc>
-        <w:tc>
-          <w:tcPr/>
-          <w:p>
-            <w:pPr>
-              <w:pStyle w:val="Compact"/>
-            </w:pPr>
-            <w:r>
-              <w:t xml:space="preserve">CDN + R2 object storage (media)</w:t>
-            </w:r>
-          </w:p>
-        </w:tc>
-        <w:tc>
-          <w:tcPr/>
-          <w:p>
-            <w:pPr>
-              <w:pStyle w:val="Compact"/>
-            </w:pPr>
-            <w:r>
-              <w:t xml:space="preserve">APAC / PH-region buckets</w:t>
+              <w:rPr>
+                <w:b/>
+                <w:bCs/>
+              </w:rPr>
+              <w:t xml:space="preserve">Age / minors’ data</w:t>
+            </w:r>
+          </w:p>
+        </w:tc>
+        <w:tc>
+          <w:tcPr/>
+          <w:p>
+            <w:pPr>
+              <w:pStyle w:val="Compact"/>
+            </w:pPr>
+            <w:r>
+              <w:t xml:space="preserve">Dependent</w:t>
+            </w:r>
+            <w:r>
+              <w:t xml:space="preserve"> </w:t>
+            </w:r>
+            <w:r>
+              <w:rPr>
+                <w:b/>
+                <w:bCs/>
+              </w:rPr>
+              <w:t xml:space="preserve">birth date</w:t>
+            </w:r>
+            <w:r>
+              <w:t xml:space="preserve"> </w:t>
+            </w:r>
+            <w:r>
+              <w:t xml:space="preserve">(ROPA 5); christening</w:t>
+            </w:r>
+            <w:r>
+              <w:t xml:space="preserve"> </w:t>
+            </w:r>
+            <w:r>
+              <w:rPr>
+                <w:b/>
+                <w:bCs/>
+              </w:rPr>
+              <w:t xml:space="preserve">child birth date + gender</w:t>
+            </w:r>
+            <w:r>
+              <w:t xml:space="preserve">; birthday</w:t>
+            </w:r>
+            <w:r>
+              <w:t xml:space="preserve"> </w:t>
+            </w:r>
+            <w:r>
+              <w:rPr>
+                <w:b/>
+                <w:bCs/>
+              </w:rPr>
+              <w:t xml:space="preserve">celebrant age</w:t>
+            </w:r>
+            <w:r>
+              <w:t xml:space="preserve"> </w:t>
+            </w:r>
+            <w:r>
+              <w:t xml:space="preserve">(ROPA 4)</w:t>
+            </w:r>
+          </w:p>
+        </w:tc>
+        <w:tc>
+          <w:tcPr/>
+          <w:p>
+            <w:pPr>
+              <w:pStyle w:val="Compact"/>
+            </w:pPr>
+            <w:r>
+              <w:t xml:space="preserve">§ 13(a) guardian consent; § 12(b) contract</w:t>
+            </w:r>
+          </w:p>
+        </w:tc>
+        <w:tc>
+          <w:tcPr/>
+          <w:p>
+            <w:pPr>
+              <w:pStyle w:val="Compact"/>
+            </w:pPr>
+            <w:r>
+              <w:t xml:space="preserve">Adults-only for self-profile; minors’ data only as event/family content entered by the responsible adult; heightened-care handling</w:t>
             </w:r>
           </w:p>
         </w:tc>
@@ -2783,29 +4026,76 @@
               <w:pStyle w:val="Compact"/>
             </w:pPr>
             <w:r>
-              <w:t xml:space="preserve">Resend</w:t>
-            </w:r>
-          </w:p>
-        </w:tc>
-        <w:tc>
-          <w:tcPr/>
-          <w:p>
-            <w:pPr>
-              <w:pStyle w:val="Compact"/>
-            </w:pPr>
-            <w:r>
-              <w:t xml:space="preserve">Transactional email</w:t>
-            </w:r>
-          </w:p>
-        </w:tc>
-        <w:tc>
-          <w:tcPr/>
-          <w:p>
-            <w:pPr>
-              <w:pStyle w:val="Compact"/>
-            </w:pPr>
-            <w:r>
-              <w:t xml:space="preserve">United States</w:t>
+              <w:rPr>
+                <w:b/>
+                <w:bCs/>
+              </w:rPr>
+              <w:t xml:space="preserve">Health-adjacent</w:t>
+            </w:r>
+          </w:p>
+        </w:tc>
+        <w:tc>
+          <w:tcPr/>
+          <w:p>
+            <w:pPr>
+              <w:pStyle w:val="Compact"/>
+            </w:pPr>
+            <w:r>
+              <w:t xml:space="preserve">Guest</w:t>
+            </w:r>
+            <w:r>
+              <w:t xml:space="preserve"> </w:t>
+            </w:r>
+            <w:r>
+              <w:rPr>
+                <w:b/>
+                <w:bCs/>
+              </w:rPr>
+              <w:t xml:space="preserve">dietary restrictions / meal preference</w:t>
+            </w:r>
+            <w:r>
+              <w:t xml:space="preserve"> </w:t>
+            </w:r>
+            <w:r>
+              <w:t xml:space="preserve">(ROPA 13); gender-reveal</w:t>
+            </w:r>
+            <w:r>
+              <w:t xml:space="preserve"> </w:t>
+            </w:r>
+            <w:r>
+              <w:rPr>
+                <w:b/>
+                <w:bCs/>
+              </w:rPr>
+              <w:t xml:space="preserve">expected due-date</w:t>
+            </w:r>
+            <w:r>
+              <w:t xml:space="preserve"> </w:t>
+            </w:r>
+            <w:r>
+              <w:t xml:space="preserve">(ROPA 4)</w:t>
+            </w:r>
+          </w:p>
+        </w:tc>
+        <w:tc>
+          <w:tcPr/>
+          <w:p>
+            <w:pPr>
+              <w:pStyle w:val="Compact"/>
+            </w:pPr>
+            <w:r>
+              <w:t xml:space="preserve">§ 13(a) consent</w:t>
+            </w:r>
+          </w:p>
+        </w:tc>
+        <w:tc>
+          <w:tcPr/>
+          <w:p>
+            <w:pPr>
+              <w:pStyle w:val="Compact"/>
+            </w:pPr>
+            <w:r>
+              <w:t xml:space="preserve">Collected only where the event requires it; not used beyond the event</w:t>
             </w:r>
           </w:p>
         </w:tc>
@@ -2818,29 +4108,59 @@
               <w:pStyle w:val="Compact"/>
             </w:pPr>
             <w:r>
-              <w:t xml:space="preserve">Sentry</w:t>
-            </w:r>
-          </w:p>
-        </w:tc>
-        <w:tc>
-          <w:tcPr/>
-          <w:p>
-            <w:pPr>
-              <w:pStyle w:val="Compact"/>
-            </w:pPr>
-            <w:r>
-              <w:t xml:space="preserve">Server-side error monitoring (stack traces only, no PII)</w:t>
-            </w:r>
-          </w:p>
-        </w:tc>
-        <w:tc>
-          <w:tcPr/>
-          <w:p>
-            <w:pPr>
-              <w:pStyle w:val="Compact"/>
-            </w:pPr>
-            <w:r>
-              <w:t xml:space="preserve">United States</w:t>
+              <w:rPr>
+                <w:b/>
+                <w:bCs/>
+              </w:rPr>
+              <w:t xml:space="preserve">Gender / sex</w:t>
+            </w:r>
+          </w:p>
+        </w:tc>
+        <w:tc>
+          <w:tcPr/>
+          <w:p>
+            <w:pPr>
+              <w:pStyle w:val="Compact"/>
+            </w:pPr>
+            <w:r>
+              <w:t xml:space="preserve">Self-profile</w:t>
+            </w:r>
+            <w:r>
+              <w:t xml:space="preserve"> </w:t>
+            </w:r>
+            <w:r>
+              <w:rPr>
+                <w:rStyle w:val="VerbatimChar"/>
+              </w:rPr>
+              <w:t xml:space="preserve">sex</w:t>
+            </w:r>
+            <w:r>
+              <w:t xml:space="preserve"> </w:t>
+            </w:r>
+            <w:r>
+              <w:t xml:space="preserve">(ROPA 2); dependent / honoree sex (ROPA 4-5)</w:t>
+            </w:r>
+          </w:p>
+        </w:tc>
+        <w:tc>
+          <w:tcPr/>
+          <w:p>
+            <w:pPr>
+              <w:pStyle w:val="Compact"/>
+            </w:pPr>
+            <w:r>
+              <w:t xml:space="preserve">§ 13(a) consent, timestamped at profile level</w:t>
+            </w:r>
+          </w:p>
+        </w:tc>
+        <w:tc>
+          <w:tcPr/>
+          <w:p>
+            <w:pPr>
+              <w:pStyle w:val="Compact"/>
+            </w:pPr>
+            <w:r>
+              <w:t xml:space="preserve">Optional; reference-only</w:t>
             </w:r>
           </w:p>
         </w:tc>
@@ -2853,29 +4173,73 @@
               <w:pStyle w:val="Compact"/>
             </w:pPr>
             <w:r>
-              <w:t xml:space="preserve">PostHog Cloud</w:t>
-            </w:r>
-          </w:p>
-        </w:tc>
-        <w:tc>
-          <w:tcPr/>
-          <w:p>
-            <w:pPr>
-              <w:pStyle w:val="Compact"/>
-            </w:pPr>
-            <w:r>
-              <w:t xml:space="preserve">Product analytics (opt-out available; no personal identifiers)</w:t>
-            </w:r>
-          </w:p>
-        </w:tc>
-        <w:tc>
-          <w:tcPr/>
-          <w:p>
-            <w:pPr>
-              <w:pStyle w:val="Compact"/>
-            </w:pPr>
-            <w:r>
-              <w:t xml:space="preserve">United States</w:t>
+              <w:rPr>
+                <w:b/>
+                <w:bCs/>
+              </w:rPr>
+              <w:t xml:space="preserve">Biometric — facial geometry</w:t>
+            </w:r>
+          </w:p>
+        </w:tc>
+        <w:tc>
+          <w:tcPr/>
+          <w:p>
+            <w:pPr>
+              <w:pStyle w:val="Compact"/>
+            </w:pPr>
+            <w:r>
+              <w:t xml:space="preserve">Optional per-event photo-matching (ROPA 11)</w:t>
+            </w:r>
+          </w:p>
+        </w:tc>
+        <w:tc>
+          <w:tcPr/>
+          <w:p>
+            <w:pPr>
+              <w:pStyle w:val="Compact"/>
+            </w:pPr>
+            <w:r>
+              <w:t xml:space="preserve">§ 13(a) explicit opt-in consent, timestamped</w:t>
+            </w:r>
+          </w:p>
+        </w:tc>
+        <w:tc>
+          <w:tcPr/>
+          <w:p>
+            <w:pPr>
+              <w:pStyle w:val="Compact"/>
+            </w:pPr>
+            <w:r>
+              <w:t xml:space="preserve">Adults 18+;</w:t>
+            </w:r>
+            <w:r>
+              <w:t xml:space="preserve"> </w:t>
+            </w:r>
+            <w:r>
+              <w:rPr>
+                <w:b/>
+                <w:bCs/>
+              </w:rPr>
+              <w:t xml:space="preserve">scoped to a single event, never reused across events</w:t>
+            </w:r>
+            <w:r>
+              <w:t xml:space="preserve">; consent withdrawal permanently deletes the vector + selfie;</w:t>
+            </w:r>
+            <w:r>
+              <w:t xml:space="preserve"> </w:t>
+            </w:r>
+            <w:r>
+              <w:rPr>
+                <w:b/>
+                <w:bCs/>
+              </w:rPr>
+              <w:t xml:space="preserve">vector storage currently dormant</w:t>
+            </w:r>
+            <w:r>
+              <w:t xml:space="preserve"> </w:t>
+            </w:r>
+            <w:r>
+              <w:t xml:space="preserve">(enrolment image-only until the model activates)</w:t>
             </w:r>
           </w:p>
         </w:tc>
@@ -2888,64 +4252,44 @@
               <w:pStyle w:val="Compact"/>
             </w:pPr>
             <w:r>
-              <w:t xml:space="preserve">Anthropic</w:t>
-            </w:r>
-          </w:p>
-        </w:tc>
-        <w:tc>
-          <w:tcPr/>
-          <w:p>
-            <w:pPr>
-              <w:pStyle w:val="Compact"/>
-            </w:pPr>
-            <w:r>
-              <w:t xml:space="preserve">AI features (when used)</w:t>
-            </w:r>
-          </w:p>
-        </w:tc>
-        <w:tc>
-          <w:tcPr/>
-          <w:p>
-            <w:pPr>
-              <w:pStyle w:val="Compact"/>
-            </w:pPr>
-            <w:r>
-              <w:t xml:space="preserve">United States</w:t>
-            </w:r>
-          </w:p>
-        </w:tc>
-      </w:tr>
-      <w:tr>
-        <w:tc>
-          <w:tcPr/>
-          <w:p>
-            <w:pPr>
-              <w:pStyle w:val="Compact"/>
-            </w:pPr>
-            <w:r>
-              <w:t xml:space="preserve">Google LLC</w:t>
-            </w:r>
-          </w:p>
-        </w:tc>
-        <w:tc>
-          <w:tcPr/>
-          <w:p>
-            <w:pPr>
-              <w:pStyle w:val="Compact"/>
-            </w:pPr>
-            <w:r>
-              <w:t xml:space="preserve">Google Drive / YouTube (only when the user connects the optional integration)</w:t>
-            </w:r>
-          </w:p>
-        </w:tc>
-        <w:tc>
-          <w:tcPr/>
-          <w:p>
-            <w:pPr>
-              <w:pStyle w:val="Compact"/>
-            </w:pPr>
-            <w:r>
-              <w:t xml:space="preserve">United States</w:t>
+              <w:rPr>
+                <w:b/>
+                <w:bCs/>
+              </w:rPr>
+              <w:t xml:space="preserve">Government ID + sanctions/PEP screening</w:t>
+            </w:r>
+          </w:p>
+        </w:tc>
+        <w:tc>
+          <w:tcPr/>
+          <w:p>
+            <w:pPr>
+              <w:pStyle w:val="Compact"/>
+            </w:pPr>
+            <w:r>
+              <w:t xml:space="preserve">Vendor verification (ROPA 10)</w:t>
+            </w:r>
+          </w:p>
+        </w:tc>
+        <w:tc>
+          <w:tcPr/>
+          <w:p>
+            <w:pPr>
+              <w:pStyle w:val="Compact"/>
+            </w:pPr>
+            <w:r>
+              <w:t xml:space="preserve">§ 12(b)/(c)/(f)</w:t>
+            </w:r>
+          </w:p>
+        </w:tc>
+        <w:tc>
+          <w:tcPr/>
+          <w:p>
+            <w:pPr>
+              <w:pStyle w:val="Compact"/>
+            </w:pPr>
+            <w:r>
+              <w:t xml:space="preserve">Vendor business owners only; restricted-access; retained to the statutory floor then disposed</w:t>
             </w:r>
           </w:p>
         </w:tc>
@@ -2956,33 +4300,81 @@
         <w:pStyle w:val="BodyText"/>
       </w:pPr>
       <w:r>
+        <w:t xml:space="preserve">Users who provide none of the optional categories (religion, civil status, gender, biometric enrolment, dependents) supply no sensitive personal information beyond what a given event type strictly requires. The presence of these sensitive categories is a basis for</w:t>
+      </w:r>
+      <w:r>
+        <w:t xml:space="preserve"> </w:t>
+      </w:r>
+      <w:r>
         <w:rPr>
           <w:b/>
           <w:bCs/>
         </w:rPr>
-        <w:t xml:space="preserve">Not active:</w:t>
-      </w:r>
-      <w:r>
-        <w:t xml:space="preserve"> </w:t>
-      </w:r>
-      <w:r>
-        <w:t xml:space="preserve">third-party identity-verification providers (e.g., Persona, Veriff, Onfido) are a</w:t>
-      </w:r>
-      <w:r>
-        <w:t xml:space="preserve"> </w:t>
-      </w:r>
+        <w:t xml:space="preserve">NPC registration</w:t>
+      </w:r>
+      <w:r>
+        <w:t xml:space="preserve"> </w:t>
+      </w:r>
+      <w:r>
+        <w:t xml:space="preserve">(§ 5 IRR registration triggers).</w:t>
+      </w:r>
+    </w:p>
+    <w:p>
+      <w:pPr>
+        <w:pStyle w:val="BlockText"/>
+      </w:pPr>
       <w:r>
         <w:rPr>
           <w:b/>
           <w:bCs/>
         </w:rPr>
-        <w:t xml:space="preserve">stub only</w:t>
-      </w:r>
-      <w:r>
-        <w:t xml:space="preserve"> </w:t>
-      </w:r>
-      <w:r>
-        <w:t xml:space="preserve">— no personal data flows to them; the privacy notice will be updated before any such provider begins processing.</w:t>
+        <w:t xml:space="preserve">v2.0 correction:</w:t>
+      </w:r>
+      <w:r>
+        <w:t xml:space="preserve"> </w:t>
+      </w:r>
+      <w:r>
+        <w:t xml:space="preserve">the biometric line in the public notice currently reads that Setnayan does</w:t>
+      </w:r>
+      <w:r>
+        <w:t xml:space="preserve"> </w:t>
+      </w:r>
+      <w:r>
+        <w:rPr>
+          <w:b/>
+          <w:bCs/>
+        </w:rPr>
+        <w:t xml:space="preserve">not</w:t>
+      </w:r>
+      <w:r>
+        <w:t xml:space="preserve"> </w:t>
+      </w:r>
+      <w:r>
+        <w:t xml:space="preserve">collect</w:t>
+      </w:r>
+      <w:r>
+        <w:t xml:space="preserve"> </w:t>
+      </w:r>
+      <w:r>
+        <w:t xml:space="preserve">“face biometrics or any other biometric data.”</w:t>
+      </w:r>
+      <w:r>
+        <w:t xml:space="preserve"> </w:t>
+      </w:r>
+      <w:r>
+        <w:t xml:space="preserve">Because an opt-in face-enrolment feature and its consent flow exist (vector storage dormant, image-only today), that flat denial is to be revised to an accurate</w:t>
+      </w:r>
+      <w:r>
+        <w:t xml:space="preserve"> </w:t>
+      </w:r>
+      <w:r>
+        <w:t xml:space="preserve">“optional, opt-in, per-event, currently image-only”</w:t>
+      </w:r>
+      <w:r>
+        <w:t xml:space="preserve"> </w:t>
+      </w:r>
+      <w:r>
+        <w:t xml:space="preserve">statement before the notice republishes — §11.</w:t>
       </w:r>
     </w:p>
     <w:p>
@@ -2992,8 +4384,800 @@
         </w:pict>
       </w:r>
     </w:p>
+    <w:bookmarkEnd w:id="19"/>
+    <w:bookmarkStart w:id="20" w:name="data-subject-rights-ra-10173-16"/>
+    <w:p>
+      <w:pPr>
+        <w:pStyle w:val="Heading2"/>
+      </w:pPr>
+      <w:r>
+        <w:t xml:space="preserve">6. Data Subject Rights (RA 10173 § 16)</w:t>
+      </w:r>
+    </w:p>
+    <w:p>
+      <w:pPr>
+        <w:pStyle w:val="FirstParagraph"/>
+      </w:pPr>
+      <w:r>
+        <w:t xml:space="preserve">Setnayan honors the rights to be</w:t>
+      </w:r>
+      <w:r>
+        <w:t xml:space="preserve"> </w:t>
+      </w:r>
+      <w:r>
+        <w:rPr>
+          <w:b/>
+          <w:bCs/>
+        </w:rPr>
+        <w:t xml:space="preserve">informed, access, object, rectify/correct, erase or block, data portability, and to lodge a complaint / claim damages</w:t>
+      </w:r>
+      <w:r>
+        <w:t xml:space="preserve">. Operationally:</w:t>
+      </w:r>
+    </w:p>
+    <w:p>
+      <w:pPr>
+        <w:pStyle w:val="Compact"/>
+        <w:numPr>
+          <w:ilvl w:val="0"/>
+          <w:numId w:val="1003"/>
+        </w:numPr>
+      </w:pPr>
+      <w:r>
+        <w:rPr>
+          <w:b/>
+          <w:bCs/>
+        </w:rPr>
+        <w:t xml:space="preserve">Access + portability:</w:t>
+      </w:r>
+      <w:r>
+        <w:t xml:space="preserve"> </w:t>
+      </w:r>
+      <w:r>
+        <w:t xml:space="preserve">a self-service</w:t>
+      </w:r>
+      <w:r>
+        <w:t xml:space="preserve"> </w:t>
+      </w:r>
+      <w:r>
+        <w:t xml:space="preserve">“download my data”</w:t>
+      </w:r>
+      <w:r>
+        <w:t xml:space="preserve"> </w:t>
+      </w:r>
+      <w:r>
+        <w:t xml:space="preserve">export (iteration 0025) that includes the sensitive-personalization and family-graph fields.</w:t>
+      </w:r>
+    </w:p>
+    <w:p>
+      <w:pPr>
+        <w:pStyle w:val="Compact"/>
+        <w:numPr>
+          <w:ilvl w:val="0"/>
+          <w:numId w:val="1003"/>
+        </w:numPr>
+      </w:pPr>
+      <w:r>
+        <w:rPr>
+          <w:b/>
+          <w:bCs/>
+        </w:rPr>
+        <w:t xml:space="preserve">Erasure/blocking:</w:t>
+      </w:r>
+      <w:r>
+        <w:t xml:space="preserve"> </w:t>
+      </w:r>
+      <w:r>
+        <w:t xml:space="preserve">soft-delete → hard-delete of account data, subject only to the legal-hold carve-out (§ 3). Withdrawing religion / civil status / gender / biometric / dependent consent deletes the corresponding data.</w:t>
+      </w:r>
+    </w:p>
+    <w:p>
+      <w:pPr>
+        <w:pStyle w:val="Compact"/>
+        <w:numPr>
+          <w:ilvl w:val="0"/>
+          <w:numId w:val="1003"/>
+        </w:numPr>
+      </w:pPr>
+      <w:r>
+        <w:rPr>
+          <w:b/>
+          <w:bCs/>
+        </w:rPr>
+        <w:t xml:space="preserve">Objection/withdrawal:</w:t>
+      </w:r>
+      <w:r>
+        <w:t xml:space="preserve"> </w:t>
+      </w:r>
+      <w:r>
+        <w:t xml:space="preserve">analytics opt-out (cookie consent + profile toggle); face-recognition consent revocation (deletes the vector); marketing-preference controls.</w:t>
+      </w:r>
+    </w:p>
+    <w:p>
+      <w:pPr>
+        <w:pStyle w:val="Compact"/>
+        <w:numPr>
+          <w:ilvl w:val="0"/>
+          <w:numId w:val="1003"/>
+        </w:numPr>
+      </w:pPr>
+      <w:r>
+        <w:rPr>
+          <w:b/>
+          <w:bCs/>
+        </w:rPr>
+        <w:t xml:space="preserve">Correction:</w:t>
+      </w:r>
+      <w:r>
+        <w:t xml:space="preserve"> </w:t>
+      </w:r>
+      <w:r>
+        <w:t xml:space="preserve">profile/settings self-edit.</w:t>
+      </w:r>
+    </w:p>
+    <w:p>
+      <w:pPr>
+        <w:pStyle w:val="Compact"/>
+        <w:numPr>
+          <w:ilvl w:val="0"/>
+          <w:numId w:val="1003"/>
+        </w:numPr>
+      </w:pPr>
+      <w:r>
+        <w:rPr>
+          <w:b/>
+          <w:bCs/>
+        </w:rPr>
+        <w:t xml:space="preserve">Complaints:</w:t>
+      </w:r>
+      <w:r>
+        <w:t xml:space="preserve"> </w:t>
+      </w:r>
+      <w:r>
+        <w:t xml:space="preserve">routed to the DPO at dpo@setnayan.com;</w:t>
+      </w:r>
+      <w:r>
+        <w:t xml:space="preserve"> </w:t>
+      </w:r>
+      <w:r>
+        <w:rPr>
+          <w:b/>
+          <w:bCs/>
+        </w:rPr>
+        <w:t xml:space="preserve">15-business-day</w:t>
+      </w:r>
+      <w:r>
+        <w:t xml:space="preserve"> </w:t>
+      </w:r>
+      <w:r>
+        <w:t xml:space="preserve">response SLA; the data subject retains the right to complain to the NPC.</w:t>
+      </w:r>
+    </w:p>
+    <w:p>
+      <w:r>
+        <w:pict>
+          <v:rect style="width:0;height:1.5pt" o:hralign="center" o:hrstd="t" o:hr="t"/>
+        </w:pict>
+      </w:r>
+    </w:p>
+    <w:bookmarkEnd w:id="20"/>
+    <w:bookmarkStart w:id="21" w:name="Xca9228affc6a59c3df1e241bd094e3c78884ce1"/>
+    <w:p>
+      <w:pPr>
+        <w:pStyle w:val="Heading2"/>
+      </w:pPr>
+      <w:r>
+        <w:t xml:space="preserve">7. Subprocessors and Cross-Border Transfers (§ 21)</w:t>
+      </w:r>
+    </w:p>
+    <w:p>
+      <w:pPr>
+        <w:pStyle w:val="FirstParagraph"/>
+      </w:pPr>
+      <w:r>
+        <w:t xml:space="preserve">Setnayan uses the following subprocessors. Cross-border transfers rely on § 21 and each provider’s adequacy/contractual commitments.</w:t>
+      </w:r>
+    </w:p>
+    <w:tbl>
+      <w:tblPr>
+        <w:tblStyle w:val="Table"/>
+        <w:tblW w:type="pct" w:w="5000"/>
+        <w:tblLayout w:type="fixed"/>
+        <w:tblLook w:firstRow="1" w:lastRow="0" w:firstColumn="0" w:lastColumn="0" w:noHBand="0" w:noVBand="0" w:val="0020"/>
+      </w:tblPr>
+      <w:tblGrid>
+        <w:gridCol w:w="1980"/>
+        <w:gridCol w:w="1980"/>
+        <w:gridCol w:w="1980"/>
+        <w:gridCol w:w="1980"/>
+      </w:tblGrid>
+      <w:tr>
+        <w:trPr>
+          <w:tblHeader w:val="on"/>
+        </w:trPr>
+        <w:tc>
+          <w:tcPr/>
+          <w:p>
+            <w:pPr>
+              <w:pStyle w:val="Compact"/>
+            </w:pPr>
+            <w:r>
+              <w:t xml:space="preserve">Subprocessor</w:t>
+            </w:r>
+          </w:p>
+        </w:tc>
+        <w:tc>
+          <w:tcPr/>
+          <w:p>
+            <w:pPr>
+              <w:pStyle w:val="Compact"/>
+            </w:pPr>
+            <w:r>
+              <w:t xml:space="preserve">Function</w:t>
+            </w:r>
+          </w:p>
+        </w:tc>
+        <w:tc>
+          <w:tcPr/>
+          <w:p>
+            <w:pPr>
+              <w:pStyle w:val="Compact"/>
+            </w:pPr>
+            <w:r>
+              <w:t xml:space="preserve">Location</w:t>
+            </w:r>
+          </w:p>
+        </w:tc>
+        <w:tc>
+          <w:tcPr/>
+          <w:p>
+            <w:pPr>
+              <w:pStyle w:val="Compact"/>
+            </w:pPr>
+            <w:r>
+              <w:t xml:space="preserve">Notes</w:t>
+            </w:r>
+          </w:p>
+        </w:tc>
+      </w:tr>
+      <w:tr>
+        <w:tc>
+          <w:tcPr/>
+          <w:p>
+            <w:pPr>
+              <w:pStyle w:val="Compact"/>
+            </w:pPr>
+            <w:r>
+              <w:t xml:space="preserve">Supabase</w:t>
+            </w:r>
+          </w:p>
+        </w:tc>
+        <w:tc>
+          <w:tcPr/>
+          <w:p>
+            <w:pPr>
+              <w:pStyle w:val="Compact"/>
+            </w:pPr>
+            <w:r>
+              <w:t xml:space="preserve">Database + authentication</w:t>
+            </w:r>
+          </w:p>
+        </w:tc>
+        <w:tc>
+          <w:tcPr/>
+          <w:p>
+            <w:pPr>
+              <w:pStyle w:val="Compact"/>
+            </w:pPr>
+            <w:r>
+              <w:t xml:space="preserve">Singapore</w:t>
+            </w:r>
+          </w:p>
+        </w:tc>
+        <w:tc>
+          <w:tcPr/>
+          <w:p>
+            <w:pPr>
+              <w:pStyle w:val="Compact"/>
+            </w:pPr>
+            <w:r>
+              <w:t xml:space="preserve">Primary data store; RLS enforced</w:t>
+            </w:r>
+          </w:p>
+        </w:tc>
+      </w:tr>
+      <w:tr>
+        <w:tc>
+          <w:tcPr/>
+          <w:p>
+            <w:pPr>
+              <w:pStyle w:val="Compact"/>
+            </w:pPr>
+            <w:r>
+              <w:t xml:space="preserve">Vercel</w:t>
+            </w:r>
+          </w:p>
+        </w:tc>
+        <w:tc>
+          <w:tcPr/>
+          <w:p>
+            <w:pPr>
+              <w:pStyle w:val="Compact"/>
+            </w:pPr>
+            <w:r>
+              <w:t xml:space="preserve">Web application hosting</w:t>
+            </w:r>
+          </w:p>
+        </w:tc>
+        <w:tc>
+          <w:tcPr/>
+          <w:p>
+            <w:pPr>
+              <w:pStyle w:val="Compact"/>
+            </w:pPr>
+            <w:r>
+              <w:t xml:space="preserve">United States</w:t>
+            </w:r>
+          </w:p>
+        </w:tc>
+        <w:tc>
+          <w:tcPr/>
+          <w:p>
+            <w:pPr>
+              <w:pStyle w:val="Compact"/>
+            </w:pPr>
+          </w:p>
+        </w:tc>
+      </w:tr>
+      <w:tr>
+        <w:tc>
+          <w:tcPr/>
+          <w:p>
+            <w:pPr>
+              <w:pStyle w:val="Compact"/>
+            </w:pPr>
+            <w:r>
+              <w:t xml:space="preserve">Cloudflare</w:t>
+            </w:r>
+          </w:p>
+        </w:tc>
+        <w:tc>
+          <w:tcPr/>
+          <w:p>
+            <w:pPr>
+              <w:pStyle w:val="Compact"/>
+            </w:pPr>
+            <w:r>
+              <w:t xml:space="preserve">CDN + R2 object storage (media)</w:t>
+            </w:r>
+          </w:p>
+        </w:tc>
+        <w:tc>
+          <w:tcPr/>
+          <w:p>
+            <w:pPr>
+              <w:pStyle w:val="Compact"/>
+            </w:pPr>
+            <w:r>
+              <w:t xml:space="preserve">APAC / PH-region buckets</w:t>
+            </w:r>
+          </w:p>
+        </w:tc>
+        <w:tc>
+          <w:tcPr/>
+          <w:p>
+            <w:pPr>
+              <w:pStyle w:val="Compact"/>
+            </w:pPr>
+          </w:p>
+        </w:tc>
+      </w:tr>
+      <w:tr>
+        <w:tc>
+          <w:tcPr/>
+          <w:p>
+            <w:pPr>
+              <w:pStyle w:val="Compact"/>
+            </w:pPr>
+            <w:r>
+              <w:t xml:space="preserve">Resend</w:t>
+            </w:r>
+          </w:p>
+        </w:tc>
+        <w:tc>
+          <w:tcPr/>
+          <w:p>
+            <w:pPr>
+              <w:pStyle w:val="Compact"/>
+            </w:pPr>
+            <w:r>
+              <w:t xml:space="preserve">Transactional email</w:t>
+            </w:r>
+          </w:p>
+        </w:tc>
+        <w:tc>
+          <w:tcPr/>
+          <w:p>
+            <w:pPr>
+              <w:pStyle w:val="Compact"/>
+            </w:pPr>
+            <w:r>
+              <w:t xml:space="preserve">United States</w:t>
+            </w:r>
+          </w:p>
+        </w:tc>
+        <w:tc>
+          <w:tcPr/>
+          <w:p>
+            <w:pPr>
+              <w:pStyle w:val="Compact"/>
+            </w:pPr>
+          </w:p>
+        </w:tc>
+      </w:tr>
+      <w:tr>
+        <w:tc>
+          <w:tcPr/>
+          <w:p>
+            <w:pPr>
+              <w:pStyle w:val="Compact"/>
+            </w:pPr>
+            <w:r>
+              <w:t xml:space="preserve">Sentry</w:t>
+            </w:r>
+          </w:p>
+        </w:tc>
+        <w:tc>
+          <w:tcPr/>
+          <w:p>
+            <w:pPr>
+              <w:pStyle w:val="Compact"/>
+            </w:pPr>
+            <w:r>
+              <w:t xml:space="preserve">Server-side error monitoring (stack traces only, no PII)</w:t>
+            </w:r>
+          </w:p>
+        </w:tc>
+        <w:tc>
+          <w:tcPr/>
+          <w:p>
+            <w:pPr>
+              <w:pStyle w:val="Compact"/>
+            </w:pPr>
+            <w:r>
+              <w:t xml:space="preserve">United States</w:t>
+            </w:r>
+          </w:p>
+        </w:tc>
+        <w:tc>
+          <w:tcPr/>
+          <w:p>
+            <w:pPr>
+              <w:pStyle w:val="Compact"/>
+            </w:pPr>
+          </w:p>
+        </w:tc>
+      </w:tr>
+      <w:tr>
+        <w:tc>
+          <w:tcPr/>
+          <w:p>
+            <w:pPr>
+              <w:pStyle w:val="Compact"/>
+            </w:pPr>
+            <w:r>
+              <w:t xml:space="preserve">PostHog Cloud</w:t>
+            </w:r>
+          </w:p>
+        </w:tc>
+        <w:tc>
+          <w:tcPr/>
+          <w:p>
+            <w:pPr>
+              <w:pStyle w:val="Compact"/>
+            </w:pPr>
+            <w:r>
+              <w:t xml:space="preserve">Product analytics (cookie-consent opt-in; no personal identifiers)</w:t>
+            </w:r>
+          </w:p>
+        </w:tc>
+        <w:tc>
+          <w:tcPr/>
+          <w:p>
+            <w:pPr>
+              <w:pStyle w:val="Compact"/>
+            </w:pPr>
+            <w:r>
+              <w:t xml:space="preserve">United States</w:t>
+            </w:r>
+          </w:p>
+        </w:tc>
+        <w:tc>
+          <w:tcPr/>
+          <w:p>
+            <w:pPr>
+              <w:pStyle w:val="Compact"/>
+            </w:pPr>
+          </w:p>
+        </w:tc>
+      </w:tr>
+      <w:tr>
+        <w:tc>
+          <w:tcPr/>
+          <w:p>
+            <w:pPr>
+              <w:pStyle w:val="Compact"/>
+            </w:pPr>
+            <w:r>
+              <w:t xml:space="preserve">Anthropic</w:t>
+            </w:r>
+          </w:p>
+        </w:tc>
+        <w:tc>
+          <w:tcPr/>
+          <w:p>
+            <w:pPr>
+              <w:pStyle w:val="Compact"/>
+            </w:pPr>
+            <w:r>
+              <w:t xml:space="preserve">AI features (deterministic-assist / optional AI)</w:t>
+            </w:r>
+          </w:p>
+        </w:tc>
+        <w:tc>
+          <w:tcPr/>
+          <w:p>
+            <w:pPr>
+              <w:pStyle w:val="Compact"/>
+            </w:pPr>
+            <w:r>
+              <w:t xml:space="preserve">United States</w:t>
+            </w:r>
+          </w:p>
+        </w:tc>
+        <w:tc>
+          <w:tcPr/>
+          <w:p>
+            <w:pPr>
+              <w:pStyle w:val="Compact"/>
+            </w:pPr>
+            <w:r>
+              <w:t xml:space="preserve">No training on user data</w:t>
+            </w:r>
+          </w:p>
+        </w:tc>
+      </w:tr>
+      <w:tr>
+        <w:tc>
+          <w:tcPr/>
+          <w:p>
+            <w:pPr>
+              <w:pStyle w:val="Compact"/>
+            </w:pPr>
+            <w:r>
+              <w:t xml:space="preserve">Persona</w:t>
+            </w:r>
+          </w:p>
+        </w:tc>
+        <w:tc>
+          <w:tcPr/>
+          <w:p>
+            <w:pPr>
+              <w:pStyle w:val="Compact"/>
+            </w:pPr>
+            <w:r>
+              <w:t xml:space="preserve">Vendor identity verification</w:t>
+            </w:r>
+          </w:p>
+        </w:tc>
+        <w:tc>
+          <w:tcPr/>
+          <w:p>
+            <w:pPr>
+              <w:pStyle w:val="Compact"/>
+            </w:pPr>
+            <w:r>
+              <w:t xml:space="preserve">United States</w:t>
+            </w:r>
+          </w:p>
+        </w:tc>
+        <w:tc>
+          <w:tcPr/>
+          <w:p>
+            <w:pPr>
+              <w:pStyle w:val="Compact"/>
+            </w:pPr>
+            <w:r>
+              <w:t xml:space="preserve">Automated verification</w:t>
+            </w:r>
+            <w:r>
+              <w:t xml:space="preserve"> </w:t>
+            </w:r>
+            <w:r>
+              <w:rPr>
+                <w:b/>
+                <w:bCs/>
+              </w:rPr>
+              <w:t xml:space="preserve">staged</w:t>
+            </w:r>
+            <w:r>
+              <w:t xml:space="preserve">; vendor documents currently reviewed by the Setnayan admin team. No data flows to Persona until activation (disclosed before it begins)</w:t>
+            </w:r>
+          </w:p>
+        </w:tc>
+      </w:tr>
+      <w:tr>
+        <w:tc>
+          <w:tcPr/>
+          <w:p>
+            <w:pPr>
+              <w:pStyle w:val="Compact"/>
+            </w:pPr>
+            <w:r>
+              <w:t xml:space="preserve">Google LLC</w:t>
+            </w:r>
+          </w:p>
+        </w:tc>
+        <w:tc>
+          <w:tcPr/>
+          <w:p>
+            <w:pPr>
+              <w:pStyle w:val="Compact"/>
+            </w:pPr>
+            <w:r>
+              <w:t xml:space="preserve">Google Drive / YouTube (only when the user connects the optional integration)</w:t>
+            </w:r>
+          </w:p>
+        </w:tc>
+        <w:tc>
+          <w:tcPr/>
+          <w:p>
+            <w:pPr>
+              <w:pStyle w:val="Compact"/>
+            </w:pPr>
+            <w:r>
+              <w:t xml:space="preserve">United States</w:t>
+            </w:r>
+          </w:p>
+        </w:tc>
+        <w:tc>
+          <w:tcPr/>
+          <w:p>
+            <w:pPr>
+              <w:pStyle w:val="Compact"/>
+            </w:pPr>
+            <w:r>
+              <w:t xml:space="preserve">OAuth, opt-in; Google</w:t>
+            </w:r>
+            <w:r>
+              <w:t xml:space="preserve"> </w:t>
+            </w:r>
+            <w:r>
+              <w:rPr>
+                <w:b/>
+                <w:bCs/>
+              </w:rPr>
+              <w:t xml:space="preserve">Limited Use</w:t>
+            </w:r>
+            <w:r>
+              <w:t xml:space="preserve"> </w:t>
+            </w:r>
+            <w:r>
+              <w:t xml:space="preserve">commitment (no AI/ML training)</w:t>
+            </w:r>
+          </w:p>
+        </w:tc>
+      </w:tr>
+      <w:tr>
+        <w:tc>
+          <w:tcPr/>
+          <w:p>
+            <w:pPr>
+              <w:pStyle w:val="Compact"/>
+            </w:pPr>
+            <w:r>
+              <w:t xml:space="preserve">TikTok</w:t>
+            </w:r>
+          </w:p>
+        </w:tc>
+        <w:tc>
+          <w:tcPr/>
+          <w:p>
+            <w:pPr>
+              <w:pStyle w:val="Compact"/>
+            </w:pPr>
+            <w:r>
+              <w:t xml:space="preserve">Patiktok video publish (only when the user connects the optional integration)</w:t>
+            </w:r>
+          </w:p>
+        </w:tc>
+        <w:tc>
+          <w:tcPr/>
+          <w:p>
+            <w:pPr>
+              <w:pStyle w:val="Compact"/>
+            </w:pPr>
+            <w:r>
+              <w:t xml:space="preserve">United States / Singapore</w:t>
+            </w:r>
+          </w:p>
+        </w:tc>
+        <w:tc>
+          <w:tcPr/>
+          <w:p>
+            <w:pPr>
+              <w:pStyle w:val="Compact"/>
+            </w:pPr>
+            <w:r>
+              <w:t xml:space="preserve">OAuth, opt-in; scopes limited to profile + video upload/publish</w:t>
+            </w:r>
+          </w:p>
+        </w:tc>
+      </w:tr>
+      <w:tr>
+        <w:tc>
+          <w:tcPr/>
+          <w:p>
+            <w:pPr>
+              <w:pStyle w:val="Compact"/>
+            </w:pPr>
+            <w:r>
+              <w:t xml:space="preserve">Suno</w:t>
+            </w:r>
+          </w:p>
+        </w:tc>
+        <w:tc>
+          <w:tcPr/>
+          <w:p>
+            <w:pPr>
+              <w:pStyle w:val="Compact"/>
+            </w:pPr>
+            <w:r>
+              <w:t xml:space="preserve">AI music generation for Pakanta / rendered videos</w:t>
+            </w:r>
+          </w:p>
+        </w:tc>
+        <w:tc>
+          <w:tcPr/>
+          <w:p>
+            <w:pPr>
+              <w:pStyle w:val="Compact"/>
+            </w:pPr>
+            <w:r>
+              <w:t xml:space="preserve">United States</w:t>
+            </w:r>
+          </w:p>
+        </w:tc>
+        <w:tc>
+          <w:tcPr/>
+          <w:p>
+            <w:pPr>
+              <w:pStyle w:val="Compact"/>
+            </w:pPr>
+            <w:r>
+              <w:t xml:space="preserve">Owned-catalogue generation; no personal data in prompts</w:t>
+            </w:r>
+          </w:p>
+        </w:tc>
+      </w:tr>
+    </w:tbl>
+    <w:p>
+      <w:pPr>
+        <w:pStyle w:val="BodyText"/>
+      </w:pPr>
+      <w:r>
+        <w:t xml:space="preserve">Cross-border destinations disclosed: Singapore (Supabase), United States (Vercel, Cloudflare account plane, Resend, Sentry, PostHog, Anthropic, Persona, Google, Suno), United States/Singapore (TikTok). Media objects reside in Cloudflare’s PH-region R2 buckets.</w:t>
+      </w:r>
+    </w:p>
+    <w:p>
+      <w:r>
+        <w:pict>
+          <v:rect style="width:0;height:1.5pt" o:hralign="center" o:hrstd="t" o:hr="t"/>
+        </w:pict>
+      </w:r>
+    </w:p>
     <w:bookmarkEnd w:id="21"/>
-    <w:bookmarkStart w:id="22" w:name="X07f43e45ebe2a1d07297042eaacd61adf62238e"/>
+    <w:bookmarkStart w:id="23" w:name="X07f43e45ebe2a1d07297042eaacd61adf62238e"/>
     <w:p>
       <w:pPr>
         <w:pStyle w:val="Heading2"/>
@@ -3059,7 +5243,7 @@
         <w:t xml:space="preserve"> </w:t>
       </w:r>
       <w:r>
-        <w:t xml:space="preserve">(raw value never stored); transport over TLS.</w:t>
+        <w:t xml:space="preserve">(raw value never stored); OAuth grants encrypted at rest; transport over TLS.</w:t>
       </w:r>
     </w:p>
     <w:p>
@@ -3083,6 +5267,16 @@
       <w:r>
         <w:t xml:space="preserve">analytics carry no personal identifiers; error logs exclude message bodies, payment details, and guest data; IP truncated to 3 octets for QR-scan events.</w:t>
       </w:r>
+      <w:r>
+        <w:t xml:space="preserve"> </w:t>
+      </w:r>
+      <w:r>
+        <w:rPr>
+          <w:i/>
+          <w:iCs/>
+        </w:rPr>
+        <w:t xml:space="preserve">(Minimization item: some aggregate dashboard views load fuller records than they display — a tightening pass is tracked in §11.)</w:t>
+      </w:r>
     </w:p>
     <w:p>
       <w:pPr>
@@ -3172,6 +5366,84 @@
         <w:t xml:space="preserve">the DPO coordinates assessment and any NPC + data-subject notification within the periods required by the NPC’s breach rules.</w:t>
       </w:r>
     </w:p>
+    <w:bookmarkStart w:id="22" w:name="a.-retention-governance"/>
+    <w:p>
+      <w:pPr>
+        <w:pStyle w:val="Heading3"/>
+      </w:pPr>
+      <w:r>
+        <w:t xml:space="preserve">8a. Retention governance</w:t>
+      </w:r>
+    </w:p>
+    <w:p>
+      <w:pPr>
+        <w:pStyle w:val="FirstParagraph"/>
+      </w:pPr>
+      <w:r>
+        <w:t xml:space="preserve">Retention is bounded on both ends:</w:t>
+      </w:r>
+      <w:r>
+        <w:t xml:space="preserve"> </w:t>
+      </w:r>
+      <w:r>
+        <w:rPr>
+          <w:b/>
+          <w:bCs/>
+        </w:rPr>
+        <w:t xml:space="preserve">RA 10173 storage-limitation</w:t>
+      </w:r>
+      <w:r>
+        <w:t xml:space="preserve"> </w:t>
+      </w:r>
+      <w:r>
+        <w:t xml:space="preserve">as the maximum, and</w:t>
+      </w:r>
+      <w:r>
+        <w:t xml:space="preserve"> </w:t>
+      </w:r>
+      <w:r>
+        <w:rPr>
+          <w:b/>
+          <w:bCs/>
+        </w:rPr>
+        <w:t xml:space="preserve">statutory floors</w:t>
+      </w:r>
+      <w:r>
+        <w:t xml:space="preserve"> </w:t>
+      </w:r>
+      <w:r>
+        <w:t xml:space="preserve">as the minimum for financial and contractual records (BIR RR 17-2013 = 10 years for payments/Official Receipts; Civil Code Art. 1144 for contracts). Per-class periods are maintained in the</w:t>
+      </w:r>
+      <w:r>
+        <w:t xml:space="preserve"> </w:t>
+      </w:r>
+      <w:r>
+        <w:rPr>
+          <w:b/>
+          <w:bCs/>
+        </w:rPr>
+        <w:t xml:space="preserve">Data Retention Schedule (2026-07-11)</w:t>
+      </w:r>
+      <w:r>
+        <w:t xml:space="preserve">; periods marked</w:t>
+      </w:r>
+      <w:r>
+        <w:t xml:space="preserve"> </w:t>
+      </w:r>
+      <w:r>
+        <w:rPr>
+          <w:i/>
+          <w:iCs/>
+        </w:rPr>
+        <w:t xml:space="preserve">(counsel)</w:t>
+      </w:r>
+      <w:r>
+        <w:t xml:space="preserve"> </w:t>
+      </w:r>
+      <w:r>
+        <w:t xml:space="preserve">await external ratification.</w:t>
+      </w:r>
+    </w:p>
     <w:p>
       <w:r>
         <w:pict>
@@ -3180,7 +5452,8 @@
       </w:r>
     </w:p>
     <w:bookmarkEnd w:id="22"/>
-    <w:bookmarkStart w:id="23" w:name="compliance-statement"/>
+    <w:bookmarkEnd w:id="23"/>
+    <w:bookmarkStart w:id="24" w:name="compliance-statement"/>
     <w:p>
       <w:pPr>
         <w:pStyle w:val="Heading2"/>
@@ -3194,7 +5467,7 @@
         <w:pStyle w:val="FirstParagraph"/>
       </w:pPr>
       <w:r>
-        <w:t xml:space="preserve">Setnayan processes personal data under RA 10173 on the bases recorded in § 3, with retention bounded on both ends (RA 10173 storage-limitation as the maximum; BIR/Civil Code statutory floors as the minimum for financial and contractual records). Data subject rights are implemented and honored; sensitive personal information (biometric) is processed only on explicit consent; the fraud-prevention device identifier is minimized, pseudonymized, disclosed, and DPO-gated. The DPO is the proprietor and is the point of contact for the NPC and for data subjects.</w:t>
+        <w:t xml:space="preserve">Setnayan processes personal data under RA 10173 on the bases recorded in § 3, with retention bounded on both ends (RA 10173 storage-limitation as the maximum; BIR/Civil Code statutory floors as the minimum for financial and contractual records). Data subject rights are implemented and honored; sensitive personal information (religion, civil status, gender, minors’ data, health-adjacent data, biometric, and vendor government-ID) is processed only on the bases in § 5; the fraud-prevention device identifier is minimized, pseudonymized, and DPO-gated (currently dormant). The DPO is the proprietor and is the point of contact for the NPC and for data subjects.</w:t>
       </w:r>
     </w:p>
     <w:p>
@@ -3230,7 +5503,7 @@
         <w:t xml:space="preserve"> </w:t>
       </w:r>
       <w:r>
-        <w:t xml:space="preserve">2026-07-12</w:t>
+        <w:t xml:space="preserve">2026-07-13</w:t>
       </w:r>
     </w:p>
     <w:p>
@@ -3240,14 +5513,14 @@
         </w:pict>
       </w:r>
     </w:p>
-    <w:bookmarkEnd w:id="23"/>
-    <w:bookmarkStart w:id="24" w:name="appendix-companion-documents"/>
+    <w:bookmarkEnd w:id="24"/>
+    <w:bookmarkStart w:id="25" w:name="appendix-companion-documents"/>
     <w:p>
       <w:pPr>
         <w:pStyle w:val="Heading2"/>
       </w:pPr>
       <w:r>
-        <w:t xml:space="preserve">Appendix — companion documents</w:t>
+        <w:t xml:space="preserve">10. Appendix — companion documents</w:t>
       </w:r>
     </w:p>
     <w:p>
@@ -3262,13 +5535,13 @@
         <w:rPr>
           <w:rStyle w:val="VerbatimChar"/>
         </w:rPr>
-        <w:t xml:space="preserve">Device_Fingerprint_Data_Use_DPO_Review_2026-07-12.md</w:t>
-      </w:r>
-      <w:r>
-        <w:t xml:space="preserve"> </w:t>
-      </w:r>
-      <w:r>
-        <w:t xml:space="preserve">— DPO one-pager for the device-fingerprint processing.</w:t>
+        <w:t xml:space="preserve">Privacy_Reconciliation_Home_and_Data_Flows_2026-07-13.md</w:t>
+      </w:r>
+      <w:r>
+        <w:t xml:space="preserve"> </w:t>
+      </w:r>
+      <w:r>
+        <w:t xml:space="preserve">— the reconciliation that drove the v2.0 expansion.</w:t>
       </w:r>
     </w:p>
     <w:p>
@@ -3283,28 +5556,13 @@
         <w:rPr>
           <w:rStyle w:val="VerbatimChar"/>
         </w:rPr>
-        <w:t xml:space="preserve">Data_Retention_Schedule_2026-07-11.md</w:t>
-      </w:r>
-      <w:r>
-        <w:t xml:space="preserve"> </w:t>
-      </w:r>
-      <w:r>
-        <w:t xml:space="preserve">— full per-class retention schedule +</w:t>
-      </w:r>
-      <w:r>
-        <w:t xml:space="preserve"> </w:t>
-      </w:r>
-      <w:r>
-        <w:rPr>
-          <w:rStyle w:val="VerbatimChar"/>
-        </w:rPr>
-        <w:t xml:space="preserve">[PENDING COUNSEL]</w:t>
-      </w:r>
-      <w:r>
-        <w:t xml:space="preserve"> </w:t>
-      </w:r>
-      <w:r>
-        <w:t xml:space="preserve">items.</w:t>
+        <w:t xml:space="preserve">Device_Fingerprint_Data_Use_DPO_Review_2026-07-12.md</w:t>
+      </w:r>
+      <w:r>
+        <w:t xml:space="preserve"> </w:t>
+      </w:r>
+      <w:r>
+        <w:t xml:space="preserve">— DPO one-pager for the device-fingerprint processing.</w:t>
       </w:r>
     </w:p>
     <w:p>
@@ -3316,19 +5574,31 @@
         </w:numPr>
       </w:pPr>
       <w:r>
-        <w:t xml:space="preserve">Public privacy notice —</w:t>
-      </w:r>
-      <w:r>
-        <w:t xml:space="preserve"> </w:t>
-      </w:r>
-      <w:r>
         <w:rPr>
           <w:rStyle w:val="VerbatimChar"/>
         </w:rPr>
-        <w:t xml:space="preserve">setnayan.com/privacy</w:t>
-      </w:r>
-      <w:r>
-        <w:t xml:space="preserve">.</w:t>
+        <w:t xml:space="preserve">Data_Retention_Schedule_2026-07-11.md</w:t>
+      </w:r>
+      <w:r>
+        <w:t xml:space="preserve"> </w:t>
+      </w:r>
+      <w:r>
+        <w:t xml:space="preserve">— full per-class retention schedule +</w:t>
+      </w:r>
+      <w:r>
+        <w:t xml:space="preserve"> </w:t>
+      </w:r>
+      <w:r>
+        <w:rPr>
+          <w:rStyle w:val="VerbatimChar"/>
+        </w:rPr>
+        <w:t xml:space="preserve">[PENDING COUNSEL]</w:t>
+      </w:r>
+      <w:r>
+        <w:t xml:space="preserve"> </w:t>
+      </w:r>
+      <w:r>
+        <w:t xml:space="preserve">items.</w:t>
       </w:r>
     </w:p>
     <w:p>
@@ -3343,6 +5613,72 @@
         <w:rPr>
           <w:rStyle w:val="VerbatimChar"/>
         </w:rPr>
+        <w:t xml:space="preserve">NPC_Compliance/</w:t>
+      </w:r>
+      <w:r>
+        <w:t xml:space="preserve"> </w:t>
+      </w:r>
+      <w:r>
+        <w:t xml:space="preserve">pack — the deeper filing set (Privacy Manual, full RoPA, DPO Designation + NPCRS data sheet, Breach Policy, DPIA register, Face-Vector DPIA, Anti-Fraud DPIA). This dossier is the executive summary over that pack; the two must be kept consistent.</w:t>
+      </w:r>
+    </w:p>
+    <w:p>
+      <w:pPr>
+        <w:pStyle w:val="Compact"/>
+        <w:numPr>
+          <w:ilvl w:val="0"/>
+          <w:numId w:val="1005"/>
+        </w:numPr>
+      </w:pPr>
+      <w:r>
+        <w:rPr>
+          <w:rStyle w:val="VerbatimChar"/>
+        </w:rPr>
+        <w:t xml:space="preserve">01_Contracts/Setnayan_Privacy_and_Security_Policy.md</w:t>
+      </w:r>
+      <w:r>
+        <w:t xml:space="preserve"> </w:t>
+      </w:r>
+      <w:r>
+        <w:t xml:space="preserve">— the binding public policy (to be reconciled per §11).</w:t>
+      </w:r>
+    </w:p>
+    <w:p>
+      <w:pPr>
+        <w:pStyle w:val="Compact"/>
+        <w:numPr>
+          <w:ilvl w:val="0"/>
+          <w:numId w:val="1005"/>
+        </w:numPr>
+      </w:pPr>
+      <w:r>
+        <w:t xml:space="preserve">Public privacy notice —</w:t>
+      </w:r>
+      <w:r>
+        <w:t xml:space="preserve"> </w:t>
+      </w:r>
+      <w:r>
+        <w:rPr>
+          <w:rStyle w:val="VerbatimChar"/>
+        </w:rPr>
+        <w:t xml:space="preserve">setnayan.com/privacy</w:t>
+      </w:r>
+      <w:r>
+        <w:t xml:space="preserve">.</w:t>
+      </w:r>
+    </w:p>
+    <w:p>
+      <w:pPr>
+        <w:pStyle w:val="Compact"/>
+        <w:numPr>
+          <w:ilvl w:val="0"/>
+          <w:numId w:val="1005"/>
+        </w:numPr>
+      </w:pPr>
+      <w:r>
+        <w:rPr>
+          <w:rStyle w:val="VerbatimChar"/>
+        </w:rPr>
         <w:t xml:space="preserve">[[dpo-designation-owner]]</w:t>
       </w:r>
       <w:r>
@@ -3353,21 +5689,38 @@
       </w:r>
     </w:p>
     <w:p>
-      <w:pPr>
-        <w:pStyle w:val="BlockText"/>
+      <w:r>
+        <w:pict>
+          <v:rect style="width:0;height:1.5pt" o:hralign="center" o:hrstd="t" o:hr="t"/>
+        </w:pict>
+      </w:r>
+    </w:p>
+    <w:bookmarkEnd w:id="25"/>
+    <w:bookmarkStart w:id="26" w:name="Xf3c78e5c5ef5fe1213d1557ffb752df19fc7284"/>
+    <w:p>
+      <w:pPr>
+        <w:pStyle w:val="Heading2"/>
+      </w:pPr>
+      <w:r>
+        <w:t xml:space="preserve">11. Open items before filing (owner / DPO / external counsel)</w:t>
+      </w:r>
+    </w:p>
+    <w:p>
+      <w:pPr>
+        <w:pStyle w:val="FirstParagraph"/>
       </w:pPr>
       <w:r>
         <w:rPr>
           <w:b/>
           <w:bCs/>
         </w:rPr>
-        <w:t xml:space="preserve">Open items before filing:</w:t>
-      </w:r>
-      <w:r>
-        <w:t xml:space="preserve"> </w:t>
-      </w:r>
-      <w:r>
-        <w:t xml:space="preserve">(1) external counsel review of this dossier + the retention periods marked</w:t>
+        <w:t xml:space="preserve">Blocking on external counsel (this dossier is not legal advice):</w:t>
+      </w:r>
+      <w:r>
+        <w:t xml:space="preserve"> </w:t>
+      </w:r>
+      <w:r>
+        <w:t xml:space="preserve">1. External counsel review of this dossier + the retention periods marked</w:t>
       </w:r>
       <w:r>
         <w:t xml:space="preserve"> </w:t>
@@ -3380,11 +5733,368 @@
         <w:t xml:space="preserve">(counsel)</w:t>
       </w:r>
       <w:r>
-        <w:t xml:space="preserve">; (2) DPO sign-off + activation decision on the device-fingerprint feature; (3) confirmation of the NPC registration threshold applicable to the business.</w:t>
-      </w:r>
-    </w:p>
-    <w:bookmarkEnd w:id="24"/>
-    <w:bookmarkEnd w:id="25"/>
+        <w:t xml:space="preserve">, with specific attention to the</w:t>
+      </w:r>
+      <w:r>
+        <w:t xml:space="preserve"> </w:t>
+      </w:r>
+      <w:r>
+        <w:rPr>
+          <w:b/>
+          <w:bCs/>
+        </w:rPr>
+        <w:t xml:space="preserve">§ 3(l) / minors’ data</w:t>
+      </w:r>
+      <w:r>
+        <w:t xml:space="preserve"> </w:t>
+      </w:r>
+      <w:r>
+        <w:t xml:space="preserve">cluster (dependents, christening child data, godparent third-party notification) and the vendor</w:t>
+      </w:r>
+      <w:r>
+        <w:t xml:space="preserve"> </w:t>
+      </w:r>
+      <w:r>
+        <w:rPr>
+          <w:b/>
+          <w:bCs/>
+        </w:rPr>
+        <w:t xml:space="preserve">AMLC/PEP + government-ID</w:t>
+      </w:r>
+      <w:r>
+        <w:t xml:space="preserve"> </w:t>
+      </w:r>
+      <w:r>
+        <w:t xml:space="preserve">screening basis.</w:t>
+      </w:r>
+      <w:r>
+        <w:t xml:space="preserve"> </w:t>
+      </w:r>
+      <w:r>
+        <w:t xml:space="preserve">2. Confirmation of the</w:t>
+      </w:r>
+      <w:r>
+        <w:t xml:space="preserve"> </w:t>
+      </w:r>
+      <w:r>
+        <w:rPr>
+          <w:b/>
+          <w:bCs/>
+        </w:rPr>
+        <w:t xml:space="preserve">NPC registration threshold</w:t>
+      </w:r>
+      <w:r>
+        <w:t xml:space="preserve"> </w:t>
+      </w:r>
+      <w:r>
+        <w:t xml:space="preserve">applicable to the business.</w:t>
+      </w:r>
+    </w:p>
+    <w:p>
+      <w:pPr>
+        <w:pStyle w:val="BodyText"/>
+      </w:pPr>
+      <w:r>
+        <w:rPr>
+          <w:b/>
+          <w:bCs/>
+        </w:rPr>
+        <w:t xml:space="preserve">Owner / DPO actions (documentation + product):</w:t>
+      </w:r>
+      <w:r>
+        <w:t xml:space="preserve"> </w:t>
+      </w:r>
+      <w:r>
+        <w:t xml:space="preserve">3.</w:t>
+      </w:r>
+      <w:r>
+        <w:t xml:space="preserve"> </w:t>
+      </w:r>
+      <w:r>
+        <w:rPr>
+          <w:b/>
+          <w:bCs/>
+        </w:rPr>
+        <w:t xml:space="preserve">Reconcile the public privacy notice</w:t>
+      </w:r>
+      <w:r>
+        <w:t xml:space="preserve"> </w:t>
+      </w:r>
+      <w:r>
+        <w:t xml:space="preserve">(</w:t>
+      </w:r>
+      <w:r>
+        <w:rPr>
+          <w:rStyle w:val="VerbatimChar"/>
+        </w:rPr>
+        <w:t xml:space="preserve">setnayan.com/privacy</w:t>
+      </w:r>
+      <w:r>
+        <w:t xml:space="preserve">) to this dossier before or alongside filing: add disclosures for</w:t>
+      </w:r>
+      <w:r>
+        <w:t xml:space="preserve"> </w:t>
+      </w:r>
+      <w:r>
+        <w:rPr>
+          <w:b/>
+          <w:bCs/>
+        </w:rPr>
+        <w:t xml:space="preserve">faith/ceremony data, minors’/dependents’ data, e-gift receiving handles, and the device fingerprint (pre-activation)</w:t>
+      </w:r>
+      <w:r>
+        <w:t xml:space="preserve">; and</w:t>
+      </w:r>
+      <w:r>
+        <w:t xml:space="preserve"> </w:t>
+      </w:r>
+      <w:r>
+        <w:rPr>
+          <w:b/>
+          <w:bCs/>
+        </w:rPr>
+        <w:t xml:space="preserve">correct the biometric line</w:t>
+      </w:r>
+      <w:r>
+        <w:t xml:space="preserve"> </w:t>
+      </w:r>
+      <w:r>
+        <w:t xml:space="preserve">from a flat denial to the accurate opt-in/image-only statement (§5).</w:t>
+      </w:r>
+      <w:r>
+        <w:t xml:space="preserve"> </w:t>
+      </w:r>
+      <w:r>
+        <w:t xml:space="preserve">4.</w:t>
+      </w:r>
+      <w:r>
+        <w:t xml:space="preserve"> </w:t>
+      </w:r>
+      <w:r>
+        <w:rPr>
+          <w:b/>
+          <w:bCs/>
+        </w:rPr>
+        <w:t xml:space="preserve">Reconcile the older corpus documents</w:t>
+      </w:r>
+      <w:r>
+        <w:t xml:space="preserve"> </w:t>
+      </w:r>
+      <w:r>
+        <w:t xml:space="preserve">to the values in §1: align</w:t>
+      </w:r>
+      <w:r>
+        <w:t xml:space="preserve"> </w:t>
+      </w:r>
+      <w:r>
+        <w:rPr>
+          <w:rStyle w:val="VerbatimChar"/>
+        </w:rPr>
+        <w:t xml:space="preserve">iscasasolaii@gmail.com</w:t>
+      </w:r>
+      <w:r>
+        <w:t xml:space="preserve"> </w:t>
+      </w:r>
+      <w:r>
+        <w:t xml:space="preserve">→</w:t>
+      </w:r>
+      <w:r>
+        <w:t xml:space="preserve"> </w:t>
+      </w:r>
+      <w:r>
+        <w:rPr>
+          <w:rStyle w:val="VerbatimChar"/>
+        </w:rPr>
+        <w:t xml:space="preserve">dpo@setnayan.com</w:t>
+      </w:r>
+      <w:r>
+        <w:t xml:space="preserve"> </w:t>
+      </w:r>
+      <w:r>
+        <w:t xml:space="preserve">and the 7-business-day SLA → 15 in the binding Privacy &amp; Security Policy; add the</w:t>
+      </w:r>
+      <w:r>
+        <w:t xml:space="preserve"> </w:t>
+      </w:r>
+      <w:r>
+        <w:rPr>
+          <w:b/>
+          <w:bCs/>
+        </w:rPr>
+        <w:t xml:space="preserve">10-year floor</w:t>
+      </w:r>
+      <w:r>
+        <w:t xml:space="preserve"> </w:t>
+      </w:r>
+      <w:r>
+        <w:t xml:space="preserve">and the</w:t>
+      </w:r>
+      <w:r>
+        <w:t xml:space="preserve"> </w:t>
+      </w:r>
+      <w:r>
+        <w:rPr>
+          <w:b/>
+          <w:bCs/>
+        </w:rPr>
+        <w:t xml:space="preserve">vendor-verification retention class</w:t>
+      </w:r>
+      <w:r>
+        <w:t xml:space="preserve"> </w:t>
+      </w:r>
+      <w:r>
+        <w:t xml:space="preserve">to that policy’s §4 retention table; add</w:t>
+      </w:r>
+      <w:r>
+        <w:t xml:space="preserve"> </w:t>
+      </w:r>
+      <w:r>
+        <w:rPr>
+          <w:b/>
+          <w:bCs/>
+        </w:rPr>
+        <w:t xml:space="preserve">Persona, TikTok, Suno</w:t>
+      </w:r>
+      <w:r>
+        <w:t xml:space="preserve"> </w:t>
+      </w:r>
+      <w:r>
+        <w:t xml:space="preserve">to its §10 subprocessor table.</w:t>
+      </w:r>
+      <w:r>
+        <w:t xml:space="preserve"> </w:t>
+      </w:r>
+      <w:r>
+        <w:t xml:space="preserve">5.</w:t>
+      </w:r>
+      <w:r>
+        <w:t xml:space="preserve"> </w:t>
+      </w:r>
+      <w:r>
+        <w:rPr>
+          <w:b/>
+          <w:bCs/>
+        </w:rPr>
+        <w:t xml:space="preserve">Device-fingerprint status:</w:t>
+      </w:r>
+      <w:r>
+        <w:t xml:space="preserve"> </w:t>
+      </w:r>
+      <w:r>
+        <w:t xml:space="preserve">correct the draft Anti-Fraud Policy amendment’s</w:t>
+      </w:r>
+      <w:r>
+        <w:t xml:space="preserve"> </w:t>
+      </w:r>
+      <w:r>
+        <w:t xml:space="preserve">“active since 2026-07-07”</w:t>
+      </w:r>
+      <w:r>
+        <w:t xml:space="preserve"> </w:t>
+      </w:r>
+      <w:r>
+        <w:t xml:space="preserve">language to match the confirmed</w:t>
+      </w:r>
+      <w:r>
+        <w:t xml:space="preserve"> </w:t>
+      </w:r>
+      <w:r>
+        <w:rPr>
+          <w:b/>
+          <w:bCs/>
+        </w:rPr>
+        <w:t xml:space="preserve">flag-OFF</w:t>
+      </w:r>
+      <w:r>
+        <w:t xml:space="preserve"> </w:t>
+      </w:r>
+      <w:r>
+        <w:t xml:space="preserve">state, and gate the notice disclosure to activation.</w:t>
+      </w:r>
+      <w:r>
+        <w:t xml:space="preserve"> </w:t>
+      </w:r>
+      <w:r>
+        <w:t xml:space="preserve">6.</w:t>
+      </w:r>
+      <w:r>
+        <w:t xml:space="preserve"> </w:t>
+      </w:r>
+      <w:r>
+        <w:rPr>
+          <w:b/>
+          <w:bCs/>
+        </w:rPr>
+        <w:t xml:space="preserve">Known product remediation</w:t>
+      </w:r>
+      <w:r>
+        <w:t xml:space="preserve"> </w:t>
+      </w:r>
+      <w:r>
+        <w:t xml:space="preserve">(tracked, not blocking this draft): account hard-delete does not yet purge chat-message PII (Retention Schedule §4); the</w:t>
+      </w:r>
+      <w:r>
+        <w:t xml:space="preserve"> </w:t>
+      </w:r>
+      <w:r>
+        <w:rPr>
+          <w:rStyle w:val="VerbatimChar"/>
+        </w:rPr>
+        <w:t xml:space="preserve">events.signature_details</w:t>
+      </w:r>
+      <w:r>
+        <w:t xml:space="preserve"> </w:t>
+      </w:r>
+      <w:r>
+        <w:t xml:space="preserve">honoree fields (christening child data, gender-reveal due-date) collect sensitive data without a per-field consent timestamp —</w:t>
+      </w:r>
+      <w:r>
+        <w:t xml:space="preserve"> </w:t>
+      </w:r>
+      <w:r>
+        <w:rPr>
+          <w:b/>
+          <w:bCs/>
+        </w:rPr>
+        <w:t xml:space="preserve">documented as-is per owner direction</w:t>
+      </w:r>
+      <w:r>
+        <w:t xml:space="preserve">, flagged here for a future consent-instrumentation pass; and the dashboard data-minimization tightening in §8.</w:t>
+      </w:r>
+    </w:p>
+    <w:p>
+      <w:pPr>
+        <w:pStyle w:val="BlockText"/>
+      </w:pPr>
+      <w:r>
+        <w:rPr>
+          <w:b/>
+          <w:bCs/>
+        </w:rPr>
+        <w:t xml:space="preserve">Filing note.</w:t>
+      </w:r>
+      <w:r>
+        <w:t xml:space="preserve"> </w:t>
+      </w:r>
+      <w:r>
+        <w:t xml:space="preserve">This is a complete, DPO-prepared submission draft: the ROPA, PIA, sensitive-PI declaration, subprocessor list, security measures, and data-subject-rights implementation are all present and reconciled to the as-built platform as of 2026-07-13. It is</w:t>
+      </w:r>
+      <w:r>
+        <w:t xml:space="preserve"> </w:t>
+      </w:r>
+      <w:r>
+        <w:rPr>
+          <w:b/>
+          <w:bCs/>
+        </w:rPr>
+        <w:t xml:space="preserve">ready for external counsel review</w:t>
+      </w:r>
+      <w:r>
+        <w:t xml:space="preserve">, which — together with items 1-2 above — is the final gate before lodging with the NPC.</w:t>
+      </w:r>
+    </w:p>
+    <w:bookmarkEnd w:id="26"/>
+    <w:bookmarkEnd w:id="27"/>
     <w:sectPr>
       <w:footnotePr>
         <w:numRestart w:val="eachSect"/>

--- a/NPC_Privacy_Compliance_Dossier_2026-07-12.docx
+++ b/NPC_Privacy_Compliance_Dossier_2026-07-12.docx
@@ -552,26 +552,57 @@
                 <w:b/>
                 <w:bCs/>
               </w:rPr>
-              <w:t xml:space="preserve">currently last updated 2026-07-04</w:t>
-            </w:r>
-            <w:r>
-              <w:t xml:space="preserve">). The notice update that adds the faith / minors / e-gift disclosures and corrects the biometric line described in this dossier is</w:t>
-            </w:r>
-            <w:r>
-              <w:t xml:space="preserve"> </w:t>
-            </w:r>
-            <w:r>
-              <w:rPr>
-                <w:b/>
-                <w:bCs/>
-              </w:rPr>
-              <w:t xml:space="preserve">pending</w:t>
-            </w:r>
-            <w:r>
-              <w:t xml:space="preserve"> </w:t>
-            </w:r>
-            <w:r>
-              <w:t xml:space="preserve">— see §11.</w:t>
+              <w:t xml:space="preserve">last updated 2026-07-13</w:t>
+            </w:r>
+            <w:r>
+              <w:t xml:space="preserve"> </w:t>
+            </w:r>
+            <w:r>
+              <w:t xml:space="preserve">via app PR #3215, adding the faith / family / honoree / e-gift disclosures + Anthropic/Suno subprocessors). The opt-in</w:t>
+            </w:r>
+            <w:r>
+              <w:t xml:space="preserve"> </w:t>
+            </w:r>
+            <w:r>
+              <w:rPr>
+                <w:b/>
+                <w:bCs/>
+              </w:rPr>
+              <w:t xml:space="preserve">biometric</w:t>
+            </w:r>
+            <w:r>
+              <w:t xml:space="preserve"> </w:t>
+            </w:r>
+            <w:r>
+              <w:t xml:space="preserve">and</w:t>
+            </w:r>
+            <w:r>
+              <w:t xml:space="preserve"> </w:t>
+            </w:r>
+            <w:r>
+              <w:rPr>
+                <w:b/>
+                <w:bCs/>
+              </w:rPr>
+              <w:t xml:space="preserve">device-identifier</w:t>
+            </w:r>
+            <w:r>
+              <w:t xml:space="preserve"> </w:t>
+            </w:r>
+            <w:r>
+              <w:t xml:space="preserve">sections were already present on</w:t>
+            </w:r>
+            <w:r>
+              <w:t xml:space="preserve"> </w:t>
+            </w:r>
+            <w:r>
+              <w:rPr>
+                <w:rStyle w:val="VerbatimChar"/>
+              </w:rPr>
+              <w:t xml:space="preserve">origin/main</w:t>
+            </w:r>
+            <w:r>
+              <w:t xml:space="preserve">.</w:t>
             </w:r>
           </w:p>
         </w:tc>
@@ -3565,23 +3596,29 @@
               <w:pStyle w:val="Compact"/>
             </w:pPr>
             <w:r>
-              <w:t xml:space="preserve">To be disclosed in the public privacy notice</w:t>
-            </w:r>
-            <w:r>
-              <w:t xml:space="preserve"> </w:t>
-            </w:r>
-            <w:r>
-              <w:rPr>
-                <w:b/>
-                <w:bCs/>
-              </w:rPr>
-              <w:t xml:space="preserve">before</w:t>
-            </w:r>
-            <w:r>
-              <w:t xml:space="preserve"> </w:t>
-            </w:r>
-            <w:r>
-              <w:t xml:space="preserve">activation (disclosure pending — §11)</w:t>
+              <w:rPr>
+                <w:b/>
+                <w:bCs/>
+              </w:rPr>
+              <w:t xml:space="preserve">Already disclosed</w:t>
+            </w:r>
+            <w:r>
+              <w:t xml:space="preserve"> </w:t>
+            </w:r>
+            <w:r>
+              <w:t xml:space="preserve">in the public privacy notice (the</w:t>
+            </w:r>
+            <w:r>
+              <w:t xml:space="preserve"> </w:t>
+            </w:r>
+            <w:r>
+              <w:t xml:space="preserve">“Device identifier (fraud prevention)”</w:t>
+            </w:r>
+            <w:r>
+              <w:t xml:space="preserve"> </w:t>
+            </w:r>
+            <w:r>
+              <w:t xml:space="preserve">section), ahead of activation</w:t>
             </w:r>
           </w:p>
         </w:tc>
@@ -3670,7 +3707,7 @@
         <w:t xml:space="preserve">LOW</w:t>
       </w:r>
       <w:r>
-        <w:t xml:space="preserve">. The remaining gates are (a) the privacy-notice disclosure and (b) the DPO’s activation decision.</w:t>
+        <w:t xml:space="preserve">. The privacy-notice disclosure is already published; the remaining gate is the DPO’s activation decision.</w:t>
       </w:r>
     </w:p>
     <w:p>
@@ -4328,53 +4365,114 @@
           <w:b/>
           <w:bCs/>
         </w:rPr>
-        <w:t xml:space="preserve">v2.0 correction:</w:t>
-      </w:r>
-      <w:r>
-        <w:t xml:space="preserve"> </w:t>
-      </w:r>
-      <w:r>
-        <w:t xml:space="preserve">the biometric line in the public notice currently reads that Setnayan does</w:t>
-      </w:r>
-      <w:r>
-        <w:t xml:space="preserve"> </w:t>
-      </w:r>
-      <w:r>
-        <w:rPr>
-          <w:b/>
-          <w:bCs/>
-        </w:rPr>
-        <w:t xml:space="preserve">not</w:t>
-      </w:r>
-      <w:r>
-        <w:t xml:space="preserve"> </w:t>
-      </w:r>
-      <w:r>
-        <w:t xml:space="preserve">collect</w:t>
-      </w:r>
-      <w:r>
-        <w:t xml:space="preserve"> </w:t>
-      </w:r>
-      <w:r>
-        <w:t xml:space="preserve">“face biometrics or any other biometric data.”</w:t>
-      </w:r>
-      <w:r>
-        <w:t xml:space="preserve"> </w:t>
-      </w:r>
-      <w:r>
-        <w:t xml:space="preserve">Because an opt-in face-enrolment feature and its consent flow exist (vector storage dormant, image-only today), that flat denial is to be revised to an accurate</w:t>
-      </w:r>
-      <w:r>
-        <w:t xml:space="preserve"> </w:t>
-      </w:r>
-      <w:r>
-        <w:t xml:space="preserve">“optional, opt-in, per-event, currently image-only”</w:t>
-      </w:r>
-      <w:r>
-        <w:t xml:space="preserve"> </w:t>
-      </w:r>
-      <w:r>
-        <w:t xml:space="preserve">statement before the notice republishes — §11.</w:t>
+        <w:t xml:space="preserve">Note (2026-07-13):</w:t>
+      </w:r>
+      <w:r>
+        <w:t xml:space="preserve"> </w:t>
+      </w:r>
+      <w:r>
+        <w:t xml:space="preserve">the public notice</w:t>
+      </w:r>
+      <w:r>
+        <w:t xml:space="preserve"> </w:t>
+      </w:r>
+      <w:r>
+        <w:rPr>
+          <w:b/>
+          <w:bCs/>
+        </w:rPr>
+        <w:t xml:space="preserve">already</w:t>
+      </w:r>
+      <w:r>
+        <w:t xml:space="preserve"> </w:t>
+      </w:r>
+      <w:r>
+        <w:t xml:space="preserve">carries an accurate opt-in</w:t>
+      </w:r>
+      <w:r>
+        <w:t xml:space="preserve"> </w:t>
+      </w:r>
+      <w:r>
+        <w:rPr>
+          <w:b/>
+          <w:bCs/>
+        </w:rPr>
+        <w:t xml:space="preserve">Biometric data (facial recognition)</w:t>
+      </w:r>
+      <w:r>
+        <w:t xml:space="preserve"> </w:t>
+      </w:r>
+      <w:r>
+        <w:t xml:space="preserve">section (explicit consent, adults 18+, per-event scope, withdrawal → permanent deletion) and a</w:t>
+      </w:r>
+      <w:r>
+        <w:t xml:space="preserve"> </w:t>
+      </w:r>
+      <w:r>
+        <w:rPr>
+          <w:b/>
+          <w:bCs/>
+        </w:rPr>
+        <w:t xml:space="preserve">Device identifier (fraud prevention)</w:t>
+      </w:r>
+      <w:r>
+        <w:t xml:space="preserve"> </w:t>
+      </w:r>
+      <w:r>
+        <w:t xml:space="preserve">section — the earlier</w:t>
+      </w:r>
+      <w:r>
+        <w:t xml:space="preserve"> </w:t>
+      </w:r>
+      <w:r>
+        <w:t xml:space="preserve">“notice denies biometrics / omits the device identifier”</w:t>
+      </w:r>
+      <w:r>
+        <w:t xml:space="preserve"> </w:t>
+      </w:r>
+      <w:r>
+        <w:t xml:space="preserve">concern came from a</w:t>
+      </w:r>
+      <w:r>
+        <w:t xml:space="preserve"> </w:t>
+      </w:r>
+      <w:r>
+        <w:rPr>
+          <w:b/>
+          <w:bCs/>
+        </w:rPr>
+        <w:t xml:space="preserve">stale local checkout</w:t>
+      </w:r>
+      <w:r>
+        <w:t xml:space="preserve">, not the deployed</w:t>
+      </w:r>
+      <w:r>
+        <w:t xml:space="preserve"> </w:t>
+      </w:r>
+      <w:r>
+        <w:rPr>
+          <w:rStyle w:val="VerbatimChar"/>
+        </w:rPr>
+        <w:t xml:space="preserve">origin/main</w:t>
+      </w:r>
+      <w:r>
+        <w:t xml:space="preserve">. Face-vector storage is currently</w:t>
+      </w:r>
+      <w:r>
+        <w:t xml:space="preserve"> </w:t>
+      </w:r>
+      <w:r>
+        <w:rPr>
+          <w:b/>
+          <w:bCs/>
+        </w:rPr>
+        <w:t xml:space="preserve">dormant</w:t>
+      </w:r>
+      <w:r>
+        <w:t xml:space="preserve"> </w:t>
+      </w:r>
+      <w:r>
+        <w:t xml:space="preserve">(enrolment image-only until the matching model activates), which the section’s opt-in framing already accommodates.</w:t>
       </w:r>
     </w:p>
     <w:p>
@@ -5815,51 +5913,61 @@
           <w:b/>
           <w:bCs/>
         </w:rPr>
-        <w:t xml:space="preserve">Reconcile the public privacy notice</w:t>
-      </w:r>
-      <w:r>
-        <w:t xml:space="preserve"> </w:t>
-      </w:r>
-      <w:r>
-        <w:t xml:space="preserve">(</w:t>
-      </w:r>
-      <w:r>
-        <w:rPr>
-          <w:rStyle w:val="VerbatimChar"/>
-        </w:rPr>
-        <w:t xml:space="preserve">setnayan.com/privacy</w:t>
-      </w:r>
-      <w:r>
-        <w:t xml:space="preserve">) to this dossier before or alongside filing: add disclosures for</w:t>
-      </w:r>
-      <w:r>
-        <w:t xml:space="preserve"> </w:t>
-      </w:r>
-      <w:r>
-        <w:rPr>
-          <w:b/>
-          <w:bCs/>
-        </w:rPr>
-        <w:t xml:space="preserve">faith/ceremony data, minors’/dependents’ data, e-gift receiving handles, and the device fingerprint (pre-activation)</w:t>
-      </w:r>
-      <w:r>
-        <w:t xml:space="preserve">; and</w:t>
-      </w:r>
-      <w:r>
-        <w:t xml:space="preserve"> </w:t>
-      </w:r>
-      <w:r>
-        <w:rPr>
-          <w:b/>
-          <w:bCs/>
-        </w:rPr>
-        <w:t xml:space="preserve">correct the biometric line</w:t>
-      </w:r>
-      <w:r>
-        <w:t xml:space="preserve"> </w:t>
-      </w:r>
-      <w:r>
-        <w:t xml:space="preserve">from a flat denial to the accurate opt-in/image-only statement (§5).</w:t>
+        <w:t xml:space="preserve">Public privacy notice — DONE (app PR #3215, 2026-07-13):</w:t>
+      </w:r>
+      <w:r>
+        <w:t xml:space="preserve"> </w:t>
+      </w:r>
+      <w:r>
+        <w:t xml:space="preserve">added the</w:t>
+      </w:r>
+      <w:r>
+        <w:t xml:space="preserve"> </w:t>
+      </w:r>
+      <w:r>
+        <w:rPr>
+          <w:b/>
+          <w:bCs/>
+        </w:rPr>
+        <w:t xml:space="preserve">faith / family / honoree / e-gift</w:t>
+      </w:r>
+      <w:r>
+        <w:t xml:space="preserve"> </w:t>
+      </w:r>
+      <w:r>
+        <w:t xml:space="preserve">disclosures + Anthropic/Suno subprocessors; the opt-in</w:t>
+      </w:r>
+      <w:r>
+        <w:t xml:space="preserve"> </w:t>
+      </w:r>
+      <w:r>
+        <w:rPr>
+          <w:b/>
+          <w:bCs/>
+        </w:rPr>
+        <w:t xml:space="preserve">biometric</w:t>
+      </w:r>
+      <w:r>
+        <w:t xml:space="preserve"> </w:t>
+      </w:r>
+      <w:r>
+        <w:t xml:space="preserve">and</w:t>
+      </w:r>
+      <w:r>
+        <w:t xml:space="preserve"> </w:t>
+      </w:r>
+      <w:r>
+        <w:rPr>
+          <w:b/>
+          <w:bCs/>
+        </w:rPr>
+        <w:t xml:space="preserve">device-identifier</w:t>
+      </w:r>
+      <w:r>
+        <w:t xml:space="preserve"> </w:t>
+      </w:r>
+      <w:r>
+        <w:t xml:space="preserve">sections were already present. Remaining notice work is wording refinement by counsel, not a coverage gap.</w:t>
       </w:r>
       <w:r>
         <w:t xml:space="preserve"> </w:t>

--- a/NPC_Privacy_Compliance_Dossier_2026-07-12.docx
+++ b/NPC_Privacy_Compliance_Dossier_2026-07-12.docx
@@ -1478,7 +1478,48 @@
               <w:t xml:space="preserve"> </w:t>
             </w:r>
             <w:r>
-              <w:t xml:space="preserve">Dependent: name,</w:t>
+              <w:t xml:space="preserve">A dependent is a</w:t>
+            </w:r>
+            <w:r>
+              <w:t xml:space="preserve"> </w:t>
+            </w:r>
+            <w:r>
+              <w:rPr>
+                <w:b/>
+                <w:bCs/>
+              </w:rPr>
+              <w:t xml:space="preserve">person, a pet, or anything the user cares for</w:t>
+            </w:r>
+            <w:r>
+              <w:t xml:space="preserve"> </w:t>
+            </w:r>
+            <w:r>
+              <w:t xml:space="preserve">(</w:t>
+            </w:r>
+            <w:r>
+              <w:rPr>
+                <w:rStyle w:val="VerbatimChar"/>
+              </w:rPr>
+              <w:t xml:space="preserve">dependent_kind</w:t>
+            </w:r>
+            <w:r>
+              <w:t xml:space="preserve">). Only the</w:t>
+            </w:r>
+            <w:r>
+              <w:t xml:space="preserve"> </w:t>
+            </w:r>
+            <w:r>
+              <w:rPr>
+                <w:b/>
+                <w:bCs/>
+              </w:rPr>
+              <w:t xml:space="preserve">person</w:t>
+            </w:r>
+            <w:r>
+              <w:t xml:space="preserve"> </w:t>
+            </w:r>
+            <w:r>
+              <w:t xml:space="preserve">kind may carry name +</w:t>
             </w:r>
             <w:r>
               <w:t xml:space="preserve"> </w:t>
@@ -1494,7 +1535,23 @@
               <w:t xml:space="preserve"> </w:t>
             </w:r>
             <w:r>
-              <w:t xml:space="preserve">(+ guardian-consent timestamps). Godparent: name,</w:t>
+              <w:t xml:space="preserve">(+ guardian-consent timestamps) under the age fence;</w:t>
+            </w:r>
+            <w:r>
+              <w:t xml:space="preserve"> </w:t>
+            </w:r>
+            <w:r>
+              <w:rPr>
+                <w:b/>
+                <w:bCs/>
+              </w:rPr>
+              <w:t xml:space="preserve">pet / other carry only a name + optional birthday — no sensitive data.</w:t>
+            </w:r>
+            <w:r>
+              <w:t xml:space="preserve"> </w:t>
+            </w:r>
+            <w:r>
+              <w:t xml:space="preserve">Godparent: name,</w:t>
             </w:r>
             <w:r>
               <w:t xml:space="preserve"> </w:t>
@@ -1531,7 +1588,7 @@
                 <w:b/>
                 <w:bCs/>
               </w:rPr>
-              <w:t xml:space="preserve">dependents (incl. minors)</w:t>
+              <w:t xml:space="preserve">person-dependents (which may be a minor or an elder)</w:t>
             </w:r>
             <w:r>
               <w:t xml:space="preserve">; godparents (third parties)</w:t>
@@ -1545,18 +1602,18 @@
               <w:pStyle w:val="Compact"/>
             </w:pPr>
             <w:r>
-              <w:t xml:space="preserve">Optional family-milestone tracking (upcoming faith rites, godchild-birthday reminders)</w:t>
-            </w:r>
-          </w:p>
-        </w:tc>
-        <w:tc>
-          <w:tcPr/>
-          <w:p>
-            <w:pPr>
-              <w:pStyle w:val="Compact"/>
-            </w:pPr>
-            <w:r>
-              <w:t xml:space="preserve">§ 12(a)/13(a)</w:t>
+              <w:t xml:space="preserve">Optional milestone tracking (upcoming faith rites, godchild-birthday reminders)</w:t>
+            </w:r>
+          </w:p>
+        </w:tc>
+        <w:tc>
+          <w:tcPr/>
+          <w:p>
+            <w:pPr>
+              <w:pStyle w:val="Compact"/>
+            </w:pPr>
+            <w:r>
+              <w:t xml:space="preserve">§ 12(b) contract; § 13(a)</w:t>
             </w:r>
             <w:r>
               <w:t xml:space="preserve"> </w:t>
@@ -1572,18 +1629,34 @@
               <w:t xml:space="preserve"> </w:t>
             </w:r>
             <w:r>
-              <w:t xml:space="preserve">(timestamped) for the dependent’s sensitive attributes; § 12(f) legitimate interest for godparent reminder delivery</w:t>
-            </w:r>
-          </w:p>
-        </w:tc>
-        <w:tc>
-          <w:tcPr/>
-          <w:p>
-            <w:pPr>
-              <w:pStyle w:val="Compact"/>
-            </w:pPr>
-            <w:r>
-              <w:t xml:space="preserve">Life of account; deleted on withdrawal / account deletion. Shared-child records readable by a spouse account under a household model and</w:t>
+              <w:t xml:space="preserve">(timestamped) for a person-dependent’s sensitive attributes; § 12(f) legitimate interest for godparent reminders</w:t>
+            </w:r>
+          </w:p>
+        </w:tc>
+        <w:tc>
+          <w:tcPr/>
+          <w:p>
+            <w:pPr>
+              <w:pStyle w:val="Compact"/>
+            </w:pPr>
+            <w:r>
+              <w:t xml:space="preserve">Life of account; deleted on withdrawal / account deletion. A</w:t>
+            </w:r>
+            <w:r>
+              <w:t xml:space="preserve"> </w:t>
+            </w:r>
+            <w:r>
+              <w:rPr>
+                <w:b/>
+                <w:bCs/>
+              </w:rPr>
+              <w:t xml:space="preserve">person-child</w:t>
+            </w:r>
+            <w:r>
+              <w:t xml:space="preserve"> </w:t>
+            </w:r>
+            <w:r>
+              <w:t xml:space="preserve">shared record is readable by a spouse account under a household model and</w:t>
             </w:r>
             <w:r>
               <w:t xml:space="preserve"> </w:t>
@@ -1632,23 +1705,7 @@
               <w:t xml:space="preserve">NEXT_PUBLIC_DEPENDENT_PEOPLE</w:t>
             </w:r>
             <w:r>
-              <w:t xml:space="preserve">;</w:t>
-            </w:r>
-            <w:r>
-              <w:t xml:space="preserve"> </w:t>
-            </w:r>
-            <w:r>
-              <w:rPr>
-                <w:b/>
-                <w:bCs/>
-              </w:rPr>
-              <w:t xml:space="preserve">reported enabled in production (2026-07-13)</w:t>
-            </w:r>
-            <w:r>
-              <w:t xml:space="preserve"> </w:t>
-            </w:r>
-            <w:r>
-              <w:t xml:space="preserve">→ treat as Active</w:t>
+              <w:t xml:space="preserve">; reported enabled in production (2026-07-13)</w:t>
             </w:r>
           </w:p>
         </w:tc>
@@ -3983,7 +4040,20 @@
               <w:pStyle w:val="Compact"/>
             </w:pPr>
             <w:r>
-              <w:t xml:space="preserve">Dependent</w:t>
+              <w:t xml:space="preserve">A</w:t>
+            </w:r>
+            <w:r>
+              <w:t xml:space="preserve"> </w:t>
+            </w:r>
+            <w:r>
+              <w:rPr>
+                <w:b/>
+                <w:bCs/>
+              </w:rPr>
+              <w:t xml:space="preserve">person</w:t>
+            </w:r>
+            <w:r>
+              <w:t xml:space="preserve">-dependent’s</w:t>
             </w:r>
             <w:r>
               <w:t xml:space="preserve"> </w:t>
@@ -3999,7 +4069,19 @@
               <w:t xml:space="preserve"> </w:t>
             </w:r>
             <w:r>
-              <w:t xml:space="preserve">(ROPA 5); christening</w:t>
+              <w:t xml:space="preserve">— only</w:t>
+            </w:r>
+            <w:r>
+              <w:t xml:space="preserve"> </w:t>
+            </w:r>
+            <w:r>
+              <w:rPr>
+                <w:rStyle w:val="VerbatimChar"/>
+              </w:rPr>
+              <w:t xml:space="preserve">kind=person</w:t>
+            </w:r>
+            <w:r>
+              <w:t xml:space="preserve">, and only a child (&lt;18) or elder (&gt;50); pets/other excluded (ROPA 5); christening</w:t>
             </w:r>
             <w:r>
               <w:t xml:space="preserve"> </w:t>
@@ -4050,7 +4132,23 @@
               <w:pStyle w:val="Compact"/>
             </w:pPr>
             <w:r>
-              <w:t xml:space="preserve">Adults-only for self-profile; minors’ data only as event/family content entered by the responsible adult; heightened-care handling</w:t>
+              <w:t xml:space="preserve">Minors’ data arises only where the responsible adult enters a child — it is</w:t>
+            </w:r>
+            <w:r>
+              <w:t xml:space="preserve"> </w:t>
+            </w:r>
+            <w:r>
+              <w:rPr>
+                <w:b/>
+                <w:bCs/>
+              </w:rPr>
+              <w:t xml:space="preserve">not the defining purpose</w:t>
+            </w:r>
+            <w:r>
+              <w:t xml:space="preserve"> </w:t>
+            </w:r>
+            <w:r>
+              <w:t xml:space="preserve">of the dependents table; heightened-care handling</w:t>
             </w:r>
           </w:p>
         </w:tc>

--- a/NPC_Privacy_Compliance_Dossier_2026-07-12.docx
+++ b/NPC_Privacy_Compliance_Dossier_2026-07-12.docx
@@ -1687,13 +1687,13 @@
                 <w:b/>
                 <w:bCs/>
               </w:rPr>
-              <w:t xml:space="preserve">Gated</w:t>
-            </w:r>
-            <w:r>
-              <w:t xml:space="preserve"> </w:t>
-            </w:r>
-            <w:r>
-              <w:t xml:space="preserve">by</w:t>
+              <w:t xml:space="preserve">Enabled in production</w:t>
+            </w:r>
+            <w:r>
+              <w:t xml:space="preserve"> </w:t>
+            </w:r>
+            <w:r>
+              <w:t xml:space="preserve">(owner/DPO flipped</w:t>
             </w:r>
             <w:r>
               <w:t xml:space="preserve"> </w:t>
@@ -1705,7 +1705,42 @@
               <w:t xml:space="preserve">NEXT_PUBLIC_DEPENDENT_PEOPLE</w:t>
             </w:r>
             <w:r>
-              <w:t xml:space="preserve">; reported enabled in production (2026-07-13)</w:t>
+              <w:t xml:space="preserve"> </w:t>
+            </w:r>
+            <w:r>
+              <w:t xml:space="preserve">2026-07-16).</w:t>
+            </w:r>
+            <w:r>
+              <w:t xml:space="preserve"> </w:t>
+            </w:r>
+            <w:r>
+              <w:rPr>
+                <w:b/>
+                <w:bCs/>
+              </w:rPr>
+              <w:t xml:space="preserve">Ownership transfer at majority (2026-07-16/17):</w:t>
+            </w:r>
+            <w:r>
+              <w:t xml:space="preserve"> </w:t>
+            </w:r>
+            <w:r>
+              <w:t xml:space="preserve">a person-dependent’s record can be CLAIMED by the data subject at 18 (RA 6809 age of majority — 18 for both sexes, distinct from the 18F/21M debut celebration ladder) via a single-use, 7-day, guardian-revocable link (bearer token; excluded from data exports; optionally emailed to a recipient address that is used once and stored nowhere). On claim,</w:t>
+            </w:r>
+            <w:r>
+              <w:t xml:space="preserve"> </w:t>
+            </w:r>
+            <w:r>
+              <w:rPr>
+                <w:b/>
+                <w:bCs/>
+              </w:rPr>
+              <w:t xml:space="preserve">ownership of the record moves to the data subject</w:t>
+            </w:r>
+            <w:r>
+              <w:t xml:space="preserve"> </w:t>
+            </w:r>
+            <w:r>
+              <w:t xml:space="preserve">— they gain full control including erasure; the former guardian retains read-only history; the record thereafter survives the guardian’s account deletion and is deleted with the SUBJECT’s account. Elders (already past majority) are claim-eligible from day one. Pet/other records never convert to an account; care can only be reassigned guardian→guardian. Godparent edges transfer with the claimed record.</w:t>
             </w:r>
           </w:p>
         </w:tc>
@@ -2325,7 +2360,23 @@
               <w:pStyle w:val="Compact"/>
             </w:pPr>
             <w:r>
-              <w:t xml:space="preserve">Per-event only; revocable on request; purged with media (≤5y)</w:t>
+              <w:t xml:space="preserve">Per-event only; never reused across events; revocable on request.</w:t>
+            </w:r>
+            <w:r>
+              <w:t xml:space="preserve"> </w:t>
+            </w:r>
+            <w:r>
+              <w:rPr>
+                <w:b/>
+                <w:bCs/>
+              </w:rPr>
+              <w:t xml:space="preserve">Facial-geometry vector auto-expired (nulled) at ~5 years</w:t>
+            </w:r>
+            <w:r>
+              <w:t xml:space="preserve"> </w:t>
+            </w:r>
+            <w:r>
+              <w:t xml:space="preserve">by a scheduled per-event sweep (anchor = later of event date / enrolment); the underlying photo is retained. Selfie-asset purge-at-expiry is a DPO decision — §11</w:t>
             </w:r>
           </w:p>
         </w:tc>
@@ -2346,7 +2397,7 @@
               <w:t xml:space="preserve"> </w:t>
             </w:r>
             <w:r>
-              <w:t xml:space="preserve">(enrolment currently image-only until the matching model is activated) — see §5</w:t>
+              <w:t xml:space="preserve">(enrolment image-only until the matching model activates) — see §5</w:t>
             </w:r>
           </w:p>
         </w:tc>
@@ -3083,6 +3134,393 @@
             </w:pPr>
             <w:r>
               <w:t xml:space="preserve">Active</w:t>
+            </w:r>
+          </w:p>
+        </w:tc>
+      </w:tr>
+      <w:tr>
+        <w:tc>
+          <w:tcPr/>
+          <w:p>
+            <w:pPr>
+              <w:pStyle w:val="Compact"/>
+            </w:pPr>
+            <w:r>
+              <w:t xml:space="preserve">19</w:t>
+            </w:r>
+          </w:p>
+        </w:tc>
+        <w:tc>
+          <w:tcPr/>
+          <w:p>
+            <w:pPr>
+              <w:pStyle w:val="Compact"/>
+            </w:pPr>
+            <w:r>
+              <w:rPr>
+                <w:b/>
+                <w:bCs/>
+              </w:rPr>
+              <w:t xml:space="preserve">Samahan (group) memberships</w:t>
+            </w:r>
+            <w:r>
+              <w:t xml:space="preserve"> </w:t>
+            </w:r>
+            <w:r>
+              <w:t xml:space="preserve">— the group’s</w:t>
+            </w:r>
+            <w:r>
+              <w:t xml:space="preserve"> </w:t>
+            </w:r>
+            <w:r>
+              <w:rPr>
+                <w:b/>
+                <w:bCs/>
+              </w:rPr>
+              <w:t xml:space="preserve">user-chosen name</w:t>
+            </w:r>
+            <w:r>
+              <w:t xml:space="preserve">, optional description, the member’s role (organizer/member), join date, and a rotating invite token.</w:t>
+            </w:r>
+            <w:r>
+              <w:t xml:space="preserve"> </w:t>
+            </w:r>
+            <w:r>
+              <w:rPr>
+                <w:b/>
+                <w:bCs/>
+              </w:rPr>
+              <w:t xml:space="preserve">No classification/category field exists by design</w:t>
+            </w:r>
+            <w:r>
+              <w:t xml:space="preserve"> </w:t>
+            </w:r>
+            <w:r>
+              <w:t xml:space="preserve">(owner 2026-07-17): the platform never labels a group’s nature or affiliation — the old</w:t>
+            </w:r>
+            <w:r>
+              <w:t xml:space="preserve"> </w:t>
+            </w:r>
+            <w:r>
+              <w:rPr>
+                <w:rStyle w:val="VerbatimChar"/>
+              </w:rPr>
+              <w:t xml:space="preserve">kind</w:t>
+            </w:r>
+            <w:r>
+              <w:t xml:space="preserve"> </w:t>
+            </w:r>
+            <w:r>
+              <w:t xml:space="preserve">taxonomy (which included</w:t>
+            </w:r>
+            <w:r>
+              <w:t xml:space="preserve"> </w:t>
+            </w:r>
+            <w:r>
+              <w:rPr>
+                <w:rStyle w:val="VerbatimChar"/>
+              </w:rPr>
+              <w:t xml:space="preserve">parish</w:t>
+            </w:r>
+            <w:r>
+              <w:t xml:space="preserve">, a religious-affiliation signal) was</w:t>
+            </w:r>
+            <w:r>
+              <w:t xml:space="preserve"> </w:t>
+            </w:r>
+            <w:r>
+              <w:rPr>
+                <w:b/>
+                <w:bCs/>
+              </w:rPr>
+              <w:t xml:space="preserve">removed at the schema level</w:t>
+            </w:r>
+            <w:r>
+              <w:t xml:space="preserve">, so no query, export, or breach can enumerate members by group type. A group’s free-text name is the group’s own speech, not a platform-assigned category</w:t>
+            </w:r>
+          </w:p>
+        </w:tc>
+        <w:tc>
+          <w:tcPr/>
+          <w:p>
+            <w:pPr>
+              <w:pStyle w:val="Compact"/>
+            </w:pPr>
+            <w:r>
+              <w:t xml:space="preserve">Account holders who create or join a samahan</w:t>
+            </w:r>
+          </w:p>
+        </w:tc>
+        <w:tc>
+          <w:tcPr/>
+          <w:p>
+            <w:pPr>
+              <w:pStyle w:val="Compact"/>
+            </w:pPr>
+            <w:r>
+              <w:t xml:space="preserve">User-initiated group formation (barkada/clan/org/etc. as THEY name it); rosters visible to fellow members only</w:t>
+            </w:r>
+          </w:p>
+        </w:tc>
+        <w:tc>
+          <w:tcPr/>
+          <w:p>
+            <w:pPr>
+              <w:pStyle w:val="Compact"/>
+            </w:pPr>
+            <w:r>
+              <w:t xml:space="preserve">§ 12(b) contract (user-initiated membership)</w:t>
+            </w:r>
+          </w:p>
+        </w:tc>
+        <w:tc>
+          <w:tcPr/>
+          <w:p>
+            <w:pPr>
+              <w:pStyle w:val="Compact"/>
+            </w:pPr>
+            <w:r>
+              <w:t xml:space="preserve">Membership row deleted on leaving the group or account deletion; included in the data export (</w:t>
+            </w:r>
+            <w:r>
+              <w:rPr>
+                <w:rStyle w:val="VerbatimChar"/>
+              </w:rPr>
+              <w:t xml:space="preserve">samahan_memberships</w:t>
+            </w:r>
+            <w:r>
+              <w:t xml:space="preserve">)</w:t>
+            </w:r>
+          </w:p>
+        </w:tc>
+        <w:tc>
+          <w:tcPr/>
+          <w:p>
+            <w:pPr>
+              <w:pStyle w:val="Compact"/>
+            </w:pPr>
+            <w:r>
+              <w:t xml:space="preserve">Active (live product); disclosed in the privacy notice</w:t>
+            </w:r>
+            <w:r>
+              <w:t xml:space="preserve"> </w:t>
+            </w:r>
+            <w:r>
+              <w:t xml:space="preserve">“Samahan (groups)”</w:t>
+            </w:r>
+            <w:r>
+              <w:t xml:space="preserve"> </w:t>
+            </w:r>
+            <w:r>
+              <w:t xml:space="preserve">section (2026-07-17)</w:t>
+            </w:r>
+          </w:p>
+        </w:tc>
+      </w:tr>
+      <w:tr>
+        <w:tc>
+          <w:tcPr/>
+          <w:p>
+            <w:pPr>
+              <w:pStyle w:val="Compact"/>
+            </w:pPr>
+            <w:r>
+              <w:t xml:space="preserve">20</w:t>
+            </w:r>
+          </w:p>
+        </w:tc>
+        <w:tc>
+          <w:tcPr/>
+          <w:p>
+            <w:pPr>
+              <w:pStyle w:val="Compact"/>
+            </w:pPr>
+            <w:r>
+              <w:rPr>
+                <w:b/>
+                <w:bCs/>
+              </w:rPr>
+              <w:t xml:space="preserve">Papic Lite — open/crowd photo capture</w:t>
+            </w:r>
+            <w:r>
+              <w:t xml:space="preserve"> </w:t>
+            </w:r>
+            <w:r>
+              <w:t xml:space="preserve">(public-event QR;</w:t>
+            </w:r>
+            <w:r>
+              <w:t xml:space="preserve"> </w:t>
+            </w:r>
+            <w:r>
+              <w:rPr>
+                <w:b/>
+                <w:bCs/>
+              </w:rPr>
+              <w:t xml:space="preserve">photos only, no video, biometric-free — no facial-geometry vectors</w:t>
+            </w:r>
+            <w:r>
+              <w:t xml:space="preserve">). A shared photo pool for a large public event; captures</w:t>
+            </w:r>
+            <w:r>
+              <w:t xml:space="preserve"> </w:t>
+            </w:r>
+            <w:r>
+              <w:rPr>
+                <w:b/>
+                <w:bCs/>
+              </w:rPr>
+              <w:t xml:space="preserve">photographs that may include non-participant bystanders</w:t>
+            </w:r>
+            <w:r>
+              <w:t xml:space="preserve">; optional participant</w:t>
+            </w:r>
+            <w:r>
+              <w:t xml:space="preserve"> </w:t>
+            </w:r>
+            <w:r>
+              <w:rPr>
+                <w:b/>
+                <w:bCs/>
+              </w:rPr>
+              <w:t xml:space="preserve">join email</w:t>
+            </w:r>
+            <w:r>
+              <w:t xml:space="preserve"> </w:t>
+            </w:r>
+            <w:r>
+              <w:t xml:space="preserve">(magic-link claim) + consent timestamp + device/IP-hash (Sybil control)</w:t>
+            </w:r>
+          </w:p>
+        </w:tc>
+        <w:tc>
+          <w:tcPr/>
+          <w:p>
+            <w:pPr>
+              <w:pStyle w:val="Compact"/>
+            </w:pPr>
+            <w:r>
+              <w:t xml:space="preserve">Public-event attendees + bystanders; the hosting organizer (controller of the pool)</w:t>
+            </w:r>
+          </w:p>
+        </w:tc>
+        <w:tc>
+          <w:tcPr/>
+          <w:p>
+            <w:pPr>
+              <w:pStyle w:val="Compact"/>
+            </w:pPr>
+            <w:r>
+              <w:t xml:space="preserve">Let a host collect one shared photo pool for a public/large event (concert, tournament, corporate); each joiner keeps their own shots</w:t>
+            </w:r>
+          </w:p>
+        </w:tc>
+        <w:tc>
+          <w:tcPr/>
+          <w:p>
+            <w:pPr>
+              <w:pStyle w:val="Compact"/>
+            </w:pPr>
+            <w:r>
+              <w:t xml:space="preserve">§ 12(b) contract (host); § 12(a) join-consent (participants); bystander images on a public-space + posted-host-notice basis</w:t>
+            </w:r>
+            <w:r>
+              <w:t xml:space="preserve"> </w:t>
+            </w:r>
+            <w:r>
+              <w:rPr>
+                <w:i/>
+                <w:iCs/>
+              </w:rPr>
+              <w:t xml:space="preserve">(counsel)</w:t>
+            </w:r>
+          </w:p>
+        </w:tc>
+        <w:tc>
+          <w:tcPr/>
+          <w:p>
+            <w:pPr>
+              <w:pStyle w:val="Compact"/>
+            </w:pPr>
+            <w:r>
+              <w:t xml:space="preserve">Full-res 6-month window then dropped; compressed gallery ≤5y.</w:t>
+            </w:r>
+            <w:r>
+              <w:t xml:space="preserve"> </w:t>
+            </w:r>
+            <w:r>
+              <w:rPr>
+                <w:b/>
+                <w:bCs/>
+              </w:rPr>
+              <w:t xml:space="preserve">Erasure = a public takedown/complaint form</w:t>
+            </w:r>
+            <w:r>
+              <w:t xml:space="preserve"> </w:t>
+            </w:r>
+            <w:r>
+              <w:t xml:space="preserve">(routes to host + admin) — the subject-access mechanism</w:t>
+            </w:r>
+            <w:r>
+              <w:t xml:space="preserve"> </w:t>
+            </w:r>
+            <w:r>
+              <w:rPr>
+                <w:i/>
+                <w:iCs/>
+              </w:rPr>
+              <w:t xml:space="preserve">because Lite has no face-search</w:t>
+            </w:r>
+          </w:p>
+        </w:tc>
+        <w:tc>
+          <w:tcPr/>
+          <w:p>
+            <w:pPr>
+              <w:pStyle w:val="Compact"/>
+            </w:pPr>
+            <w:r>
+              <w:rPr>
+                <w:b/>
+                <w:bCs/>
+              </w:rPr>
+              <w:t xml:space="preserve">Gated</w:t>
+            </w:r>
+            <w:r>
+              <w:t xml:space="preserve"> </w:t>
+            </w:r>
+            <w:r>
+              <w:t xml:space="preserve">—</w:t>
+            </w:r>
+            <w:r>
+              <w:t xml:space="preserve"> </w:t>
+            </w:r>
+            <w:r>
+              <w:rPr>
+                <w:rStyle w:val="VerbatimChar"/>
+              </w:rPr>
+              <w:t xml:space="preserve">NEXT_PUBLIC_PAPIC_LITE_ENABLED</w:t>
+            </w:r>
+            <w:r>
+              <w:t xml:space="preserve"> </w:t>
+            </w:r>
+            <w:r>
+              <w:t xml:space="preserve">OFF in production; collects nothing until enabled,</w:t>
+            </w:r>
+            <w:r>
+              <w:t xml:space="preserve"> </w:t>
+            </w:r>
+            <w:r>
+              <w:rPr>
+                <w:b/>
+                <w:bCs/>
+              </w:rPr>
+              <w:t xml:space="preserve">blocked on DPO + external-counsel sign-off + a CSAM matcher</w:t>
+            </w:r>
+            <w:r>
+              <w:t xml:space="preserve"> </w:t>
+            </w:r>
+            <w:r>
+              <w:t xml:space="preserve">(see §11)</w:t>
             </w:r>
           </w:p>
         </w:tc>
@@ -5356,6 +5794,118 @@
           </w:p>
         </w:tc>
       </w:tr>
+      <w:tr>
+        <w:tc>
+          <w:tcPr/>
+          <w:p>
+            <w:pPr>
+              <w:pStyle w:val="Compact"/>
+            </w:pPr>
+            <w:r>
+              <w:t xml:space="preserve">Backblaze B2</w:t>
+            </w:r>
+          </w:p>
+        </w:tc>
+        <w:tc>
+          <w:tcPr/>
+          <w:p>
+            <w:pPr>
+              <w:pStyle w:val="Compact"/>
+            </w:pPr>
+            <w:r>
+              <w:t xml:space="preserve">Cold object storage — Papic compressed-gallery cold tier at scale</w:t>
+            </w:r>
+          </w:p>
+        </w:tc>
+        <w:tc>
+          <w:tcPr/>
+          <w:p>
+            <w:pPr>
+              <w:pStyle w:val="Compact"/>
+            </w:pPr>
+            <w:r>
+              <w:t xml:space="preserve">United States</w:t>
+            </w:r>
+          </w:p>
+        </w:tc>
+        <w:tc>
+          <w:tcPr/>
+          <w:p>
+            <w:pPr>
+              <w:pStyle w:val="Compact"/>
+            </w:pPr>
+            <w:r>
+              <w:rPr>
+                <w:b/>
+                <w:bCs/>
+              </w:rPr>
+              <w:t xml:space="preserve">Not yet active</w:t>
+            </w:r>
+            <w:r>
+              <w:t xml:space="preserve"> </w:t>
+            </w:r>
+            <w:r>
+              <w:t xml:space="preserve">— flag-gated; engaged only once the aggregate cold pile reaches ~tens of TB</w:t>
+            </w:r>
+          </w:p>
+        </w:tc>
+      </w:tr>
+      <w:tr>
+        <w:tc>
+          <w:tcPr/>
+          <w:p>
+            <w:pPr>
+              <w:pStyle w:val="Compact"/>
+            </w:pPr>
+            <w:r>
+              <w:t xml:space="preserve">CSAM hash-matching provider (e.g. PhotoDNA / NCMEC)</w:t>
+            </w:r>
+          </w:p>
+        </w:tc>
+        <w:tc>
+          <w:tcPr/>
+          <w:p>
+            <w:pPr>
+              <w:pStyle w:val="Compact"/>
+            </w:pPr>
+            <w:r>
+              <w:t xml:space="preserve">Known-illegal-image hash matching for Papic Lite public capture</w:t>
+            </w:r>
+          </w:p>
+        </w:tc>
+        <w:tc>
+          <w:tcPr/>
+          <w:p>
+            <w:pPr>
+              <w:pStyle w:val="Compact"/>
+            </w:pPr>
+            <w:r>
+              <w:t xml:space="preserve">United States</w:t>
+            </w:r>
+          </w:p>
+        </w:tc>
+        <w:tc>
+          <w:tcPr/>
+          <w:p>
+            <w:pPr>
+              <w:pStyle w:val="Compact"/>
+            </w:pPr>
+            <w:r>
+              <w:rPr>
+                <w:b/>
+                <w:bCs/>
+              </w:rPr>
+              <w:t xml:space="preserve">Not yet engaged</w:t>
+            </w:r>
+            <w:r>
+              <w:t xml:space="preserve"> </w:t>
+            </w:r>
+            <w:r>
+              <w:t xml:space="preserve">— required before Papic Lite public launch; mandatory-reporting duty to be reviewed by counsel</w:t>
+            </w:r>
+          </w:p>
+        </w:tc>
+      </w:tr>
     </w:tbl>
     <w:p>
       <w:pPr>
@@ -5641,6 +6191,72 @@
       </w:r>
     </w:p>
     <w:p>
+      <w:pPr>
+        <w:pStyle w:val="BodyText"/>
+      </w:pPr>
+      <w:r>
+        <w:rPr>
+          <w:b/>
+          <w:bCs/>
+        </w:rPr>
+        <w:t xml:space="preserve">Papic media lifecycle (2026-07-17).</w:t>
+      </w:r>
+      <w:r>
+        <w:t xml:space="preserve"> </w:t>
+      </w:r>
+      <w:r>
+        <w:t xml:space="preserve">Captured photos and 5-second clips are kept at full resolution for</w:t>
+      </w:r>
+      <w:r>
+        <w:t xml:space="preserve"> </w:t>
+      </w:r>
+      <w:r>
+        <w:rPr>
+          <w:b/>
+          <w:bCs/>
+        </w:rPr>
+        <w:t xml:space="preserve">6 months</w:t>
+      </w:r>
+      <w:r>
+        <w:t xml:space="preserve"> </w:t>
+      </w:r>
+      <w:r>
+        <w:t xml:space="preserve">(for the couple to download or sync to their own Google Drive). After the window the full-res original is</w:t>
+      </w:r>
+      <w:r>
+        <w:t xml:space="preserve"> </w:t>
+      </w:r>
+      <w:r>
+        <w:rPr>
+          <w:b/>
+          <w:bCs/>
+        </w:rPr>
+        <w:t xml:space="preserve">dropped from Setnayan storage</w:t>
+      </w:r>
+      <w:r>
+        <w:t xml:space="preserve"> </w:t>
+      </w:r>
+      <w:r>
+        <w:t xml:space="preserve">unless the couple has synced it to their Drive; a</w:t>
+      </w:r>
+      <w:r>
+        <w:t xml:space="preserve"> </w:t>
+      </w:r>
+      <w:r>
+        <w:rPr>
+          <w:b/>
+          <w:bCs/>
+        </w:rPr>
+        <w:t xml:space="preserve">compressed web copy</w:t>
+      </w:r>
+      <w:r>
+        <w:t xml:space="preserve"> </w:t>
+      </w:r>
+      <w:r>
+        <w:t xml:space="preserve">(photos + compressed clip copies) is retained on the couple’s gallery indefinitely as the serving copy — so no media type carries an unbounded full-resolution tail. Optional facial-geometry vectors (ROPA 11) auto-expire per event at ~5 years; the account-level face profile is governed by account deletion, not this per-event clock. Papic Lite (ROPA 20) is photos-only and biometric-free.</w:t>
+      </w:r>
+    </w:p>
+    <w:p>
       <w:r>
         <w:pict>
           <v:rect style="width:0;height:1.5pt" o:hralign="center" o:hrstd="t" o:hr="t"/>
@@ -6266,6 +6882,190 @@
       </w:r>
       <w:r>
         <w:t xml:space="preserve">, flagged here for a future consent-instrumentation pass; and the dashboard data-minimization tightening in §8.</w:t>
+      </w:r>
+    </w:p>
+    <w:p>
+      <w:pPr>
+        <w:pStyle w:val="BodyText"/>
+      </w:pPr>
+      <w:r>
+        <w:rPr>
+          <w:b/>
+          <w:bCs/>
+        </w:rPr>
+        <w:t xml:space="preserve">Papic v3 (added 2026-07-17):</w:t>
+      </w:r>
+      <w:r>
+        <w:t xml:space="preserve"> </w:t>
+      </w:r>
+      <w:r>
+        <w:t xml:space="preserve">7.</w:t>
+      </w:r>
+      <w:r>
+        <w:t xml:space="preserve"> </w:t>
+      </w:r>
+      <w:r>
+        <w:rPr>
+          <w:b/>
+          <w:bCs/>
+        </w:rPr>
+        <w:t xml:space="preserve">Papic Lite public-launch gate (counsel + DPO) — blocking Lite only.</w:t>
+      </w:r>
+      <w:r>
+        <w:t xml:space="preserve"> </w:t>
+      </w:r>
+      <w:r>
+        <w:t xml:space="preserve">The open, public-QR photo pool (ROPA 20) is built but flag-OFF. Enabling it requires sign-off on: bystander/subject consent at QR-join; the</w:t>
+      </w:r>
+      <w:r>
+        <w:t xml:space="preserve"> </w:t>
+      </w:r>
+      <w:r>
+        <w:rPr>
+          <w:b/>
+          <w:bCs/>
+        </w:rPr>
+        <w:t xml:space="preserve">public takedown/complaint mechanism</w:t>
+      </w:r>
+      <w:r>
+        <w:t xml:space="preserve"> </w:t>
+      </w:r>
+      <w:r>
+        <w:t xml:space="preserve">that serves the erasure right absent face-search (Lite is biometric-free); a minors-in-crowd notice (concerts/reunions/tournaments); and a</w:t>
+      </w:r>
+      <w:r>
+        <w:t xml:space="preserve"> </w:t>
+      </w:r>
+      <w:r>
+        <w:rPr>
+          <w:b/>
+          <w:bCs/>
+        </w:rPr>
+        <w:t xml:space="preserve">CSAM known-hash matcher + mandatory-reporting</w:t>
+      </w:r>
+      <w:r>
+        <w:t xml:space="preserve"> </w:t>
+      </w:r>
+      <w:r>
+        <w:t xml:space="preserve">review before an anonymous public upload endpoint goes live. Wedding Papic is unaffected.</w:t>
+      </w:r>
+      <w:r>
+        <w:t xml:space="preserve"> </w:t>
+      </w:r>
+      <w:r>
+        <w:t xml:space="preserve">8.</w:t>
+      </w:r>
+      <w:r>
+        <w:t xml:space="preserve"> </w:t>
+      </w:r>
+      <w:r>
+        <w:rPr>
+          <w:b/>
+          <w:bCs/>
+        </w:rPr>
+        <w:t xml:space="preserve">Face-vector 5-year expiry (DPO).</w:t>
+      </w:r>
+      <w:r>
+        <w:t xml:space="preserve"> </w:t>
+      </w:r>
+      <w:r>
+        <w:t xml:space="preserve">Confirm the expiry anchor (event date vs enrolment) and whether the enrolment</w:t>
+      </w:r>
+      <w:r>
+        <w:t xml:space="preserve"> </w:t>
+      </w:r>
+      <w:r>
+        <w:rPr>
+          <w:b/>
+          <w:bCs/>
+        </w:rPr>
+        <w:t xml:space="preserve">selfie</w:t>
+      </w:r>
+      <w:r>
+        <w:t xml:space="preserve"> </w:t>
+      </w:r>
+      <w:r>
+        <w:t xml:space="preserve">biometric asset is purged at expiry or retained (default proposed: null the vector, retain the photo). Add the sweep to the Data Retention Schedule + Face-Vector DPIA.</w:t>
+      </w:r>
+      <w:r>
+        <w:t xml:space="preserve"> </w:t>
+      </w:r>
+      <w:r>
+        <w:t xml:space="preserve">9.</w:t>
+      </w:r>
+      <w:r>
+        <w:t xml:space="preserve"> </w:t>
+      </w:r>
+      <w:r>
+        <w:rPr>
+          <w:b/>
+          <w:bCs/>
+        </w:rPr>
+        <w:t xml:space="preserve">⚠ Security-statement reconciliation (before filing).</w:t>
+      </w:r>
+      <w:r>
+        <w:t xml:space="preserve"> </w:t>
+      </w:r>
+      <w:r>
+        <w:t xml:space="preserve">§8 states</w:t>
+      </w:r>
+      <w:r>
+        <w:t xml:space="preserve"> </w:t>
+      </w:r>
+      <w:r>
+        <w:t xml:space="preserve">“OAuth grants encrypted at rest,”</w:t>
+      </w:r>
+      <w:r>
+        <w:t xml:space="preserve"> </w:t>
+      </w:r>
+      <w:r>
+        <w:t xml:space="preserve">but the Papic build review found the Google-Drive</w:t>
+      </w:r>
+      <w:r>
+        <w:t xml:space="preserve"> </w:t>
+      </w:r>
+      <w:r>
+        <w:rPr>
+          <w:rStyle w:val="VerbatimChar"/>
+        </w:rPr>
+        <w:t xml:space="preserve">oauth_grants.refresh_token</w:t>
+      </w:r>
+      <w:r>
+        <w:t xml:space="preserve"> </w:t>
+      </w:r>
+      <w:r>
+        <w:t xml:space="preserve">/</w:t>
+      </w:r>
+      <w:r>
+        <w:t xml:space="preserve"> </w:t>
+      </w:r>
+      <w:r>
+        <w:rPr>
+          <w:rStyle w:val="VerbatimChar"/>
+        </w:rPr>
+        <w:t xml:space="preserve">access_token</w:t>
+      </w:r>
+      <w:r>
+        <w:t xml:space="preserve"> </w:t>
+      </w:r>
+      <w:r>
+        <w:t xml:space="preserve">stored</w:t>
+      </w:r>
+      <w:r>
+        <w:t xml:space="preserve"> </w:t>
+      </w:r>
+      <w:r>
+        <w:rPr>
+          <w:b/>
+          <w:bCs/>
+        </w:rPr>
+        <w:t xml:space="preserve">in plaintext</w:t>
+      </w:r>
+      <w:r>
+        <w:t xml:space="preserve"> </w:t>
+      </w:r>
+      <w:r>
+        <w:t xml:space="preserve">today. Either implement application-layer encryption to make the statement true, or correct §8 — a submission must not overstate a technical control.</w:t>
       </w:r>
     </w:p>
     <w:p>
